--- a/iweict2026/PAPER_EN.docx
+++ b/iweict2026/PAPER_EN.docx
@@ -27,7 +27,7 @@
         <w:pStyle w:val="Author"/>
       </w:pPr>
       <w:r>
-        <w:t xml:space="preserve">(Author)</w:t>
+        <w:t xml:space="preserve">(저자 이름)</w:t>
       </w:r>
     </w:p>
     <w:p>
@@ -35,7 +35,7 @@
         <w:pStyle w:val="Affiliation"/>
       </w:pPr>
       <w:r>
-        <w:t xml:space="preserve">(Department), (University)</w:t>
+        <w:t xml:space="preserve">(학과), (대학교)</w:t>
       </w:r>
     </w:p>
     <w:p>
@@ -67,7 +67,7 @@
         <w:pStyle w:val="Abstract"/>
       </w:pPr>
       <w:r>
-        <w:t>Abstract—Efficient neural networks are usually designed to minimize multiplications, but on a small accelerator the run time may be set by something else. We denoise Gaussian noise (σ=25) on our integer CNN accelerator for a Zynq XC7Z020 FPGA (64 multipliers, one bitstream, 7-bit inputs) and show how the measured bottleneck changes the network design. A cycle model, within 0.003% of the board after two corrections, shows that this build, which receives host-built windows one value per cycle, is bound by its input port: a layer costs K cycles per window, K being the number of input values, for up to 64 output channels. A 7-layer DnCNN-style baseline therefore uses 41% of the multipliers, and two choices that look wasteful by FLOP count pay off. A 2×2 space-to-depth input fits a 10-layer, 64-channel network (6.4× the parameters, 1.6× the multiplications) in 25% fewer cycles, 0.3 dB higher on Set12. Maxout, which doubles a layer's multiplications, becomes extra output channels: on the board a 64-output maxout layer took 289 cycles per window, as a 32-output ReLU layer did, and for 1% more cycles the maxout network denoises better than the ReLU network of the same width [MAXOUT]. With quantization-aware training that reproduces the board's arithmetic, the quality-first integer model reaches 30.12 / 29.02 dB (Set12 / BSD68), above BM3D on the same clipped input (29.95 / 28.37 dB; 29.98 / 28.62 dB unclipped), and the speed-first model matches BM3D in 2.63× fewer cycles. Five models were verified bit for bit on the board. With on-chip line buffers, the same model predicts that both choices lose their advantage: the best network follows the bottleneck.</w:t>
+        <w:t>Abstract—Efficient neural networks are usually designed to minimize multiplications, but on a small accelerator the run time may be set by something else. We denoise Gaussian noise (σ=25) on our integer CNN accelerator for a Zynq XC7Z020 FPGA (64 multipliers, one bitstream, 7-bit inputs) and show how the measured bottleneck changes the network design. A cycle model, within 0.003% of the board after two corrections, shows that this build, which receives host-built windows one value per cycle, is bound by its input port: a window of K input values costs K cycles for up to 64 output channels. A 7-layer DnCNN-style baseline therefore uses 41% of the multipliers, and two choices that look wasteful by FLOP count pay off. A 2×2 space-to-depth input fits a 10-layer, 64-channel network (6.4× the parameters, 1.6× the multiplications) in 25% fewer cycles, 0.3 dB higher on Set12. Maxout, which doubles a layer's multiplications, becomes extra output channels: on the board a 64-output maxout layer took 289 cycles per window, as a 32-output ReLU layer did, and for 1% more cycles the maxout network denoises better than the ReLU network of the same width [MAXOUT]. With quantization-aware training that reproduces the board's arithmetic, the quality-first integer model reaches 30.12 / 29.02 dB (Set12 / BSD68), above BM3D on the same clipped input (29.95 / 28.37 dB; 29.98 / 28.62 dB unclipped), and the speed-first model matches BM3D in 2.63× fewer cycles. Five models were verified bit for bit on the board. With on-chip line buffers, the same model predicts that maxout stops being free and network B becomes slower than the baseline: the best network follows the bottleneck.</w:t>
       </w:r>
     </w:p>
     <w:p>
@@ -115,7 +115,7 @@
         <w:pStyle w:val="a3"/>
       </w:pPr>
       <w:r>
-        <w:t>Space-to-depth [12], [5], maxout [13]–[15] and quantization-aware training [16] are known techniques; our claim concerns the reason for choosing them. It holds for an input structure that receives host-built windows; with on-chip line buffers the same model predicts the opposite choices (Section II).</w:t>
+        <w:t>Space-to-depth [12], [5], maxout [13]–[15] and quantization-aware training [16] are known techniques; our claim concerns the reason for choosing them. It holds for an input structure that receives host-built windows; with on-chip line buffers the same model predicts different choices (Section II).</w:t>
       </w:r>
     </w:p>
     <w:p>
@@ -221,7 +221,7 @@
         <w:pStyle w:val="a3"/>
       </w:pPr>
       <w:r>
-        <w:t>When K dominates, the core is input-bound and up to P·T = 64 output channels cost nothing: at K = 288, COUT = 32 and 64 both take 288 cycles. On the baseline network the board showed one cycle more per window and at least COUT cycles per window (outputs leave one per cycle). With these two corrections, (1) predicted the total cycles of two networks designed afterwards within 0.003% (Table II), against 0.7–1.7% without them. Equation (1) is the dense-mode bound. All board runs used the sparse mode, which skips multiplications by zero activations and so shortens only the compute term; input-bound layers take the same cycles in both modes.</w:t>
+        <w:t>When K dominates, the core is input-bound and up to P·T = 64 output channels cost nothing: at K = 288, COUT = 32 and 64 both take 288 cycles. On the baseline network the board showed one cycle more per window and at least COUT cycles per window (outputs leave one per cycle). With these two corrections, (1) predicted the total cycles of two networks designed afterwards within 0.003% (Table II), against 0.7–1.6% without them. Equation (1) is the dense-mode bound. All board runs used the sparse mode, which skips multiplications by zero activations and so shortens only the compute term; input-bound layers take the same cycles in both modes.</w:t>
       </w:r>
     </w:p>
     <w:p>
@@ -317,7 +317,7 @@
         <w:t>Training and quantization.</w:t>
       </w:r>
       <w:r>
-        <w:t xml:space="preserve"> We train on 380 Train400 [1] images, holding out every 20th for validation, with 40×40 (A) or 50×50 patches, flips, rotations, MSE and Adam (10⁻³, batch 128), halving the rate after 6 epochs without validation gain. Weights are per-channel symmetric INT8 and activations 7-bit with one scale per map [16], chosen from percentiles on training images. A module that reproduces the board's integer arithmetic in float (rounding, bias units, skip-scale folding, maxout after requantization, 8-bit output) is then fine-tuned for 15 epochs with straight-through gradients and learned scales [18]; its PSNR matches the integer model within 0.001 dB. Set12 and BSD68 are used for no choice.</w:t>
+        <w:t xml:space="preserve"> We train on 380 Train400 [1] images, holding out every 20th for validation, with 40×40 (A) or 50×50 patches, flips, rotations, MSE and Adam (10⁻³, batch 128), halving the rate after 6 epochs without validation gain. Weights are per-channel symmetric INT8 and activations 7-bit with one scale per map [16], chosen from percentiles on training images. A module that reproduces the board's integer arithmetic in float (rounding, bias units, skip-scale folding, maxout after requantization, 8-bit output) is then fine-tuned for 15 epochs with straight-through gradients and learned scales [18]; its PSNR matches the integer model within 0.001 dB. No checkpoint, learning-rate step or quantization range was chosen on Set12 or BSD68.</w:t>
       </w:r>
     </w:p>
     <w:p>
@@ -1836,7 +1836,7 @@
         <w:pStyle w:val="a3"/>
       </w:pPr>
       <w:r>
-        <w:t>On a 64-multiplier integer core, a cycle model that matches the board showed that the bottleneck is the input port, not the multipliers, and two choices that look wasteful by FLOP count paid off: space-to-depth fitted a 6.4× larger network into 25% fewer cycles, and maxout used free output channels at no hidden-layer cost [MAXOUT]. The quality model beats BM3D on the same input on both test sets, the speed model matches it in 2.63× fewer cycles, and five models were verified bit for bit on the board. The result belongs to an input structure fed by host-built windows; the cycle model predicts that it reverses with line buffers, which we will measure next. Energy, end-to-end time without the test harness, other noise levels, more seeds, color images and SSIM are not reported. Code, integer models, per-image PSNR and board logs are in the project repository.</w:t>
+        <w:t>On a 64-multiplier integer core, a cycle model that matches the board showed that the bottleneck is the input port, not the multipliers, and two choices that look wasteful by FLOP count paid off: space-to-depth fitted a 6.4× larger network into 25% fewer cycles, and maxout used free output channels at no hidden-layer cost [MAXOUT]. The quality model beats BM3D on the same input on both test sets, the speed model matches it in 2.63× fewer cycles, and five models were verified bit for bit on the board. The result belongs to an input structure fed by host-built windows; with line buffers the cycle model predicts that maxout stops being free and B becomes slower than A, which we will measure next. Energy, end-to-end time without the test harness, other noise levels, more seeds, color images and SSIM are not reported. Code, integer models, per-image PSNR and board logs are in the project repository.</w:t>
       </w:r>
     </w:p>
     <w:p>

--- a/iweict2026/PAPER_EN.docx
+++ b/iweict2026/PAPER_EN.docx
@@ -67,7 +67,7 @@
         <w:pStyle w:val="Abstract"/>
       </w:pPr>
       <w:r>
-        <w:t>Abstract—Efficient neural networks are usually designed to minimize multiplications, but on a small accelerator the run time may be set by something else. We denoise Gaussian noise (σ=25) on our integer CNN accelerator for a Zynq XC7Z020 FPGA (64 multipliers, one bitstream, 7-bit inputs) and show how the measured bottleneck changes the network design. A cycle model, within 0.003% of the board after two corrections, shows that this build, which receives host-built windows one value per cycle, is bound by its input port: a window of K input values costs K cycles for up to 64 output channels. A 7-layer DnCNN-style baseline therefore uses 41% of the multipliers, and two choices that look wasteful by FLOP count pay off. A 2×2 space-to-depth input fits a 10-layer, 64-channel network (6.4× the parameters, 1.6× the multiplications) in 25% fewer cycles, 0.3 dB higher on Set12. Maxout, which doubles a layer's multiplications, becomes extra output channels: on the board a 64-output maxout layer took 289 cycles per window, as a 32-output ReLU layer did, and for 1% more cycles the maxout network denoises better than the ReLU network of the same width [MAXOUT]. With quantization-aware training that reproduces the board's arithmetic, the quality-first integer model reaches 30.12 / 29.02 dB (Set12 / BSD68), above BM3D on the same clipped input (29.95 / 28.37 dB; 29.98 / 28.62 dB unclipped), and the speed-first model matches BM3D in 2.63× fewer cycles. Five models were verified bit for bit on the board. With on-chip line buffers, the same model predicts that maxout stops being free and network B becomes slower than the baseline: the best network follows the bottleneck.</w:t>
+        <w:t>Abstract—Efficient neural networks are usually designed to minimize multiplications, but on a small accelerator the run time may be set by something else. We denoise Gaussian noise (σ=25) on our integer CNN accelerator for a Zynq XC7Z020 FPGA (64 multipliers, one bitstream, 7-bit inputs) and show how the measured bottleneck changes the network design. A cycle model, within 0.003% of the board after two corrections, shows that this build, which receives host-built windows one value per cycle, is bound by its input port: a window of K input values costs K cycles for up to 64 output channels. A 7-layer DnCNN-style baseline therefore uses 41% of the multipliers, and two choices that look wasteful by FLOP count pay off. A 2×2 space-to-depth input fits a 10-layer, 64-channel network (6.4× the parameters, 1.6× the multiplications) in 25% fewer cycles, 0.3 dB higher on Set12. Maxout, which doubles a layer's multiplications, becomes extra output channels: on the board a 64-output maxout layer took 289 cycles per window, as a 32-output ReLU layer did, and for 1% more cycles the maxout network denoises better than the ReLU network of the same width [MAXOUT]. With quantization-aware training that reproduces the board's arithmetic, the quality-first integer model reaches 30.12 / 29.02 dB (Set12 / BSD68), above BM3D on the same clipped input (29.95 / 28.37 dB; 29.98 / 28.62 dB unclipped), and the speed-first model matches BM3D in 2.63× fewer cycles. Seven models were verified bit for bit on the board. With on-chip line buffers, the same model predicts that maxout stops being free and network B becomes slower than the baseline: the best network follows the bottleneck.</w:t>
       </w:r>
     </w:p>
     <w:p>
@@ -189,7 +189,7 @@
         <w:t>Core.</w:t>
       </w:r>
       <w:r>
-        <w:t xml:space="preserve"> The core receives one window of K activations and computes ReLU(b + Σ w·x) for COUT output channels, with INT8 weights, INT32 accumulation and 7-bit activations. Its 64 multipliers are P = 16 output-channel lanes times T = 4 tap banks; K ≤ 1152 and COUT ≤ 128 are set per run, and the same bitstream also runs a CIFAR-10 classifier. The design uses 21% of the LUTs and 51% of the BRAM; synthesis was not restricted, but Vivado built every 8-bit multiplier from LUTs, so no DSP slice is used. Timing closes at 100 MHz (WNS +0.221 ns); the board runs use the 50 MHz default clock, and the speed model run at 100 MHz gave the same cycle count (0.44 s of core time).</w:t>
+        <w:t xml:space="preserve"> The core receives one window of K activations and computes ReLU(b + Σ w·x) for COUT output channels, with INT8 weights, INT32 accumulation and 7-bit activations. Its 64 multipliers are P = 16 output-channel lanes times T = 4 tap banks; K ≤ 1152 and COUT ≤ 128 are set per run, and the same bitstream also runs a CIFAR-10 classifier. The design uses 21% of the LUTs and 51% of the BRAM; synthesis was not restricted, but Vivado built every 8-bit multiplier from LUTs, so no DSP slice is used. Timing closes at 100 MHz (WNS +0.221 ns); the board runs use the 50 MHz default clock, and a run at 100 MHz gave the same cycle count as at 50 MHz (0.44 s of core time).</w:t>
       </w:r>
     </w:p>
     <w:p>
@@ -221,7 +221,7 @@
         <w:pStyle w:val="a3"/>
       </w:pPr>
       <w:r>
-        <w:t>When K dominates, the core is input-bound and up to P·T = 64 output channels cost nothing: at K = 288, COUT = 32 and 64 both take 288 cycles. On the baseline network the board showed one cycle more per window and at least COUT cycles per window (outputs leave one per cycle). With these two corrections, (1) predicted the total cycles of two networks designed afterwards within 0.003% (Table II), against 0.7–1.6% without them. Equation (1) is the dense-mode bound. All board runs used the sparse mode, which skips multiplications by zero activations and so shortens only the compute term; input-bound layers take the same cycles in both modes.</w:t>
+        <w:t>When K dominates, the core is input-bound and up to P·T = 64 output channels cost nothing: at K = 288, COUT = 32 and 64 both take 288 cycles. On the baseline network the board showed one cycle more per window and at least COUT cycles per window (outputs leave one per cycle). With these two corrections, (1) predicted the total cycles of three networks designed afterwards within 0.003% (Table II), against 0.7–1.6% without them. Equation (1) is the dense-mode bound. All board runs used the sparse mode, which skips multiplications by zero activations and so shortens only the compute term; input-bound layers take the same cycles in both modes.</w:t>
       </w:r>
     </w:p>
     <w:p>
@@ -379,7 +379,7 @@
         </w:numPr>
       </w:pPr>
       <w:r>
-        <w:t>Table I. Mean PSNR (dB) and core cost. Cycles are the corrected model; "board" marks networks whose cycles were measured. Rows marked [MAXOUT] are retrained for a fixed 120 epochs.</w:t>
+        <w:t>Table I. Mean PSNR (dB) and core cost. Cycles are the corrected model; "board" marks networks whose cycles were measured. B-32 rows train for a fixed 120 epochs (seed 1).</w:t>
       </w:r>
     </w:p>
     <w:tbl>
@@ -1036,34 +1036,34 @@
               <w:jc w:val="center"/>
             </w:pPr>
             <w:r>
-              <w:t xml:space="preserve">29.98 / </w:t>
+              <w:t xml:space="preserve">30.00 / </w:t>
             </w:r>
             <w:r>
               <w:rPr>
                 <w:b/>
               </w:rPr>
-              <w:t>29.95</w:t>
-            </w:r>
-          </w:p>
-        </w:tc>
-        <w:tc>
-          <w:tcPr>
-            <w:tcW w:type="dxa" w:w="1272"/>
-          </w:tcPr>
-          <w:p>
-            <w:pPr>
-              <w:pStyle w:val="tablecopy"/>
-              <w:spacing w:before="20" w:after="20"/>
-              <w:jc w:val="center"/>
-            </w:pPr>
-            <w:r>
-              <w:t xml:space="preserve">28.93 / </w:t>
+              <w:t>30.00</w:t>
+            </w:r>
+          </w:p>
+        </w:tc>
+        <w:tc>
+          <w:tcPr>
+            <w:tcW w:type="dxa" w:w="1272"/>
+          </w:tcPr>
+          <w:p>
+            <w:pPr>
+              <w:pStyle w:val="tablecopy"/>
+              <w:spacing w:before="20" w:after="20"/>
+              <w:jc w:val="center"/>
+            </w:pPr>
+            <w:r>
+              <w:t xml:space="preserve">28.95 / </w:t>
             </w:r>
             <w:r>
               <w:rPr>
                 <w:b/>
               </w:rPr>
-              <w:t>28.91</w:t>
+              <w:t>28.94</w:t>
             </w:r>
           </w:p>
         </w:tc>
@@ -1094,7 +1094,7 @@
               <w:jc w:val="center"/>
             </w:pPr>
             <w:r>
-              <w:t>669</w:t>
+              <w:t>669 board</w:t>
             </w:r>
           </w:p>
         </w:tc>
@@ -1171,97 +1171,6 @@
             </w:pPr>
             <w:r>
               <w:t>B-32 averaging + QAT [MAXOUT]</w:t>
-            </w:r>
-          </w:p>
-        </w:tc>
-        <w:tc>
-          <w:tcPr>
-            <w:tcW w:type="dxa" w:w="1272"/>
-          </w:tcPr>
-          <w:p>
-            <w:pPr>
-              <w:pStyle w:val="tablecopy"/>
-              <w:spacing w:before="20" w:after="20"/>
-              <w:jc w:val="center"/>
-            </w:pPr>
-            <w:r>
-              <w:t>675</w:t>
-            </w:r>
-          </w:p>
-        </w:tc>
-        <w:tc>
-          <w:tcPr>
-            <w:tcW w:type="dxa" w:w="1272"/>
-          </w:tcPr>
-          <w:p>
-            <w:pPr>
-              <w:pStyle w:val="tablecopy"/>
-              <w:spacing w:before="20" w:after="20"/>
-              <w:jc w:val="center"/>
-            </w:pPr>
-            <w:r>
-              <w:t>87%</w:t>
-            </w:r>
-          </w:p>
-        </w:tc>
-        <w:tc>
-          <w:tcPr>
-            <w:tcW w:type="dxa" w:w="1272"/>
-          </w:tcPr>
-          <w:p>
-            <w:pPr>
-              <w:pStyle w:val="tablecopy"/>
-              <w:spacing w:before="20" w:after="20"/>
-              <w:jc w:val="center"/>
-            </w:pPr>
-            <w:r>
-              <w:t>152k</w:t>
-            </w:r>
-          </w:p>
-        </w:tc>
-        <w:tc>
-          <w:tcPr>
-            <w:tcW w:type="dxa" w:w="1272"/>
-          </w:tcPr>
-          <w:p>
-            <w:pPr>
-              <w:pStyle w:val="tablecopy"/>
-              <w:spacing w:before="20" w:after="20"/>
-              <w:jc w:val="center"/>
-            </w:pPr>
-            <w:r>
-              <w:t>—</w:t>
-            </w:r>
-          </w:p>
-        </w:tc>
-        <w:tc>
-          <w:tcPr>
-            <w:tcW w:type="dxa" w:w="1272"/>
-          </w:tcPr>
-          <w:p>
-            <w:pPr>
-              <w:pStyle w:val="tablecopy"/>
-              <w:spacing w:before="20" w:after="20"/>
-              <w:jc w:val="center"/>
-            </w:pPr>
-            <w:r>
-              <w:t>—</w:t>
-            </w:r>
-          </w:p>
-        </w:tc>
-      </w:tr>
-      <w:tr>
-        <w:tc>
-          <w:tcPr>
-            <w:tcW w:type="dxa" w:w="3277"/>
-          </w:tcPr>
-          <w:p>
-            <w:pPr>
-              <w:pStyle w:val="tablecopy"/>
-              <w:spacing w:before="20" w:after="20"/>
-            </w:pPr>
-            <w:r>
-              <w:t>B-32 maxout + QAT [MAXOUT]</w:t>
             </w:r>
           </w:p>
         </w:tc>
@@ -1431,7 +1340,7 @@
         <w:t>Speed model.</w:t>
       </w:r>
       <w:r>
-        <w:t xml:space="preserve"> B-32 + maxout + QAT needs 2.63× fewer cycles than A at 29.95 / 28.91 dB: level with BM3D on Set12 (8/12 images) and +0.55 dB on BSD68 (+0.29 dB unclipped).</w:t>
+        <w:t xml:space="preserve"> B-32 + maxout + QAT needs 2.63× fewer cycles than A and scores 30.00 / 28.94 dB, +0.17 / +0.14 dB above A: level with BM3D on Set12 (9/12 images) and +0.57 dB on BSD68 (+0.32 dB unclipped).</w:t>
       </w:r>
     </w:p>
     <w:p>
@@ -1459,7 +1368,7 @@
         <w:t>Quantization and the same-input reference.</w:t>
       </w:r>
       <w:r>
-        <w:t xml:space="preserve"> QAT brought every integer model within 0.04 dB of its float model; the maxout network had lost 0.22 dB before it. DnCNN-S on the same input scores 30.35 / 28.89 dB in float with 556k parameters, 0.2 dB above our 300k integer model on Set12 (its BSD68 deficit reflects training on unclipped noise). On this core DnCNN-S would cost about 9.3k cycles per pixel, 7.0× the quality model.</w:t>
+        <w:t xml:space="preserve"> QAT brought every integer model within 0.04 dB of its float model; the maxout network had lost 0.16 / 0.14 dB before it. DnCNN-S on the same input scores 30.35 / 28.89 dB in float with 556k parameters, 0.2 dB above our 300k integer model on Set12 (its BSD68 deficit reflects training on unclipped noise). On this core DnCNN-S would cost about 9.3k cycles per pixel, 7.0× the quality model.</w:t>
       </w:r>
     </w:p>
     <w:p>
@@ -1471,7 +1380,7 @@
         </w:numPr>
       </w:pPr>
       <w:r>
-        <w:t>Table II. Board runs (Set12 05.png, 256×256, 50 MHz, no mismatch in any layer). Core time: 2.33, 1.73 and 0.89 s.</w:t>
+        <w:t>Table II. Board runs (Set12 05.png, 256×256, 50 MHz, no mismatch in any layer). Core time: 2.33, 1.73, 0.89 and 0.88 s.</w:t>
       </w:r>
     </w:p>
     <w:tbl>
@@ -1803,7 +1712,83 @@
               <w:jc w:val="center"/>
             </w:pPr>
             <w:r>
-              <w:t>29.87</w:t>
+              <w:t>29.94</w:t>
+            </w:r>
+          </w:p>
+        </w:tc>
+      </w:tr>
+      <w:tr>
+        <w:tc>
+          <w:tcPr>
+            <w:tcW w:type="dxa" w:w="1429"/>
+          </w:tcPr>
+          <w:p>
+            <w:pPr>
+              <w:pStyle w:val="tablecopy"/>
+              <w:spacing w:before="20" w:after="20"/>
+            </w:pPr>
+            <w:r>
+              <w:t>B-32 ReLU + QAT</w:t>
+            </w:r>
+          </w:p>
+        </w:tc>
+        <w:tc>
+          <w:tcPr>
+            <w:tcW w:type="dxa" w:w="833"/>
+          </w:tcPr>
+          <w:p>
+            <w:pPr>
+              <w:pStyle w:val="tablecopy"/>
+              <w:spacing w:before="20" w:after="20"/>
+              <w:jc w:val="center"/>
+            </w:pPr>
+            <w:r>
+              <w:t>288 / 32</w:t>
+            </w:r>
+          </w:p>
+        </w:tc>
+        <w:tc>
+          <w:tcPr>
+            <w:tcW w:type="dxa" w:w="833"/>
+          </w:tcPr>
+          <w:p>
+            <w:pPr>
+              <w:pStyle w:val="tablecopy"/>
+              <w:spacing w:before="20" w:after="20"/>
+              <w:jc w:val="center"/>
+            </w:pPr>
+            <w:r>
+              <w:t>288 → 289</w:t>
+            </w:r>
+          </w:p>
+        </w:tc>
+        <w:tc>
+          <w:tcPr>
+            <w:tcW w:type="dxa" w:w="833"/>
+          </w:tcPr>
+          <w:p>
+            <w:pPr>
+              <w:pStyle w:val="tablecopy"/>
+              <w:spacing w:before="20" w:after="20"/>
+              <w:jc w:val="center"/>
+            </w:pPr>
+            <w:r>
+              <w:t>669</w:t>
+            </w:r>
+          </w:p>
+        </w:tc>
+        <w:tc>
+          <w:tcPr>
+            <w:tcW w:type="dxa" w:w="833"/>
+          </w:tcPr>
+          <w:p>
+            <w:pPr>
+              <w:pStyle w:val="tablecopy"/>
+              <w:spacing w:before="20" w:after="20"/>
+              <w:jc w:val="center"/>
+            </w:pPr>
+            <w:r>
+              <w:t>29.54</w:t>
             </w:r>
           </w:p>
         </w:tc>
@@ -1820,7 +1805,7 @@
         <w:t>Board.</w:t>
       </w:r>
       <w:r>
-        <w:t xml:space="preserve"> The maxout layers (K = 288, 64 outputs) took 289 cycles per window, exactly as A's 32-output layers: doubling the outputs cost nothing on the board (Table II). Absolute throughput is low: 6.4 GOPS at most at 50 MHz and 0.9–2.3 s of core time per 256×256 image, against 30–38 ms for float PyTorch on a 4-core PC CPU. The JTAG test harness dominates wall-clock time, and the on-chip ARM was not compared; this paper concerns choosing networks for a given core, not throughput.</w:t>
+        <w:t xml:space="preserve"> The maxout layers (K = 288, 64 outputs) took 289 cycles per window, exactly as the 32-output layers of A and of the ReLU network: doubling the outputs cost nothing on the board, and the whole network took 1.01× the ReLU network's cycles (Table II). Absolute throughput is low: 6.4 GOPS at most at 50 MHz and 0.9–2.3 s of core time per 256×256 image, against 30–38 ms for float PyTorch on a 4-core PC CPU. The JTAG test harness dominates wall-clock time, and the on-chip ARM was not compared; this paper concerns choosing networks for a given core, not throughput.</w:t>
       </w:r>
     </w:p>
     <w:p>
@@ -1836,7 +1821,7 @@
         <w:pStyle w:val="a3"/>
       </w:pPr>
       <w:r>
-        <w:t>On a 64-multiplier integer core, a cycle model that matches the board showed that the bottleneck is the input port, not the multipliers, and two choices that look wasteful by FLOP count paid off: space-to-depth fitted a 6.4× larger network into 25% fewer cycles, and maxout used free output channels at no hidden-layer cost [MAXOUT]. The quality model beats BM3D on the same input on both test sets, the speed model matches it in 2.63× fewer cycles, and five models were verified bit for bit on the board. The result belongs to an input structure fed by host-built windows; with line buffers the cycle model predicts that maxout stops being free and B becomes slower than A, which we will measure next. Energy, end-to-end time without the test harness, other noise levels, more seeds, color images and SSIM are not reported. Code, integer models, per-image PSNR and board logs are in the project repository.</w:t>
+        <w:t>On a 64-multiplier integer core, a cycle model that matches the board showed that the bottleneck is the input port, not the multipliers, and two choices that look wasteful by FLOP count paid off: space-to-depth fitted a 6.4× larger network into 25% fewer cycles, and maxout used free output channels at no hidden-layer cost [MAXOUT]. The quality model beats BM3D on the same input on both test sets, the speed model matches it in 2.63× fewer cycles, and seven models were verified bit for bit on the board. The result belongs to an input structure fed by host-built windows; with line buffers the cycle model predicts that maxout stops being free and B becomes slower than A, which we will measure next. Energy, end-to-end time without the test harness, other noise levels, more seeds, color images and SSIM are not reported. Code, integer models, per-image PSNR and board logs are in the project repository.</w:t>
       </w:r>
     </w:p>
     <w:p>

--- a/iweict2026/PAPER_EN.docx
+++ b/iweict2026/PAPER_EN.docx
@@ -221,7 +221,7 @@
         <w:pStyle w:val="a3"/>
       </w:pPr>
       <w:r>
-        <w:t>When K dominates, the core is input-bound and up to P·T = 64 output channels cost nothing: at K = 288, COUT = 32 and 64 both take 288 cycles. On the baseline network the board showed one cycle more per window and at least COUT cycles per window (outputs leave one per cycle). With these two corrections, (1) predicted the total cycles of three networks designed afterwards within 0.003% (Table II), against 0.7–1.6% without them. Equation (1) is the dense-mode bound. All board runs used the sparse mode, which skips multiplications by zero activations and so shortens only the compute term; input-bound layers take the same cycles in both modes.</w:t>
+        <w:t>When K dominates, the core is input-bound and up to P·T = 64 output channels cost nothing: at K = 288, COUT = 32 and 64 both take 288 cycles. On the baseline network the board showed one cycle more per window and at least COUT cycles per window (outputs leave one per cycle). With these two corrections, (1) predicted the total cycles of three networks designed afterwards within 0.003% (Table II), against 0.4–1.4% without them. Equation (1) is the dense-mode bound. All board runs used the sparse mode, which skips multiplications by zero activations and so shortens only the compute term; input-bound layers take the same cycles in both modes.</w:t>
       </w:r>
     </w:p>
     <w:p>
@@ -1079,7 +1079,7 @@
               <w:spacing w:before="20" w:after="20"/>
             </w:pPr>
             <w:r>
-              <w:t>B-32 ReLU + QAT [MAXOUT]</w:t>
+              <w:t>B-32 ReLU + QAT</w:t>
             </w:r>
           </w:p>
         </w:tc>
@@ -1139,22 +1139,22 @@
               <w:jc w:val="center"/>
             </w:pPr>
             <w:r>
-              <w:t>—</w:t>
-            </w:r>
-          </w:p>
-        </w:tc>
-        <w:tc>
-          <w:tcPr>
-            <w:tcW w:type="dxa" w:w="1272"/>
-          </w:tcPr>
-          <w:p>
-            <w:pPr>
-              <w:pStyle w:val="tablecopy"/>
-              <w:spacing w:before="20" w:after="20"/>
-              <w:jc w:val="center"/>
-            </w:pPr>
-            <w:r>
-              <w:t>—</w:t>
+              <w:t>29.58 / 29.62</w:t>
+            </w:r>
+          </w:p>
+        </w:tc>
+        <w:tc>
+          <w:tcPr>
+            <w:tcW w:type="dxa" w:w="1272"/>
+          </w:tcPr>
+          <w:p>
+            <w:pPr>
+              <w:pStyle w:val="tablecopy"/>
+              <w:spacing w:before="20" w:after="20"/>
+              <w:jc w:val="center"/>
+            </w:pPr>
+            <w:r>
+              <w:t>28.66 / 28.68</w:t>
             </w:r>
           </w:p>
         </w:tc>
@@ -1300,7 +1300,7 @@
         </w:numPr>
       </w:pPr>
       <w:r>
-        <w:t>Fig. 2. Integer PSNR against core cycles per pixel (left Set12, right BSD68). Filled markers are board-measured cycles. At about 670 cycles maxout lies above ReLU, and B lies above and to the left of A.</w:t>
+        <w:t>Fig. 2. Integer PSNR against core cycles per pixel (left Set12, right BSD68). Filled markers are board-measured cycles; B-32 points are seed 1. At about 670 cycles maxout lies above ReLU, and B lies above and to the left of A.</w:t>
       </w:r>
     </w:p>
     <w:p>

--- a/iweict2026/PAPER_EN.docx
+++ b/iweict2026/PAPER_EN.docx
@@ -235,7 +235,7 @@
         <w:t>Where the bottleneck comes from.</w:t>
       </w:r>
       <w:r>
-        <w:t xml:space="preserve"> One value per cycle is a choice of the AXI-Stream wrapper, which unpacks four 7-bit values per 32-bit beat, made to reuse the CIFAR-10 bitstream unchanged. With w values per cycle, about P·T/w output channels come free (64, 32 and 16 for w = 1, 2, 4). Host-built windows have the same effect. With on-chip line buffers [7], a window brings only its new column of C_in values; by the dense model a hidden layer with K = 288 then costs 145 cycles at COUT = 32 and 289 at COUT = 64, maxout doubles the cost, and the baseline (833 cycles/pixel) becomes faster than network B (1,208). These are predictions, not measurements. The rules below therefore hold for this input structure; what carries over is choosing networks by the measured bottleneck. The host's share is small but not zero: im2col, requantization and maxout take 0.07–0.13 s per 256×256 image on a 4-core PC, 5–9% of the 50 MHz core time.</w:t>
+        <w:t xml:space="preserve"> One value per cycle is a choice of the AXI-Stream wrapper, which unpacks four 7-bit values per 32-bit beat, made to reuse the CIFAR-10 bitstream unchanged. With w values per cycle, about P·T/w output channels come free (64, 32 and 16 for w = 1, 2, 4): already at w = 2 the model makes maxout cost 1.9× the ReLU network and B slower than A (1,247 against 907 cycles/pixel). Host-built windows have the same effect. With on-chip line buffers [7], a window brings only one new pixel, C_in values; by the dense model a hidden layer with K = 288 then costs 145 cycles at COUT = 32 and 289 at COUT = 64, maxout doubles the cost, and the baseline (833 cycles/pixel) becomes faster than network B (1,209). These are predictions, not measurements. The rules below therefore hold for this input structure; what carries over is choosing networks by the measured bottleneck. The host's share is small but not zero: im2col, requantization and maxout take 0.07–0.13 s per 256×256 image on a 4-core PC, 5–9% of the 50 MHz core time.</w:t>
       </w:r>
     </w:p>
     <w:p>
@@ -1821,7 +1821,7 @@
         <w:pStyle w:val="a3"/>
       </w:pPr>
       <w:r>
-        <w:t>On a 64-multiplier integer core, a cycle model that matches the board showed that the bottleneck is the input port, not the multipliers, and two choices that look wasteful by FLOP count paid off: space-to-depth fitted a 6.4× larger network into 25% fewer cycles, and maxout used free output channels at no hidden-layer cost [MAXOUT]. The quality model beats BM3D on the same input on both test sets, the speed model matches it in 2.63× fewer cycles, and seven models were verified bit for bit on the board. The result belongs to an input structure fed by host-built windows; with line buffers the cycle model predicts that maxout stops being free and B becomes slower than A, which we will measure next. Energy, end-to-end time without the test harness, other noise levels, more seeds, color images and SSIM are not reported. Code, integer models, per-image PSNR and board logs are in the project repository.</w:t>
+        <w:t>On a 64-multiplier integer core, a cycle model that matches the board showed that the bottleneck is the input port, not the multipliers, and two choices that look wasteful by FLOP count paid off: space-to-depth fitted a 6.4× larger network into 25% fewer cycles, and maxout used free output channels at no hidden-layer cost [MAXOUT]. The quality model beats BM3D on the same input on both test sets, the speed model matches it in 2.63× fewer cycles, and seven models were verified bit for bit on the board. The result belongs to an input structure fed by host-built windows; with line buffers the cycle model predicts that maxout stops being free and B becomes slower than A, which we will measure next. Maxout is free in cycles only: in sparse mode it issued 3.0× the ReLU network's nonzero multiplications. Energy, end-to-end time without the test harness, other noise levels, more seeds, color images and SSIM are not reported. Code, integer models, per-image PSNR and board logs are in the project repository.</w:t>
       </w:r>
     </w:p>
     <w:p>

--- a/iweict2026/PAPER_EN.docx
+++ b/iweict2026/PAPER_EN.docx
@@ -67,7 +67,7 @@
         <w:pStyle w:val="Abstract"/>
       </w:pPr>
       <w:r>
-        <w:t>Abstract—Efficient neural networks are usually designed to minimize multiplications, but on a small accelerator the run time may be set by something else. We denoise Gaussian noise (σ=25) on our integer CNN accelerator for a Zynq XC7Z020 FPGA (64 multipliers, one bitstream, 7-bit inputs) and show how the measured bottleneck changes the network design. A cycle model, within 0.003% of the board after two corrections, shows that this build, which receives host-built windows one value per cycle, is bound by its input port: a window of K input values costs K cycles for up to 64 output channels. A 7-layer DnCNN-style baseline therefore uses 41% of the multipliers, and two choices that look wasteful by FLOP count pay off. A 2×2 space-to-depth input fits a 10-layer, 64-channel network (6.4× the parameters, 1.6× the multiplications) in 25% fewer cycles, 0.3 dB higher on Set12. Maxout, which doubles a layer's multiplications, becomes extra output channels: on the board a 64-output maxout layer took 289 cycles per window, as a 32-output ReLU layer did, and for 1% more cycles the maxout network denoises better than the ReLU network of the same width [MAXOUT]. With quantization-aware training that reproduces the board's arithmetic, the quality-first integer model reaches 30.12 / 29.02 dB (Set12 / BSD68), above BM3D on the same clipped input (29.95 / 28.37 dB; 29.98 / 28.62 dB unclipped), and the speed-first model matches BM3D in 2.63× fewer cycles. Seven models were verified bit for bit on the board. With on-chip line buffers, the same model predicts that maxout stops being free and network B becomes slower than the baseline: the best network follows the bottleneck.</w:t>
+        <w:t>Abstract—Efficient neural networks are usually designed to minimize multiplications, but on a small accelerator the run time may be set by something else. We denoise Gaussian noise (σ=25) on our integer CNN accelerator for a Zynq XC7Z020 FPGA (64 multipliers, one bitstream, 7-bit inputs) and show how the measured bottleneck changes the network design. A cycle model, within 0.003% of the board after two corrections, shows that this build, which receives host-built windows one value per cycle, is bound by its input port: a window of K input values costs K cycles for up to 64 output channels. A 7-layer DnCNN-style baseline therefore uses 41% of the multipliers, and two choices that look wasteful by FLOP count pay off. A 2×2 space-to-depth input fits a 10-layer, 64-channel network (6.4× the parameters, 1.6× the multiplications) in 25% fewer cycles, 0.3 dB higher on Set12. Doubling a hidden layer's outputs and pooling them in pairs (maxout) puts the idle multipliers to work: on the board a 64-output layer took 289 cycles per window, as a 32-output layer did, so the network doubles its parameters for 1% more cycles. At the same training budget it denoises better than the ReLU network of the same width, and averaging the pairs instead does as well: the gain is the free capacity, not the max [SEEDS]. With quantization-aware training that reproduces the board's arithmetic, the quality-first integer model reaches 30.12 / 29.02 dB (Set12 / BSD68), above BM3D on the same clipped input (29.95 / 28.37 dB; 29.98 / 28.62 dB unclipped), and the speed-first model matches BM3D in 2.63× fewer cycles. Seven models were verified bit for bit on the board. With two input values per cycle or on-chip line buffers, the same model predicts that pooling stops being free and network B becomes slower than the baseline: the best network follows the bottleneck.</w:t>
       </w:r>
     </w:p>
     <w:p>
@@ -91,7 +91,7 @@
         <w:pStyle w:val="a3"/>
       </w:pPr>
       <w:r>
-        <w:t>CNN denoisers such as DnCNN [1] outperform the classical BM3D [2] but need tens of thousands of multiplications per pixel, and networks for an accelerator are usually chosen by their multiplication or parameter count. That count is known not to set the run time. The roofline model [3] explains why kernels of low arithmetic intensity are bound by bandwidth rather than compute; ShuffleNet V2 [4] derived design rules from measured GPU speed; EfficientNet-X [5] analysed the gap between FLOPs and latency on TPUs and GPUs and used space-to-depth to raise accelerator utilization; and ABPN [6] built an INT8 super-resolution network from operator latencies measured on a mobile NPU. FPGA CNN accelerators remove memory-bandwidth bottlenecks with on-chip pipelines and line buffers [7]; eCNN [8] co-designed restoration networks with a DRAM-bandwidth-limited accelerator; and light CNN denoisers have been put on Zynq-class FPGAs [9], [10] and on a vendor DPU with INT8 quantization-aware training [11]. These works measure latency on GPUs, TPUs, NPUs or DPUs, or model DRAM traffic.</w:t>
+        <w:t>CNN denoisers such as DnCNN [1] outperform the classical BM3D [2] but need tens of thousands of multiplications per pixel, and networks for an accelerator are usually chosen by their multiplication or parameter count. That count is known not to set the run time. The roofline model [3] explains why kernels of low arithmetic intensity are bound by bandwidth rather than compute; ShuffleNet V2 [4] derived design rules from measured GPU speed; EfficientNet-X [5] analysed the gap between FLOPs and latency on TPUs and GPUs and used space-to-depth to raise accelerator utilization; and ABPN [6] built an INT8 super-resolution network from operator latencies measured on a mobile NPU. FPGA CNN accelerators remove memory-bandwidth bottlenecks with on-chip pipelines and line buffers [7]; eCNN [8] co-designed restoration networks with a DRAM-bandwidth-limited accelerator; and light CNN denoisers have been put on Zynq-class FPGAs [9], [10] and on a vendor DPU with INT8 quantization-aware training [11]. These works measure GPU, TPU, NPU or DPU latency or model DRAM traffic.</w:t>
       </w:r>
     </w:p>
     <w:p>
@@ -107,7 +107,7 @@
         <w:pStyle w:val="a3"/>
       </w:pPr>
       <w:r>
-        <w:t>1. a cycle model, validated on the board, that separates what is free on this core (output channels up to 64, kernel shape, resampling, host-side operations) from what costs (K); 2. an iso-cycle comparison of two choices that this model favours although they look wasteful by FLOP count: space-to-depth, which fits a 6.4× larger network in 25% fewer cycles, and maxout in the free output channels, whose hidden layers keep their cycle count on the board; 3. integer models, trained with quantization-aware training that reproduces the board's arithmetic, that beat BM3D on the same input, verified bit for bit on the board.</w:t>
+        <w:t>1. a cycle model, validated on the board, that separates what is free on this core (output channels up to 64, kernel shape, resampling, host-side operations) from what costs (K); 2. an iso-cycle comparison of two choices that this model favours although they look wasteful by FLOP count: space-to-depth, which fits a 6.4× larger network in 25% fewer cycles, and doubled hidden outputs pooled in pairs (maxout), whose hidden layers keep their cycle count on the board and whose gain a mean-pooling control traces to the free capacity, not the max; 3. integer models, trained with quantization-aware training that reproduces the board's arithmetic, that beat BM3D on the same input, verified bit for bit on the board.</w:t>
       </w:r>
     </w:p>
     <w:p>
@@ -189,7 +189,7 @@
         <w:t>Core.</w:t>
       </w:r>
       <w:r>
-        <w:t xml:space="preserve"> The core receives one window of K activations and computes ReLU(b + Σ w·x) for COUT output channels, with INT8 weights, INT32 accumulation and 7-bit activations. Its 64 multipliers are P = 16 output-channel lanes times T = 4 tap banks; K ≤ 1152 and COUT ≤ 128 are set per run, and the same bitstream also runs a CIFAR-10 classifier. The design uses 21% of the LUTs and 51% of the BRAM; synthesis was not restricted, but Vivado built every 8-bit multiplier from LUTs, so no DSP slice is used. Timing closes at 100 MHz (WNS +0.221 ns); the board runs use the 50 MHz default clock, and a run at 100 MHz gave the same cycle count as at 50 MHz (0.44 s of core time).</w:t>
+        <w:t xml:space="preserve"> The core receives one window of K activations and computes ReLU(b + Σ w·x) for COUT output channels, with INT8 weights, INT32 accumulation and 7-bit activations. Its 64 multipliers are P = 16 output-channel lanes times T = 4 tap banks; K ≤ 1152 and COUT ≤ 128 are set per run, and the same bitstream also runs a CIFAR-10 classifier. The design uses 21% of the LUTs, 51% of the BRAM and, by Vivado's choice in an unrestricted synthesis, no DSP slice. Timing closes at 100 MHz (WNS +0.221 ns); the board runs use the 50 MHz default clock, and a run at 100 MHz gave the same cycle count as at 50 MHz (0.44 s of core time).</w:t>
       </w:r>
     </w:p>
     <w:p>
@@ -221,7 +221,7 @@
         <w:pStyle w:val="a3"/>
       </w:pPr>
       <w:r>
-        <w:t>When K dominates, the core is input-bound and up to P·T = 64 output channels cost nothing: at K = 288, COUT = 32 and 64 both take 288 cycles. On the baseline network the board showed one cycle more per window and at least COUT cycles per window (outputs leave one per cycle). With these two corrections, (1) predicted the total cycles of three networks designed afterwards within 0.003% (Table II), against 0.4–1.4% without them. Equation (1) is the dense-mode bound. All board runs used the sparse mode, which skips multiplications by zero activations and so shortens only the compute term; input-bound layers take the same cycles in both modes.</w:t>
+        <w:t>When K dominates, the core is input-bound and up to P·T = 64 output channels cost nothing: at K = 288, COUT = 32 and 64 both take 288 cycles. On the baseline network the board showed one cycle more per window and at least COUT cycles per window (outputs leave one per cycle). With these two corrections, (1) predicted the total cycles of three networks designed afterwards within 0.003% (Table II), against 0.4–1.4% without them. All board runs used the sparse mode, which skips multiplications by zero activations; it shortens only the compute term of (1), so input-bound layers take the same cycles.</w:t>
       </w:r>
     </w:p>
     <w:p>
@@ -235,7 +235,7 @@
         <w:t>Where the bottleneck comes from.</w:t>
       </w:r>
       <w:r>
-        <w:t xml:space="preserve"> One value per cycle is a choice of the AXI-Stream wrapper, which unpacks four 7-bit values per 32-bit beat, made to reuse the CIFAR-10 bitstream unchanged. With w values per cycle, about P·T/w output channels come free (64, 32 and 16 for w = 1, 2, 4): already at w = 2 the model makes maxout cost 1.9× the ReLU network and B slower than A (1,247 against 907 cycles/pixel). Host-built windows have the same effect. With on-chip line buffers [7], a window brings only one new pixel, C_in values; by the dense model a hidden layer with K = 288 then costs 145 cycles at COUT = 32 and 289 at COUT = 64, maxout doubles the cost, and the baseline (833 cycles/pixel) becomes faster than network B (1,209). These are predictions, not measurements. The rules below therefore hold for this input structure; what carries over is choosing networks by the measured bottleneck. The host's share is small but not zero: im2col, requantization and maxout take 0.07–0.13 s per 256×256 image on a 4-core PC, 5–9% of the 50 MHz core time.</w:t>
+        <w:t xml:space="preserve"> One value per cycle is a choice of the AXI-Stream wrapper, which unpacks four 7-bit values per 32-bit beat, made to reuse the CIFAR-10 bitstream unchanged. With w values per cycle, about P·T/w output channels come free (64, 32 and 16 for w = 1, 2, 4): already at w = 2 the model makes maxout cost 1.9× the ReLU network and B slower than A (1,247 against 907 cycles/pixel). With on-chip line buffers [7], a window brings only one new pixel, C_in values; by the dense model a hidden layer with K = 288 then costs 145 cycles at COUT = 32 and 289 at COUT = 64, maxout doubles the cost, and the baseline (833 cycles/pixel) becomes faster than network B (1,209). These are predictions, not measurements, and the rules below hold for this input structure. Host im2col, requantization and pooling take 0.07–0.13 s per 256×256 image (4-core PC), 5–9% of the 50 MHz core time.</w:t>
       </w:r>
     </w:p>
     <w:p>
@@ -257,7 +257,7 @@
         <w:t>Baseline (A).</w:t>
       </w:r>
       <w:r>
-        <w:t xml:space="preserve"> A 7-layer, 32-channel 3×3 network derived from DnCNN, with BatchNorm folded. Inputs are clipped to [0, 1] and quantized to 7 bits in training and test. Every output passes a ReLU, so the network cannot predict signed noise as DnCNN does; the last layer outputs the clean image and receives the noisy image as an extra input. A's hidden layers (K = 288, COUT = 32) need 144 cycles of compute but 288 of input, so its multipliers are 41% utilized and more multipliers would not make it faster.</w:t>
+        <w:t xml:space="preserve"> A 7-layer, 32-channel 3×3 network derived from DnCNN, with BatchNorm folded. Inputs are clipped to [0, 1] and quantized to 7 bits in training and test. Every output passes a ReLU, so the network cannot predict signed noise as DnCNN does; the last layer outputs the clean image and receives the noisy image as an extra input. A's hidden layers (K = 288, COUT = 32) need 144 cycles of compute but 288 of input, so its multipliers are 41% utilized.</w:t>
       </w:r>
     </w:p>
     <w:p>
@@ -282,7 +282,7 @@
         <w:rPr>
           <w:b/>
         </w:rPr>
-        <w:t>Maxout in free output channels (B-32 + maxout).</w:t>
+        <w:t>Free output channels pooled in pairs (B-32 + maxout).</w:t>
       </w:r>
       <w:r>
         <w:t xml:space="preserve"> At 32 channels, B's hidden layers return to K = 288 and up to 64 outputs are free again. Each hidden layer computes two candidates per channel, and the host keeps the larger after requantization,</w:t>
@@ -303,7 +303,7 @@
         <w:pStyle w:val="a3"/>
       </w:pPr>
       <w:r>
-        <w:t>which is maxout [13] in its Max-Feature-Map form [17]. The next layer's K is unchanged, so hidden layers keep their cycle count; only the first layer (K = 36 &lt; 64) grows to 64 cycles per window, 1% per pixel. In restoration the benefit of maxout depends on width: it halved the filters at equal quality in super-resolution [14] and was about 0.04 dB below ReLU in a 64-channel space-to-depth denoiser [15]. Requantization is monotonic per channel, so (2) on codes is the requantized maximum.</w:t>
+        <w:t>which is maxout [13] in its Max-Feature-Map form [17]. The next layer's K is unchanged, so hidden layers keep their cycle count; only the first layer (K = 36 &lt; 64) grows to 64 cycles per window, 1% per pixel. The pooling makes the free outputs usable: passing all 64 on would double the next layer's K and cycles, and a ReLU network with the same parameters (45 channels, 150k) would cost 934 cycles per pixel, 38% more. As a control, an averaging network pools each pair by its mean, with the same parameters and cycles. In restoration the benefit of maxout depends on width: it halved the filters at equal quality in super-resolution [14] and was about 0.04 dB below ReLU in a 64-channel space-to-depth denoiser [15]. Requantization is monotonic per channel, so (2) on codes is the requantized maximum.</w:t>
       </w:r>
     </w:p>
     <w:p>
@@ -333,7 +333,7 @@
         <w:pStyle w:val="a3"/>
       </w:pPr>
       <w:r>
-        <w:t>The RTL was verified in a UVM [19] environment (AXI4-Lite and AXI4-Stream agents, a scoreboard that predicts from a reference model, coverage and handshake assertions) on Verilator: 39 runs under UVM 1.2 and 26 under IEEE 1800.2-2020 passed, and all ten injected bugs were caught. On the board, every layer's output is compared value by value with the integer model, and the final PSNR must equal the integer model's; every board figure below passed this check.</w:t>
+        <w:t>The RTL was verified in a UVM [19] environment (protocol agents, a predicting scoreboard, coverage and assertions) on Verilator: 39 runs under UVM 1.2 and 26 under IEEE 1800.2-2020 passed, and all ten injected bugs were caught. On the board every layer's output is compared value by value with the integer model; every board figure below passed.</w:t>
       </w:r>
     </w:p>
     <w:p>
@@ -1170,7 +1170,7 @@
               <w:spacing w:before="20" w:after="20"/>
             </w:pPr>
             <w:r>
-              <w:t>B-32 averaging + QAT [MAXOUT]</w:t>
+              <w:t>B-32 averaging + QAT [AVG]</w:t>
             </w:r>
           </w:p>
         </w:tc>
@@ -1300,7 +1300,7 @@
         </w:numPr>
       </w:pPr>
       <w:r>
-        <w:t>Fig. 2. Integer PSNR against core cycles per pixel (left Set12, right BSD68). Filled markers are board-measured cycles; B-32 points are seed 1. At about 670 cycles maxout lies above ReLU, and B lies above and to the left of A.</w:t>
+        <w:t>Fig. 2. Integer PSNR against core cycles per pixel (left Set12, right BSD68). Filled markers are board-measured cycles; B-32 points are seed 1. At about 670 cycles maxout lies above A and ReLU below it; B lies above and to the left of A.</w:t>
       </w:r>
     </w:p>
     <w:p>
@@ -1326,7 +1326,7 @@
         <w:t>Quality model.</w:t>
       </w:r>
       <w:r>
-        <w:t xml:space="preserve"> B + QAT reaches 30.12 / 29.02 dB: +0.17 / +0.66 dB over BM3D on the same input (better on 10/12 and 68/68 images), +0.14 / +0.40 dB over unclipped BM3D, and +0.29 / +0.22 dB over A on all 80 images, in 1.34× fewer cycles.</w:t>
+        <w:t xml:space="preserve"> B + QAT reaches 30.12 / 29.02 dB: +0.17 / +0.66 dB over BM3D on the same input, +0.14 / +0.40 dB over unclipped BM3D, and +0.29 / +0.22 dB over A on all 80 images, in 1.34× fewer cycles.</w:t>
       </w:r>
     </w:p>
     <w:p>
@@ -1351,10 +1351,10 @@
         <w:rPr>
           <w:b/>
         </w:rPr>
-        <w:t>Maxout against ReLU and averaging.</w:t>
-      </w:r>
-      <w:r>
-        <w:t xml:space="preserve"> [MAXOUT] A first comparison overstated the gain (+0.54 / +0.35 dB): its ReLU network had stopped early after 4k updates against 18k for maxout, and retrained for a fixed 120 epochs it rises from 29.18 to 29.55 dB (Set12, float). The last three rows of Table I therefore share one budget and QAT, and the averaging control keeps the same 64 outputs per hidden layer but combines each pair by its mean after requantization, so it has the same parameters and cycles and lacks only the max.</w:t>
+        <w:t>Free channels against ReLU, and max against mean.</w:t>
+      </w:r>
+      <w:r>
+        <w:t xml:space="preserve"> At the same budget, the maxout network scores +0.37 / +0.26 dB above the ReLU network on all 80 images (paired standard error 0.04 / 0.02 dB) for 1.01× the board cycles. The averaging control matched maxout (validation +0.02 dB in float [AVG]), so the gain is the free capacity, not the max. The ReLU run collapsed once, at epoch 26, and its validation-driven schedule halved the rate four times while it recovered; before that the three networks were level, so seeds 2 and 3 set the size of the gap [SEEDS].</w:t>
       </w:r>
     </w:p>
     <w:p>
@@ -1368,7 +1368,21 @@
         <w:t>Quantization and the same-input reference.</w:t>
       </w:r>
       <w:r>
-        <w:t xml:space="preserve"> QAT brought every integer model within 0.04 dB of its float model; the maxout network had lost 0.16 / 0.14 dB before it. DnCNN-S on the same input scores 30.35 / 28.89 dB in float with 556k parameters, 0.2 dB above our 300k integer model on Set12 (its BSD68 deficit reflects training on unclipped noise). On this core DnCNN-S would cost about 9.3k cycles per pixel, 7.0× the quality model.</w:t>
+        <w:t xml:space="preserve"> QAT brought every integer model within 0.04 dB of its float model; the maxout network had lost 0.16 / 0.14 dB before it. On the same input DnCNN-S (556k, float) is 0.2 dB above our 300k integer model on Set12; its BSD68 deficit reflects training on unclipped noise.</w:t>
+      </w:r>
+    </w:p>
+    <w:p>
+      <w:pPr>
+        <w:pStyle w:val="a3"/>
+      </w:pPr>
+      <w:r>
+        <w:rPr>
+          <w:b/>
+        </w:rPr>
+        <w:t>Board.</w:t>
+      </w:r>
+      <w:r>
+        <w:t xml:space="preserve"> The maxout layers (K = 288, 64 outputs) took 289 cycles per window, exactly as the 32-output layers of A and of the ReLU network: doubling the outputs cost nothing on the board, and the whole network took 1.01× the ReLU network's cycles (Table II). Absolute throughput is low: 6.4 GOPS at most at 50 MHz and 0.9–2.3 s of core time per 256×256 image, against 30–38 ms for float PyTorch on a 4-core PC CPU. The on-chip ARM was not compared; this paper concerns choosing networks for a given core, not throughput.</w:t>
       </w:r>
     </w:p>
     <w:p>
@@ -1796,32 +1810,18 @@
     </w:tbl>
     <w:p>
       <w:pPr>
+        <w:pStyle w:val="1"/>
+      </w:pPr>
+      <w:r>
+        <w:t>Conclusion</w:t>
+      </w:r>
+    </w:p>
+    <w:p>
+      <w:pPr>
         <w:pStyle w:val="a3"/>
       </w:pPr>
       <w:r>
-        <w:rPr>
-          <w:b/>
-        </w:rPr>
-        <w:t>Board.</w:t>
-      </w:r>
-      <w:r>
-        <w:t xml:space="preserve"> The maxout layers (K = 288, 64 outputs) took 289 cycles per window, exactly as the 32-output layers of A and of the ReLU network: doubling the outputs cost nothing on the board, and the whole network took 1.01× the ReLU network's cycles (Table II). Absolute throughput is low: 6.4 GOPS at most at 50 MHz and 0.9–2.3 s of core time per 256×256 image, against 30–38 ms for float PyTorch on a 4-core PC CPU. The JTAG test harness dominates wall-clock time, and the on-chip ARM was not compared; this paper concerns choosing networks for a given core, not throughput.</w:t>
-      </w:r>
-    </w:p>
-    <w:p>
-      <w:pPr>
-        <w:pStyle w:val="1"/>
-      </w:pPr>
-      <w:r>
-        <w:t>Conclusion</w:t>
-      </w:r>
-    </w:p>
-    <w:p>
-      <w:pPr>
-        <w:pStyle w:val="a3"/>
-      </w:pPr>
-      <w:r>
-        <w:t>On a 64-multiplier integer core, a cycle model that matches the board showed that the bottleneck is the input port, not the multipliers, and two choices that look wasteful by FLOP count paid off: space-to-depth fitted a 6.4× larger network into 25% fewer cycles, and maxout used free output channels at no hidden-layer cost [MAXOUT]. The quality model beats BM3D on the same input on both test sets, the speed model matches it in 2.63× fewer cycles, and seven models were verified bit for bit on the board. The result belongs to an input structure fed by host-built windows; with line buffers the cycle model predicts that maxout stops being free and B becomes slower than A, which we will measure next. Maxout is free in cycles only: in sparse mode it issued 3.0× the ReLU network's nonzero multiplications. Energy, end-to-end time without the test harness, other noise levels, more seeds, color images and SSIM are not reported. Code, integer models, per-image PSNR and board logs are in the project repository.</w:t>
+        <w:t>On a 64-multiplier integer core, a cycle model that matches the board showed that the bottleneck is the input port, not the multipliers, and two choices that look wasteful by FLOP count paid off: space-to-depth fitted a 6.4× larger network into 25% fewer cycles, and doubling the hidden outputs and pooling them in pairs doubled the parameters for 1% more cycles and denoised better, by max or by mean alike [SEEDS]. The quality model beats BM3D on the same input on both test sets, the speed model matches it in 2.63× fewer cycles, and seven models were verified bit for bit on the board. These rules belong to an input structure fed by host-built windows, but the test behind them carries over: about P·T/w output channels are free, so pooling 64 outputs would again be free on a 256-multiplier core fed four values per cycle, and is not on this core at two. The same logic, spending what the bottleneck leaves idle, underlies space-to-depth on TPUs [5], speculative decoding in memory-bound LLM inference [21] and memory-driven network design for microcontrollers [22]. We will measure these cases next. Pooling is free in cycles only: in sparse mode it issued 3.0× the ReLU network's nonzero multiplications. Energy, end-to-end time without the test harness, other noise levels, color images and SSIM are not reported. Code, integer models, per-image PSNR and board logs are in the project repository.</w:t>
       </w:r>
     </w:p>
     <w:p>
@@ -2183,6 +2183,40 @@
       </w:r>
       <w:r>
         <w:t>, 2001.</w:t>
+      </w:r>
+    </w:p>
+    <w:p>
+      <w:pPr>
+        <w:pStyle w:val="references"/>
+      </w:pPr>
+      <w:r>
+        <w:t xml:space="preserve">Y. Leviathan, M. Kalman, and Y. Matias, "Fast inference from transformers via speculative decoding," in </w:t>
+      </w:r>
+      <w:r>
+        <w:rPr>
+          <w:i/>
+        </w:rPr>
+        <w:t>Proc. ICML</w:t>
+      </w:r>
+      <w:r>
+        <w:t>, 2023, pp. 19274–19286.</w:t>
+      </w:r>
+    </w:p>
+    <w:p>
+      <w:pPr>
+        <w:pStyle w:val="references"/>
+      </w:pPr>
+      <w:r>
+        <w:t xml:space="preserve">J. Lin, W.-M. Chen, Y. Lin, J. Cohn, C. Gan, and S. Han, "MCUNet: Tiny deep learning on IoT devices," in </w:t>
+      </w:r>
+      <w:r>
+        <w:rPr>
+          <w:i/>
+        </w:rPr>
+        <w:t>Proc. NeurIPS</w:t>
+      </w:r>
+      <w:r>
+        <w:t>, 2020, pp. 11711–11722.</w:t>
       </w:r>
     </w:p>
     <w:p>

--- a/iweict2026/PAPER_EN.docx
+++ b/iweict2026/PAPER_EN.docx
@@ -67,7 +67,7 @@
         <w:pStyle w:val="Abstract"/>
       </w:pPr>
       <w:r>
-        <w:t>Abstract—Efficient neural networks are usually designed to minimize multiplications, but on a small accelerator the run time may be set by something else. We denoise Gaussian noise (σ=25) on our integer CNN accelerator for a Zynq XC7Z020 FPGA (64 multipliers, one bitstream, 7-bit inputs) and show how the measured bottleneck changes the network design. A cycle model, within 0.003% of the board after two corrections, shows that this build, which receives host-built windows one value per cycle, is bound by its input port: a window of K input values costs K cycles for up to 64 output channels. A 7-layer DnCNN-style baseline therefore uses 41% of the multipliers, and two choices that look wasteful by FLOP count pay off. A 2×2 space-to-depth input fits a 10-layer, 64-channel network (6.4× the parameters, 1.6× the multiplications) in 25% fewer cycles, 0.3 dB higher on Set12. Doubling a hidden layer's outputs and pooling them in pairs (maxout) puts the idle multipliers to work: on the board a 64-output layer took 289 cycles per window, as a 32-output layer did, so the network doubles its parameters for 1% more cycles. At the same training budget it denoises better than the ReLU network of the same width, and averaging the pairs instead does as well: the gain is the free capacity, not the max [SEEDS]. With quantization-aware training that reproduces the board's arithmetic, the quality-first integer model reaches 30.12 / 29.02 dB (Set12 / BSD68), above BM3D on the same clipped input (29.95 / 28.37 dB; 29.98 / 28.62 dB unclipped), and the speed-first model matches BM3D in 2.63× fewer cycles. Seven models were verified bit for bit on the board. With two input values per cycle or on-chip line buffers, the same model predicts that pooling stops being free and network B becomes slower than the baseline: the best network follows the bottleneck.</w:t>
+        <w:t>Abstract—Efficient neural networks are usually designed to minimize multiplications, but on a small accelerator the run time may be set by something else. We denoise Gaussian noise (σ=25) on our integer CNN accelerator for a Zynq XC7Z020 FPGA (64 multipliers, one bitstream, 7-bit inputs) and show how the measured bottleneck changes the network design. A cycle model, within 0.003% of the board after two corrections, shows that this build, fed host-built windows one value per cycle, is bound by its input port: a window of K values costs K cycles for up to 64 output channels. A 7-layer DnCNN-style baseline therefore uses 41% of the multipliers, and two choices that look wasteful by FLOP count pay off. A 2×2 space-to-depth input fits a 10-layer, 64-channel network (6.4× the parameters, 1.6× the multiplications) in 25% fewer cycles, 0.3 dB higher on Set12. Doubling a hidden layer's outputs and pooling them in pairs (maxout) puts the idle multipliers to work: on the board a 64-output layer took 289 cycles per window, as a 32-output layer did, so the network doubles its parameters for 1% more cycles. At the same training budget it denoises better than the ReLU network of the same width, and in one seed averaging the pairs instead did as well, pointing to the free capacity rather than the max [SEEDS] [AVG]. With quantization-aware training that reproduces the board's arithmetic, the quality-first integer model reaches 30.12 / 29.02 dB (Set12 / BSD68), above BM3D on the same clipped input (29.95 / 28.37 dB; 29.98 / 28.62 dB unclipped), and the speed-first model matches BM3D in 2.63× fewer cycles. Seven models were verified bit for bit on the board. With two input values per cycle the same model predicts that pooling stops being free, and with four or with on-chip line buffers also that network B becomes slower than the baseline: the best network follows the bottleneck.</w:t>
       </w:r>
     </w:p>
     <w:p>
@@ -107,7 +107,7 @@
         <w:pStyle w:val="a3"/>
       </w:pPr>
       <w:r>
-        <w:t>1. a cycle model, validated on the board, that separates what is free on this core (output channels up to 64, kernel shape, resampling, host-side operations) from what costs (K); 2. an iso-cycle comparison of two choices that this model favours although they look wasteful by FLOP count: space-to-depth, which fits a 6.4× larger network in 25% fewer cycles, and doubled hidden outputs pooled in pairs (maxout), whose hidden layers keep their cycle count on the board and whose gain a mean-pooling control traces to the free capacity, not the max; 3. integer models, trained with quantization-aware training that reproduces the board's arithmetic, that beat BM3D on the same input, verified bit for bit on the board.</w:t>
+        <w:t>1. a cycle model, validated on the board, that separates what is free on this core (output channels up to 64, kernel shape, resampling, host-side operations) from what costs (K); 2. an iso-cycle comparison of two choices that this model favours although they look wasteful by FLOP count: space-to-depth, which fits a 6.4× larger network in 25% fewer cycles, and doubled hidden outputs pooled in pairs (maxout), whose hidden layers keep their cycle count on the board and whose gain over ReLU a mean-pooling control matched in one seed, pointing to the free capacity rather than the max [SEEDS] [AVG]; 3. integer models, trained with quantization-aware training that reproduces the board's arithmetic, that beat BM3D on the same input, verified bit for bit on the board.</w:t>
       </w:r>
     </w:p>
     <w:p>
@@ -189,7 +189,7 @@
         <w:t>Core.</w:t>
       </w:r>
       <w:r>
-        <w:t xml:space="preserve"> The core receives one window of K activations and computes ReLU(b + Σ w·x) for COUT output channels, with INT8 weights, INT32 accumulation and 7-bit activations. Its 64 multipliers are P = 16 output-channel lanes times T = 4 tap banks; K ≤ 1152 and COUT ≤ 128 are set per run, and the same bitstream also runs a CIFAR-10 classifier. The design uses 21% of the LUTs, 51% of the BRAM and, by Vivado's choice in an unrestricted synthesis, no DSP slice. Timing closes at 100 MHz (WNS +0.221 ns); the board runs use the 50 MHz default clock, and a run at 100 MHz gave the same cycle count as at 50 MHz (0.44 s of core time).</w:t>
+        <w:t xml:space="preserve"> The core receives one window of K activations and computes ReLU(b + Σ w·x) for COUT output channels, with INT8 weights, INT32 accumulation and 7-bit activations. Its 64 multipliers are P = 16 output-channel lanes times T = 4 tap banks; K ≤ 1152 and COUT ≤ 128 are set per run, and the same bitstream also runs a CIFAR-10 classifier. The design uses 21% of the LUTs, 51% of the BRAM and, by Vivado's choice in an unrestricted synthesis, no DSP slice. Timing closes at 100 MHz (WNS +0.221 ns); the board runs use the 50 MHz default clock, and a 100 MHz run gave the same cycle count (0.44 s of core time).</w:t>
       </w:r>
     </w:p>
     <w:p>
@@ -235,7 +235,7 @@
         <w:t>Where the bottleneck comes from.</w:t>
       </w:r>
       <w:r>
-        <w:t xml:space="preserve"> One value per cycle is a choice of the AXI-Stream wrapper, which unpacks four 7-bit values per 32-bit beat, made to reuse the CIFAR-10 bitstream unchanged. With w values per cycle, about P·T/w output channels come free (64, 32 and 16 for w = 1, 2, 4): already at w = 2 the model makes maxout cost 1.9× the ReLU network and B slower than A (1,247 against 907 cycles/pixel). With on-chip line buffers [7], a window brings only one new pixel, C_in values; by the dense model a hidden layer with K = 288 then costs 145 cycles at COUT = 32 and 289 at COUT = 64, maxout doubles the cost, and the baseline (833 cycles/pixel) becomes faster than network B (1,209). These are predictions, not measurements, and the rules below hold for this input structure. Host im2col, requantization and pooling take 0.07–0.13 s per 256×256 image (4-core PC), 5–9% of the 50 MHz core time.</w:t>
+        <w:t xml:space="preserve"> One value per cycle is a choice of the AXI-Stream wrapper, which unpacks four 7-bit values per 32-bit beat, made to reuse the CIFAR-10 bitstream unchanged. With w values per cycle, about P·T/w output channels come free (64, 32 and 16 for w = 1, 2, 4). Equation (1) is the dense-mode bound: by it, maxout costs 1.9× the ReLU network already at w = 2; sparse mode, estimated with the measured activation densities, leaves 1.4–1.8× and keeps B ahead of A until w = 4. With on-chip line buffers [7], a window brings only one new pixel, C_in values; by the dense model a hidden layer with K = 288 then costs 145 cycles at COUT = 32 and 289 at COUT = 64, maxout doubles the cost, and the baseline (833 cycles/pixel) becomes faster than network B (1,209), in the sparse estimate too. These are predictions, not measurements, and the rules below hold for this input structure. Host im2col, requantization and pooling take 0.07–0.13 s per 256×256 image (4-core PC), 5–9% of the 50 MHz core time.</w:t>
       </w:r>
     </w:p>
     <w:p>
@@ -303,7 +303,7 @@
         <w:pStyle w:val="a3"/>
       </w:pPr>
       <w:r>
-        <w:t>which is maxout [13] in its Max-Feature-Map form [17]. The next layer's K is unchanged, so hidden layers keep their cycle count; only the first layer (K = 36 &lt; 64) grows to 64 cycles per window, 1% per pixel. The pooling makes the free outputs usable: passing all 64 on would double the next layer's K and cycles, and a ReLU network with the same parameters (45 channels, 150k) would cost 934 cycles per pixel, 38% more. As a control, an averaging network pools each pair by its mean, with the same parameters and cycles. In restoration the benefit of maxout depends on width: it halved the filters at equal quality in super-resolution [14] and was about 0.04 dB below ReLU in a 64-channel space-to-depth denoiser [15]. Requantization is monotonic per channel, so (2) on codes is the requantized maximum.</w:t>
+        <w:t>which is maxout [13] in its Max-Feature-Map form [17]. The next layer's K is unchanged, so hidden layers keep their cycle count; only the first layer (K = 36 &lt; 64) grows to 64 cycles per window, 1% per pixel. The pooling makes the free outputs usable: passing all 64 on would double the next layer's K and cycles, and a ReLU network with the same parameters (45 channels, 150k) would cost, by the cycle model, 934 cycles per pixel, 38% more (it was not trained). As a control, an averaging network pools each pair by its mean, with the same parameters and cycles. In restoration the benefit of maxout depends on width: it halved the filters at equal quality in super-resolution [14] and was about 0.04 dB below ReLU in a 64-channel space-to-depth denoiser [15].</w:t>
       </w:r>
     </w:p>
     <w:p>
@@ -1300,7 +1300,7 @@
         </w:numPr>
       </w:pPr>
       <w:r>
-        <w:t>Fig. 2. Integer PSNR against core cycles per pixel (left Set12, right BSD68). Filled markers are board-measured cycles; B-32 points are seed 1. At about 670 cycles maxout lies above A and ReLU below it; B lies above and to the left of A.</w:t>
+        <w:t>Fig. 2. Integer PSNR against core cycles per pixel (left Set12, right BSD68). Filled markers are board-measured cycles; B-32 points are seed 1. At about 670 cycles maxout lies above ReLU, and with QAT above A, while ReLU lies below A; B lies above and to the left of A.</w:t>
       </w:r>
     </w:p>
     <w:p>
@@ -1354,7 +1354,7 @@
         <w:t>Free channels against ReLU, and max against mean.</w:t>
       </w:r>
       <w:r>
-        <w:t xml:space="preserve"> At the same budget, the maxout network scores +0.37 / +0.26 dB above the ReLU network on all 80 images (paired standard error 0.04 / 0.02 dB) for 1.01× the board cycles. The averaging control matched maxout (validation +0.02 dB in float [AVG]), so the gain is the free capacity, not the max. The ReLU run collapsed once, at epoch 26, and its validation-driven schedule halved the rate four times while it recovered; before that the three networks were level, so seeds 2 and 3 set the size of the gap [SEEDS].</w:t>
+        <w:t xml:space="preserve"> At the same budget, the maxout network scores +0.37 / +0.26 dB above the ReLU network on all 80 images for 1.01× the board cycles (seed 1; image-paired standard error 0.04 / 0.02 dB, so the training run is the uncertainty). The averaging control matched maxout (validation +0.02 dB in float [AVG]), so in this seed the max adds nothing beyond the extra outputs. The ReLU run collapsed once, at epoch 26, and its validation-driven schedule halved the rate four times while it recovered; before that the three networks were level, so seeds 2 and 3 decide whether the gap holds and how large it is [SEEDS].</w:t>
       </w:r>
     </w:p>
     <w:p>
@@ -1382,7 +1382,7 @@
         <w:t>Board.</w:t>
       </w:r>
       <w:r>
-        <w:t xml:space="preserve"> The maxout layers (K = 288, 64 outputs) took 289 cycles per window, exactly as the 32-output layers of A and of the ReLU network: doubling the outputs cost nothing on the board, and the whole network took 1.01× the ReLU network's cycles (Table II). Absolute throughput is low: 6.4 GOPS at most at 50 MHz and 0.9–2.3 s of core time per 256×256 image, against 30–38 ms for float PyTorch on a 4-core PC CPU. The on-chip ARM was not compared; this paper concerns choosing networks for a given core, not throughput.</w:t>
+        <w:t xml:space="preserve"> The maxout layers (K = 288, 64 outputs) took 289 cycles per window, exactly as the 32-output layers of A and of the ReLU network: doubling the outputs cost nothing on the board, and the whole network took 1.01× the ReLU network's cycles (Table II). Absolute throughput is low: 6.4 GOPS at most at 50 MHz and 0.9–2.3 s of core time per 256×256 image, against 30–38 ms for float PyTorch on a 4-core PC CPU. The JTAG test harness dominates wall-clock time, and the on-chip ARM was not compared; this paper concerns choosing networks for a given core.</w:t>
       </w:r>
     </w:p>
     <w:p>
@@ -1394,7 +1394,7 @@
         </w:numPr>
       </w:pPr>
       <w:r>
-        <w:t>Table II. Board runs (Set12 05.png, 256×256, 50 MHz, no mismatch in any layer). Core time: 2.33, 1.73, 0.89 and 0.88 s.</w:t>
+        <w:t>Table II. Board runs (Set12 05.png, 256×256, 50 MHz, no mismatch in any layer). Cycles per window: model → board; B-32 networks with QAT. Core time: 2.33, 1.73, 0.89 and 0.88 s; cycles per pixel are in Table I.</w:t>
       </w:r>
     </w:p>
     <w:tbl>
@@ -1410,10 +1410,9 @@
       </w:tblPr>
       <w:tblGrid>
         <w:gridCol w:w="1429"/>
-        <w:gridCol w:w="833"/>
-        <w:gridCol w:w="833"/>
-        <w:gridCol w:w="833"/>
-        <w:gridCol w:w="833"/>
+        <w:gridCol w:w="1111"/>
+        <w:gridCol w:w="1111"/>
+        <w:gridCol w:w="1111"/>
       </w:tblGrid>
       <w:tr>
         <w:tc>
@@ -1432,7 +1431,7 @@
         </w:tc>
         <w:tc>
           <w:tcPr>
-            <w:tcW w:type="dxa" w:w="833"/>
+            <w:tcW w:type="dxa" w:w="1111"/>
           </w:tcPr>
           <w:p>
             <w:pPr>
@@ -1447,7 +1446,7 @@
         </w:tc>
         <w:tc>
           <w:tcPr>
-            <w:tcW w:type="dxa" w:w="833"/>
+            <w:tcW w:type="dxa" w:w="1111"/>
           </w:tcPr>
           <w:p>
             <w:pPr>
@@ -1456,28 +1455,13 @@
               <w:jc w:val="center"/>
             </w:pPr>
             <w:r>
-              <w:t>Cycles/window, model → board</w:t>
-            </w:r>
-          </w:p>
-        </w:tc>
-        <w:tc>
-          <w:tcPr>
-            <w:tcW w:type="dxa" w:w="833"/>
-          </w:tcPr>
-          <w:p>
-            <w:pPr>
-              <w:pStyle w:val="tablecolhead"/>
-              <w:spacing w:before="20" w:after="20"/>
-              <w:jc w:val="center"/>
-            </w:pPr>
-            <w:r>
-              <w:t>Cycles/px</w:t>
-            </w:r>
-          </w:p>
-        </w:tc>
-        <w:tc>
-          <w:tcPr>
-            <w:tcW w:type="dxa" w:w="833"/>
+              <w:t>Cycles/window</w:t>
+            </w:r>
+          </w:p>
+        </w:tc>
+        <w:tc>
+          <w:tcPr>
+            <w:tcW w:type="dxa" w:w="1111"/>
           </w:tcPr>
           <w:p>
             <w:pPr>
@@ -1508,7 +1492,7 @@
         </w:tc>
         <w:tc>
           <w:tcPr>
-            <w:tcW w:type="dxa" w:w="833"/>
+            <w:tcW w:type="dxa" w:w="1111"/>
           </w:tcPr>
           <w:p>
             <w:pPr>
@@ -1523,7 +1507,7 @@
         </w:tc>
         <w:tc>
           <w:tcPr>
-            <w:tcW w:type="dxa" w:w="833"/>
+            <w:tcW w:type="dxa" w:w="1111"/>
           </w:tcPr>
           <w:p>
             <w:pPr>
@@ -1538,22 +1522,7 @@
         </w:tc>
         <w:tc>
           <w:tcPr>
-            <w:tcW w:type="dxa" w:w="833"/>
-          </w:tcPr>
-          <w:p>
-            <w:pPr>
-              <w:pStyle w:val="tablecopy"/>
-              <w:spacing w:before="20" w:after="20"/>
-              <w:jc w:val="center"/>
-            </w:pPr>
-            <w:r>
-              <w:t>1,775</w:t>
-            </w:r>
-          </w:p>
-        </w:tc>
-        <w:tc>
-          <w:tcPr>
-            <w:tcW w:type="dxa" w:w="833"/>
+            <w:tcW w:type="dxa" w:w="1111"/>
           </w:tcPr>
           <w:p>
             <w:pPr>
@@ -1584,7 +1553,7 @@
         </w:tc>
         <w:tc>
           <w:tcPr>
-            <w:tcW w:type="dxa" w:w="833"/>
+            <w:tcW w:type="dxa" w:w="1111"/>
           </w:tcPr>
           <w:p>
             <w:pPr>
@@ -1599,7 +1568,7 @@
         </w:tc>
         <w:tc>
           <w:tcPr>
-            <w:tcW w:type="dxa" w:w="833"/>
+            <w:tcW w:type="dxa" w:w="1111"/>
           </w:tcPr>
           <w:p>
             <w:pPr>
@@ -1614,22 +1583,7 @@
         </w:tc>
         <w:tc>
           <w:tcPr>
-            <w:tcW w:type="dxa" w:w="833"/>
-          </w:tcPr>
-          <w:p>
-            <w:pPr>
-              <w:pStyle w:val="tablecopy"/>
-              <w:spacing w:before="20" w:after="20"/>
-              <w:jc w:val="center"/>
-            </w:pPr>
-            <w:r>
-              <w:t>1,323</w:t>
-            </w:r>
-          </w:p>
-        </w:tc>
-        <w:tc>
-          <w:tcPr>
-            <w:tcW w:type="dxa" w:w="833"/>
+            <w:tcW w:type="dxa" w:w="1111"/>
           </w:tcPr>
           <w:p>
             <w:pPr>
@@ -1654,13 +1608,13 @@
               <w:spacing w:before="20" w:after="20"/>
             </w:pPr>
             <w:r>
-              <w:t>B-32 + maxout + QAT</w:t>
-            </w:r>
-          </w:p>
-        </w:tc>
-        <w:tc>
-          <w:tcPr>
-            <w:tcW w:type="dxa" w:w="833"/>
+              <w:t>B-32 maxout</w:t>
+            </w:r>
+          </w:p>
+        </w:tc>
+        <w:tc>
+          <w:tcPr>
+            <w:tcW w:type="dxa" w:w="1111"/>
           </w:tcPr>
           <w:p>
             <w:pPr>
@@ -1681,7 +1635,7 @@
         </w:tc>
         <w:tc>
           <w:tcPr>
-            <w:tcW w:type="dxa" w:w="833"/>
+            <w:tcW w:type="dxa" w:w="1111"/>
           </w:tcPr>
           <w:p>
             <w:pPr>
@@ -1702,22 +1656,7 @@
         </w:tc>
         <w:tc>
           <w:tcPr>
-            <w:tcW w:type="dxa" w:w="833"/>
-          </w:tcPr>
-          <w:p>
-            <w:pPr>
-              <w:pStyle w:val="tablecopy"/>
-              <w:spacing w:before="20" w:after="20"/>
-              <w:jc w:val="center"/>
-            </w:pPr>
-            <w:r>
-              <w:t>675</w:t>
-            </w:r>
-          </w:p>
-        </w:tc>
-        <w:tc>
-          <w:tcPr>
-            <w:tcW w:type="dxa" w:w="833"/>
+            <w:tcW w:type="dxa" w:w="1111"/>
           </w:tcPr>
           <w:p>
             <w:pPr>
@@ -1742,13 +1681,13 @@
               <w:spacing w:before="20" w:after="20"/>
             </w:pPr>
             <w:r>
-              <w:t>B-32 ReLU + QAT</w:t>
-            </w:r>
-          </w:p>
-        </w:tc>
-        <w:tc>
-          <w:tcPr>
-            <w:tcW w:type="dxa" w:w="833"/>
+              <w:t>B-32 ReLU</w:t>
+            </w:r>
+          </w:p>
+        </w:tc>
+        <w:tc>
+          <w:tcPr>
+            <w:tcW w:type="dxa" w:w="1111"/>
           </w:tcPr>
           <w:p>
             <w:pPr>
@@ -1763,7 +1702,7 @@
         </w:tc>
         <w:tc>
           <w:tcPr>
-            <w:tcW w:type="dxa" w:w="833"/>
+            <w:tcW w:type="dxa" w:w="1111"/>
           </w:tcPr>
           <w:p>
             <w:pPr>
@@ -1778,22 +1717,7 @@
         </w:tc>
         <w:tc>
           <w:tcPr>
-            <w:tcW w:type="dxa" w:w="833"/>
-          </w:tcPr>
-          <w:p>
-            <w:pPr>
-              <w:pStyle w:val="tablecopy"/>
-              <w:spacing w:before="20" w:after="20"/>
-              <w:jc w:val="center"/>
-            </w:pPr>
-            <w:r>
-              <w:t>669</w:t>
-            </w:r>
-          </w:p>
-        </w:tc>
-        <w:tc>
-          <w:tcPr>
-            <w:tcW w:type="dxa" w:w="833"/>
+            <w:tcW w:type="dxa" w:w="1111"/>
           </w:tcPr>
           <w:p>
             <w:pPr>
@@ -1821,7 +1745,7 @@
         <w:pStyle w:val="a3"/>
       </w:pPr>
       <w:r>
-        <w:t>On a 64-multiplier integer core, a cycle model that matches the board showed that the bottleneck is the input port, not the multipliers, and two choices that look wasteful by FLOP count paid off: space-to-depth fitted a 6.4× larger network into 25% fewer cycles, and doubling the hidden outputs and pooling them in pairs doubled the parameters for 1% more cycles and denoised better, by max or by mean alike [SEEDS]. The quality model beats BM3D on the same input on both test sets, the speed model matches it in 2.63× fewer cycles, and seven models were verified bit for bit on the board. These rules belong to an input structure fed by host-built windows, but the test behind them carries over: about P·T/w output channels are free, so pooling 64 outputs would again be free on a 256-multiplier core fed four values per cycle, and is not on this core at two. The same logic, spending what the bottleneck leaves idle, underlies space-to-depth on TPUs [5], speculative decoding in memory-bound LLM inference [21] and memory-driven network design for microcontrollers [22]. We will measure these cases next. Pooling is free in cycles only: in sparse mode it issued 3.0× the ReLU network's nonzero multiplications. Energy, end-to-end time without the test harness, other noise levels, color images and SSIM are not reported. Code, integer models, per-image PSNR and board logs are in the project repository.</w:t>
+        <w:t>On a 64-multiplier integer core, a cycle model that matches the board showed that the bottleneck is the input port, not the multipliers, and two choices that look wasteful by FLOP count paid off: space-to-depth fitted a 6.4× larger network into 25% fewer cycles, and doubling the hidden outputs and pooling them in pairs doubled the parameters for 1% more cycles and denoised better, by max and, in one seed, by mean alike [SEEDS] [AVG]. The quality model beats BM3D on the same input, and the speed model matches it in 2.63× fewer cycles. These rules belong to an input structure fed by host-built windows, but the test behind them should carry over: by the cycle model about P·T/w output channels are free, so pooling 64 outputs would again be free on a core of this organization with 256 multipliers fed four values per cycle, and would not be on this core at two. Spending what the bottleneck leaves idle also underlies space-to-depth on TPUs [5], speculative decoding in memory-bound LLM inference [21] and memory-driven network design for microcontrollers [22]. Whether P·T/w holds for other input structures is still a prediction; we will measure wider ports and line buffers on the board next. Pooling is free in cycles only: in sparse mode it issued 3.0× the ReLU network's nonzero multiplications. Energy, end-to-end time without the test harness, other noise levels, color images and SSIM are not reported. Code, models, per-image PSNR and board logs are in the repository.</w:t>
       </w:r>
     </w:p>
     <w:p>
@@ -1961,7 +1885,7 @@
         <w:rPr>
           <w:i/>
         </w:rPr>
-        <w:t>Proc. Int. Conf. Field-Programmable Technology (FPT)</w:t>
+        <w:t>Proc. FPT</w:t>
       </w:r>
       <w:r>
         <w:t>, 2017.</w:t>
@@ -1995,7 +1919,7 @@
         <w:rPr>
           <w:i/>
         </w:rPr>
-        <w:t>Proc. Int. Conf. Integrated Circuits and Microsystems (ICICM)</w:t>
+        <w:t>Proc. ICICM</w:t>
       </w:r>
       <w:r>
         <w:t>, 2024, pp. 671–676.</w:t>
@@ -2012,7 +1936,7 @@
         <w:rPr>
           <w:i/>
         </w:rPr>
-        <w:t>Proc. Int. Symp. Artificial Intelligence and Intelligent Manufacturing (AIIM)</w:t>
+        <w:t>Proc. AIIM</w:t>
       </w:r>
       <w:r>
         <w:t>, 2024, pp. 646–649.</w:t>
@@ -2029,7 +1953,7 @@
         <w:rPr>
           <w:i/>
         </w:rPr>
-        <w:t>Proc. ACM SIGGRAPH European Conf. Visual Media Production (CVMP)</w:t>
+        <w:t>Proc. CVMP</w:t>
       </w:r>
       <w:r>
         <w:t>, 2025.</w:t>
@@ -2083,7 +2007,7 @@
         <w:t>Proc. ACCV</w:t>
       </w:r>
       <w:r>
-        <w:t>, 2018 (LNCS, Springer, 2019), pp. 471–487.</w:t>
+        <w:t>, 2018, pp. 471–487.</w:t>
       </w:r>
     </w:p>
     <w:p>

--- a/iweict2026/PAPER_EN.docx
+++ b/iweict2026/PAPER_EN.docx
@@ -67,7 +67,7 @@
         <w:pStyle w:val="Abstract"/>
       </w:pPr>
       <w:r>
-        <w:t>Abstract—Efficient neural networks are usually designed to minimize multiplications, but on a small accelerator the run time may be set by something else. We denoise Gaussian noise (σ=25) on our integer CNN accelerator for a Zynq XC7Z020 FPGA (64 multipliers, one bitstream, 7-bit inputs) and show how the measured bottleneck changes the network design. A cycle model, within 0.003% of the board after two corrections, shows that this build, fed host-built windows one value per cycle, is bound by its input port: a window of K values costs K cycles for up to 64 output channels. A 7-layer DnCNN-style baseline therefore uses 41% of the multipliers, and two choices that look wasteful by FLOP count pay off. A 2×2 space-to-depth input fits a 10-layer, 64-channel network (6.4× the parameters, 1.6× the multiplications) in 25% fewer cycles, 0.3 dB higher on Set12. Doubling a hidden layer's outputs and pooling them in pairs (maxout) puts the idle multipliers to work: on the board a 64-output layer took 289 cycles per window, as a 32-output layer did, so the network doubles its parameters for 1% more cycles. At the same training budget it denoises better than the ReLU network of the same width, and in one seed averaging the pairs instead did as well, pointing to the free capacity rather than the max [SEEDS] [AVG]. With quantization-aware training that reproduces the board's arithmetic, the quality-first integer model reaches 30.12 / 29.02 dB (Set12 / BSD68), above BM3D on the same clipped input (29.95 / 28.37 dB; 29.98 / 28.62 dB unclipped), and the speed-first model matches BM3D in 2.63× fewer cycles. Seven models were verified bit for bit on the board. With two input values per cycle the same model predicts that pooling stops being free, and with four or with on-chip line buffers also that network B becomes slower than the baseline: the best network follows the bottleneck.</w:t>
+        <w:t>Abstract—Efficient neural networks are usually designed to minimize multiplications, but on a small accelerator the run time may be set by something else. On our integer CNN core for a Zynq XC7Z020 FPGA (64 multipliers, 7-bit inputs), we show how the measured bottleneck changes the design of a Gaussian denoiser. A cycle model that predicts the board within 0.003% shows that this build, fed host-built windows one value per cycle, is bound by its input port: a window of K values costs K cycles for up to 64 output channels, so a DnCNN-style baseline leaves most multipliers idle. Two choices that look wasteful by FLOP count therefore pay off. A 2×2 space-to-depth input fits a 6.4× larger network in 25% fewer cycles. Doubling the hidden outputs and pooling them in pairs (maxout) doubles the parameters for 1% more cycles; at the same training budget it denoises better than the ReLU network of the same width, and in one seed averaging the pairs did as well, pointing to the free capacity rather than the max [SEEDS] [AVG]. With quantization-aware training that reproduces the board's arithmetic, the quality model reaches 30.12 dB on Set12 (σ = 25), above BM3D on the same input, and the speed model matches BM3D in 2.63× fewer cycles than the baseline; four networks were verified bit for bit on the board. The same model predicts that with two input values per cycle pooling stops being free, and with four or with line buffers the 6.4× larger network becomes slower than the baseline: the network to choose follows the measured bottleneck.</w:t>
       </w:r>
     </w:p>
     <w:p>
@@ -91,7 +91,7 @@
         <w:pStyle w:val="a3"/>
       </w:pPr>
       <w:r>
-        <w:t>CNN denoisers such as DnCNN [1] outperform the classical BM3D [2] but need tens of thousands of multiplications per pixel, and networks for an accelerator are usually chosen by their multiplication or parameter count. That count is known not to set the run time. The roofline model [3] explains why kernels of low arithmetic intensity are bound by bandwidth rather than compute; ShuffleNet V2 [4] derived design rules from measured GPU speed; EfficientNet-X [5] analysed the gap between FLOPs and latency on TPUs and GPUs and used space-to-depth to raise accelerator utilization; and ABPN [6] built an INT8 super-resolution network from operator latencies measured on a mobile NPU. FPGA CNN accelerators remove memory-bandwidth bottlenecks with on-chip pipelines and line buffers [7]; eCNN [8] co-designed restoration networks with a DRAM-bandwidth-limited accelerator; and light CNN denoisers have been put on Zynq-class FPGAs [9], [10] and on a vendor DPU with INT8 quantization-aware training [11]. These works measure GPU, TPU, NPU or DPU latency or model DRAM traffic.</w:t>
+        <w:t>CNN denoisers such as DnCNN [1] outperform the classical BM3D [2] but need tens of thousands of multiplications per pixel, and networks for an accelerator are usually chosen by their multiplication or parameter count. That count is known not to set the run time. The roofline model [3] explains why kernels of low arithmetic intensity are bound by bandwidth rather than compute; ShuffleNet V2 [4] derived design rules from measured GPU speed; EfficientNet-X [5] analysed the gap between FLOPs and latency on TPUs and GPUs and used space-to-depth to raise accelerator utilization; and ABPN [6] built an INT8 super-resolution network from operator latencies measured on a mobile NPU. FPGA CNN accelerators remove memory-bandwidth bottlenecks with on-chip pipelines and line buffers [7]; eCNN [8] co-designed restoration networks with a DRAM-bandwidth-limited accelerator; and light CNN denoisers have been put on Zynq-class FPGAs [9], [10] and on a vendor DPU with INT8 quantization-aware training [11]. These works measure GPU, TPU, NPU or DPU latency or model DRAM traffic. Closest to ours, HALP [12] prunes channels to a GPU's measured latency steps, and DRACO [13] reshapes memory-bound networks to fill a fixed systolic array.</w:t>
       </w:r>
     </w:p>
     <w:p>
@@ -99,7 +99,7 @@
         <w:pStyle w:val="a3"/>
       </w:pPr>
       <w:r>
-        <w:t>We study the same principle at a smaller scale and at cycle level, on an integer CNN core of our own design for a Zynq XC7Z020: 64 multipliers, one bitstream that runs every layer with only its shape changed, 7-bit unsigned inputs and a ReLU on every output. Because its input port takes one value per cycle, a window costs the number of values streamed, K, and output channels up to the multiplier count cost nothing. Our contributions are:</w:t>
+        <w:t>We study the same principle at a smaller scale and at cycle level, on an integer CNN core of our own design for a Zynq XC7Z020, a test vehicle, slower than a PC CPU (Section V): 64 multipliers, one bitstream that runs every layer with only its shape changed, 7-bit unsigned inputs and a ReLU on every output. Because its input port takes one value per cycle, a window costs the number of values streamed, K, and output channels up to the multiplier count cost nothing. Our contributions are:</w:t>
       </w:r>
     </w:p>
     <w:p>
@@ -115,7 +115,7 @@
         <w:pStyle w:val="a3"/>
       </w:pPr>
       <w:r>
-        <w:t>Space-to-depth [12], [5], maxout [13]–[15] and quantization-aware training [16] are known techniques; our claim concerns the reason for choosing them. It holds for an input structure that receives host-built windows; with on-chip line buffers the same model predicts different choices (Section II).</w:t>
+        <w:t>Space-to-depth [14], [5], maxout [15]–[17] and quantization-aware training [18] are known techniques; our claim concerns the reason for choosing them. It holds for an input structure that receives host-built windows; with on-chip line buffers the same model predicts different choices (Section II).</w:t>
       </w:r>
     </w:p>
     <w:p>
@@ -221,7 +221,7 @@
         <w:pStyle w:val="a3"/>
       </w:pPr>
       <w:r>
-        <w:t>When K dominates, the core is input-bound and up to P·T = 64 output channels cost nothing: at K = 288, COUT = 32 and 64 both take 288 cycles. On the baseline network the board showed one cycle more per window and at least COUT cycles per window (outputs leave one per cycle). With these two corrections, (1) predicted the total cycles of three networks designed afterwards within 0.003% (Table II), against 0.4–1.4% without them. All board runs used the sparse mode, which skips multiplications by zero activations; it shortens only the compute term of (1), so input-bound layers take the same cycles.</w:t>
+        <w:t>When K dominates, the core is input-bound and up to P·T = 64 output channels cost nothing: at K = 288, COUT = 32 and 64 both take 288 cycles. On the baseline network the board showed one cycle more per window and at least COUT cycles per window (outputs leave one per cycle). With these two corrections, taken from the baseline alone, (1) predicted the total cycles of three networks designed afterwards within 0.003% (Table II), against 0.4–1.4% without them. All board runs used the sparse mode, which skips multiplications by zero activations; it shortens only the compute term of (1), so input-bound layers take the same cycles.</w:t>
       </w:r>
     </w:p>
     <w:p>
@@ -235,7 +235,7 @@
         <w:t>Where the bottleneck comes from.</w:t>
       </w:r>
       <w:r>
-        <w:t xml:space="preserve"> One value per cycle is a choice of the AXI-Stream wrapper, which unpacks four 7-bit values per 32-bit beat, made to reuse the CIFAR-10 bitstream unchanged. With w values per cycle, about P·T/w output channels come free (64, 32 and 16 for w = 1, 2, 4). Equation (1) is the dense-mode bound: by it, maxout costs 1.9× the ReLU network already at w = 2; sparse mode, estimated with the measured activation densities, leaves 1.4–1.8× and keeps B ahead of A until w = 4. With on-chip line buffers [7], a window brings only one new pixel, C_in values; by the dense model a hidden layer with K = 288 then costs 145 cycles at COUT = 32 and 289 at COUT = 64, maxout doubles the cost, and the baseline (833 cycles/pixel) becomes faster than network B (1,209), in the sparse estimate too. These are predictions, not measurements, and the rules below hold for this input structure. Host im2col, requantization and pooling take 0.07–0.13 s per 256×256 image (4-core PC), 5–9% of the 50 MHz core time.</w:t>
+        <w:t xml:space="preserve"> One value per cycle is a choice of the AXI-Stream wrapper, which unpacks four 7-bit values per 32-bit beat, made to reuse the CIFAR-10 bitstream unchanged. With w values per cycle, about P·T/w output channels come free (64, 32 and 16 for w = 1, 2, 4). Equation (1) is the dense-mode bound: by it, maxout costs 1.9× the ReLU network already at w = 2; sparse mode, estimated with the measured activation densities, leaves 1.4–1.8× and keeps B ahead of A until w = 4. With on-chip line buffers [7], a window brings only one new pixel, C_in values; by the dense model a hidden layer with K = 288 then costs 145 cycles at COUT = 32 and 289 at COUT = 64, maxout doubles the cost, and the baseline (833 cycles/pixel) becomes faster than network B (1,209), in the sparse estimate too. These are predictions, not measurements, and the rules below hold for this input structure. Host im2col, requantization and pooling take 0.07–0.13 s per image on a 4-core PC; requantization and pooling need fewer operations per window than K and could hide in hardware, while im2col would need line buffers.</w:t>
       </w:r>
     </w:p>
     <w:p>
@@ -257,7 +257,7 @@
         <w:t>Baseline (A).</w:t>
       </w:r>
       <w:r>
-        <w:t xml:space="preserve"> A 7-layer, 32-channel 3×3 network derived from DnCNN, with BatchNorm folded. Inputs are clipped to [0, 1] and quantized to 7 bits in training and test. Every output passes a ReLU, so the network cannot predict signed noise as DnCNN does; the last layer outputs the clean image and receives the noisy image as an extra input. A's hidden layers (K = 288, COUT = 32) need 144 cycles of compute but 288 of input, so its multipliers are 41% utilized.</w:t>
+        <w:t xml:space="preserve"> A 7-layer, 32-channel 3×3 network derived from DnCNN, with BatchNorm folded. Inputs are clipped to [0, 1] and quantized to 7 bits in training and test. Every output passes a ReLU, so the network cannot predict signed noise as DnCNN does; the last layer outputs the clean image and receives the noisy image as an extra input. A's hidden layers (K = 288, COUT = 32) need 144 cycles of compute but 288 of input, so its multipliers are 41% utilized and more multipliers would not make it faster.</w:t>
       </w:r>
     </w:p>
     <w:p>
@@ -271,7 +271,7 @@
         <w:t>Space-to-depth (B).</w:t>
       </w:r>
       <w:r>
-        <w:t xml:space="preserve"> As in FFDNet [12], the image is split into its four 2×2 phases and processed at half resolution. With a quarter of the windows, a 10-layer, 64-channel network fits; its hidden layers (K = 576, COUT = 64) balance input and compute exactly, and the network is 88% utilized. It has 6.4× A's parameters and 1.6× its multiplications in 25% fewer cycles, so its gain over A is that of a larger network that space-to-depth makes affordable, not of the resampling alone.</w:t>
+        <w:t xml:space="preserve"> As in FFDNet [14], the image is split into its four 2×2 phases and processed at half resolution. With a quarter of the windows, a 10-layer, 64-channel network fits; its hidden layers (K = 576, COUT = 64) balance input and compute exactly, and the network is 88% utilized. It has 6.4× A's parameters and 1.6× its multiplications in 25% fewer cycles, so its gain over A is that of a larger network that space-to-depth makes affordable, not of the resampling alone.</w:t>
       </w:r>
     </w:p>
     <w:p>
@@ -303,7 +303,7 @@
         <w:pStyle w:val="a3"/>
       </w:pPr>
       <w:r>
-        <w:t>which is maxout [13] in its Max-Feature-Map form [17]. The next layer's K is unchanged, so hidden layers keep their cycle count; only the first layer (K = 36 &lt; 64) grows to 64 cycles per window, 1% per pixel. The pooling makes the free outputs usable: passing all 64 on would double the next layer's K and cycles, and a ReLU network with the same parameters (45 channels, 150k) would cost, by the cycle model, 934 cycles per pixel, 38% more (it was not trained). As a control, an averaging network pools each pair by its mean, with the same parameters and cycles. In restoration the benefit of maxout depends on width: it halved the filters at equal quality in super-resolution [14] and was about 0.04 dB below ReLU in a 64-channel space-to-depth denoiser [15].</w:t>
+        <w:t>which is maxout [15] in its Max-Feature-Map form [19]. The next layer's K is unchanged, so hidden layers keep their cycle count; only the first layer (K = 36 &lt; 64) grows to 64 cycles per window, 1% per pixel. The pooling makes the free outputs usable: passing all 64 on would double the next layer's K and cycles, and a ReLU network with the same parameters (45 channels, 150k) would cost, by the cycle model, 934 cycles per pixel, 38% more (it was not trained). As a control, an averaging network pools each pair by its mean, with the same parameters and cycles. In restoration the benefit of maxout depends on width: it halved the filters at equal quality in super-resolution [16] and was about 0.04 dB below ReLU in a 64-channel space-to-depth denoiser [17].</w:t>
       </w:r>
     </w:p>
     <w:p>
@@ -317,7 +317,7 @@
         <w:t>Training and quantization.</w:t>
       </w:r>
       <w:r>
-        <w:t xml:space="preserve"> We train on 380 Train400 [1] images, holding out every 20th for validation, with 40×40 (A) or 50×50 patches, flips, rotations, MSE and Adam (10⁻³, batch 128), halving the rate after 6 epochs without validation gain. Weights are per-channel symmetric INT8 and activations 7-bit with one scale per map [16], chosen from percentiles on training images. A module that reproduces the board's integer arithmetic in float (rounding, bias units, skip-scale folding, maxout after requantization, 8-bit output) is then fine-tuned for 15 epochs with straight-through gradients and learned scales [18]; its PSNR matches the integer model within 0.001 dB. No checkpoint, learning-rate step or quantization range was chosen on Set12 or BSD68.</w:t>
+        <w:t xml:space="preserve"> We train on 380 Train400 [1] images, holding out every 20th for validation, with 40×40 (A) or 50×50 patches, flips, rotations, MSE and Adam (10⁻³, batch 128), halving the rate after 6 epochs without validation gain. Weights are per-channel symmetric INT8 and activations 7-bit with one scale per map [18], chosen from percentiles on training images. A module that reproduces the board's integer arithmetic in float (rounding, bias units, skip-scale folding, maxout after requantization, 8-bit output) is then fine-tuned for 15 epochs with straight-through gradients and learned scales [20]; its PSNR matches the integer model within 0.001 dB. No checkpoint, learning-rate step or quantization range was chosen on Set12 or BSD68.</w:t>
       </w:r>
     </w:p>
     <w:p>
@@ -333,7 +333,7 @@
         <w:pStyle w:val="a3"/>
       </w:pPr>
       <w:r>
-        <w:t>The RTL was verified in a UVM [19] environment (protocol agents, a predicting scoreboard, coverage and assertions) on Verilator: 39 runs under UVM 1.2 and 26 under IEEE 1800.2-2020 passed, and all ten injected bugs were caught. On the board every layer's output is compared value by value with the integer model; every board figure below passed.</w:t>
+        <w:t>The RTL was verified in a UVM [21] environment (protocol agents, a predicting scoreboard, coverage and assertions) on Verilator: 39 runs under UVM 1.2 and 26 under IEEE 1800.2-2020 passed, and all ten injected bugs were caught. Shape coverage was 17–29% on the board build, and the denoisers' layer shapes were verified on the board, not in UVM. On the board every layer's output is compared value by value with the integer model; every board figure below passed.</w:t>
       </w:r>
     </w:p>
     <w:p>
@@ -355,7 +355,7 @@
         <w:t>Setup.</w:t>
       </w:r>
       <w:r>
-        <w:t xml:space="preserve"> Set12 and BSD68 [20] at σ = 25, with the same noise for every method, clipped and quantized to 7 bits. This input is the CNNs' training distribution but not BM3D's: on unclipped noise BM3D gains 0.03 / 0.26 dB (Set12 / BSD68), and tuning its σ changes it by under 0.1 dB, so Table I lists both. As a CNN reference on the same input we evaluate the public DnCNN-S weights [1] (float, trained on unclipped noise). Integer PSNR is that of the integer model, which the board reproduces bit for bit; with one training seed, differences under 0.1 dB are not interpreted.</w:t>
+        <w:t xml:space="preserve"> Set12 and BSD68 [22] at σ = 25, with the same noise for every method, clipped and quantized to 7 bits. This input is the CNNs' training distribution but not BM3D's: on unclipped noise BM3D gains 0.03 / 0.26 dB (Set12 / BSD68), and tuning its σ changes it by under 0.1 dB, so Table I lists both. As a CNN reference on the same input we evaluate the public DnCNN-S weights [1] (float, trained on unclipped noise). Integer PSNR is that of the integer model, which the board reproduces bit for bit; with one training seed, differences under 0.1 dB are not interpreted.</w:t>
       </w:r>
     </w:p>
     <w:p>
@@ -1394,7 +1394,7 @@
         </w:numPr>
       </w:pPr>
       <w:r>
-        <w:t>Table II. Board runs (Set12 05.png, 256×256, 50 MHz, no mismatch in any layer). Cycles per window: model → board; B-32 networks with QAT. Core time: 2.33, 1.73, 0.89 and 0.88 s; cycles per pixel are in Table I.</w:t>
+        <w:t>Table II. Board runs (Set12 05.png, 256×256, 50 MHz, no mismatch in any layer). Cycles per window: model → board; B-32 networks with QAT; three earlier versions also matched. Core time: 2.33, 1.73, 0.89 and 0.88 s; cycles per pixel are in Table I.</w:t>
       </w:r>
     </w:p>
     <w:tbl>
@@ -1745,7 +1745,7 @@
         <w:pStyle w:val="a3"/>
       </w:pPr>
       <w:r>
-        <w:t>On a 64-multiplier integer core, a cycle model that matches the board showed that the bottleneck is the input port, not the multipliers, and two choices that look wasteful by FLOP count paid off: space-to-depth fitted a 6.4× larger network into 25% fewer cycles, and doubling the hidden outputs and pooling them in pairs doubled the parameters for 1% more cycles and denoised better, by max and, in one seed, by mean alike [SEEDS] [AVG]. The quality model beats BM3D on the same input, and the speed model matches it in 2.63× fewer cycles. These rules belong to an input structure fed by host-built windows, but the test behind them should carry over: by the cycle model about P·T/w output channels are free, so pooling 64 outputs would again be free on a core of this organization with 256 multipliers fed four values per cycle, and would not be on this core at two. Spending what the bottleneck leaves idle also underlies space-to-depth on TPUs [5], speculative decoding in memory-bound LLM inference [21] and memory-driven network design for microcontrollers [22]. Whether P·T/w holds for other input structures is still a prediction; we will measure wider ports and line buffers on the board next. Pooling is free in cycles only: in sparse mode it issued 3.0× the ReLU network's nonzero multiplications. Energy, end-to-end time without the test harness, other noise levels, color images and SSIM are not reported. Code, models, per-image PSNR and board logs are in the repository.</w:t>
+        <w:t>On a 64-multiplier integer core, a cycle model that matches the board showed that the bottleneck is the input port, not the multipliers, and two choices that look wasteful by FLOP count paid off: space-to-depth fitted a 6.4× larger network into 25% fewer cycles, and doubling the hidden outputs and pooling them in pairs doubled the parameters for 1% more cycles and denoised better, by max and, in one seed, by mean alike [SEEDS] [AVG]. The quality model beats BM3D on the same input, and the speed model matches it in 2.63× fewer cycles. These rules belong to an input structure fed by host-built windows, but the test behind them should carry over: by the cycle model about P·T/w output channels are free, so pooling 64 outputs would again be free on a core of this organization with 256 multipliers fed four values per cycle, and would not be on this core at two. EfficientNet-X [5] and HALP [12] apply the same logic on TPUs and GPUs. Whether P·T/w holds for other input structures is still a prediction; we will measure wider ports and line buffers on the board next. Pooling is free in cycles only: in sparse mode it issued 3.0× the ReLU network's nonzero multiplications. Energy, end-to-end time without the test harness, other noise levels, color images and SSIM are not reported. Code, models, per-image PSNR and board logs are in the repository.</w:t>
       </w:r>
     </w:p>
     <w:p>
@@ -1868,7 +1868,7 @@
         <w:rPr>
           <w:i/>
         </w:rPr>
-        <w:t>Proc. CVPR Workshops</w:t>
+        <w:t>Proc. CVPRW</w:t>
       </w:r>
       <w:r>
         <w:t>, 2021, pp. 2494–2502.</w:t>
@@ -1964,6 +1964,40 @@
         <w:pStyle w:val="references"/>
       </w:pPr>
       <w:r>
+        <w:t xml:space="preserve">M. Shen, H. Yin, P. Molchanov, L. Mao, J. Liu, and J. M. Alvarez, "Structural pruning via latency-saliency knapsack," in </w:t>
+      </w:r>
+      <w:r>
+        <w:rPr>
+          <w:i/>
+        </w:rPr>
+        <w:t>Proc. NeurIPS</w:t>
+      </w:r>
+      <w:r>
+        <w:t>, 2022.</w:t>
+      </w:r>
+    </w:p>
+    <w:p>
+      <w:pPr>
+        <w:pStyle w:val="references"/>
+      </w:pPr>
+      <w:r>
+        <w:t xml:space="preserve">N. K. Jha, S. Ravishankar, S. Mittal, A. Kaushik, D. Mandal, and M. Chandra, "DRACO: Co-optimizing hardware utilization, and performance of DNNs on systolic accelerator," in </w:t>
+      </w:r>
+      <w:r>
+        <w:rPr>
+          <w:i/>
+        </w:rPr>
+        <w:t>Proc. ISVLSI</w:t>
+      </w:r>
+      <w:r>
+        <w:t>, 2020.</w:t>
+      </w:r>
+    </w:p>
+    <w:p>
+      <w:pPr>
+        <w:pStyle w:val="references"/>
+      </w:pPr>
+      <w:r>
         <w:t xml:space="preserve">K. Zhang, W. Zuo, and L. Zhang, "FFDNet: Toward a fast and flexible solution for CNN-based image denoising," </w:t>
       </w:r>
       <w:r>
@@ -2107,40 +2141,6 @@
       </w:r>
       <w:r>
         <w:t>, 2001.</w:t>
-      </w:r>
-    </w:p>
-    <w:p>
-      <w:pPr>
-        <w:pStyle w:val="references"/>
-      </w:pPr>
-      <w:r>
-        <w:t xml:space="preserve">Y. Leviathan, M. Kalman, and Y. Matias, "Fast inference from transformers via speculative decoding," in </w:t>
-      </w:r>
-      <w:r>
-        <w:rPr>
-          <w:i/>
-        </w:rPr>
-        <w:t>Proc. ICML</w:t>
-      </w:r>
-      <w:r>
-        <w:t>, 2023, pp. 19274–19286.</w:t>
-      </w:r>
-    </w:p>
-    <w:p>
-      <w:pPr>
-        <w:pStyle w:val="references"/>
-      </w:pPr>
-      <w:r>
-        <w:t xml:space="preserve">J. Lin, W.-M. Chen, Y. Lin, J. Cohn, C. Gan, and S. Han, "MCUNet: Tiny deep learning on IoT devices," in </w:t>
-      </w:r>
-      <w:r>
-        <w:rPr>
-          <w:i/>
-        </w:rPr>
-        <w:t>Proc. NeurIPS</w:t>
-      </w:r>
-      <w:r>
-        <w:t>, 2020, pp. 11711–11722.</w:t>
       </w:r>
     </w:p>
     <w:p>

--- a/iweict2026/PAPER_EN.docx
+++ b/iweict2026/PAPER_EN.docx
@@ -67,7 +67,7 @@
         <w:pStyle w:val="Abstract"/>
       </w:pPr>
       <w:r>
-        <w:t>Abstract—Efficient neural networks are usually designed to minimize multiplications, but on a small accelerator the run time may be set by something else. On our integer CNN core for a Zynq XC7Z020 FPGA (64 multipliers, 7-bit inputs), we show how the measured bottleneck changes the design of a Gaussian denoiser. A cycle model that predicts the board within 0.003% shows that this build, fed host-built windows one value per cycle, is bound by its input port: a window of K values costs K cycles for up to 64 output channels, so a DnCNN-style baseline leaves most multipliers idle. Two choices that look wasteful by FLOP count therefore pay off. A 2×2 space-to-depth input fits a 6.4× larger network in 25% fewer cycles. Doubling the hidden outputs and pooling them in pairs (maxout) doubles the parameters for 1% more cycles; at the same training budget it denoises better than the ReLU network of the same width, and in one seed averaging the pairs did as well, pointing to the free capacity rather than the max [SEEDS] [AVG]. With quantization-aware training that reproduces the board's arithmetic, the quality model reaches 30.12 dB on Set12 (σ = 25), above BM3D on the same input, and the speed model matches BM3D in 2.63× fewer cycles than the baseline; four networks were verified bit for bit on the board. The same model predicts that with two input values per cycle pooling stops being free, and with four or with line buffers the 6.4× larger network becomes slower than the baseline: the network to choose follows the measured bottleneck.</w:t>
+        <w:t>Abstract—Efficient neural networks are usually designed to minimize multiplications, but on a small accelerator the run time may be set by something else. On our integer CNN core for a Zynq XC7Z020 FPGA (64 multipliers, 7-bit inputs), we show how the measured bottleneck changes the design of a Gaussian denoiser. A cycle model, corrected on earlier board runs and within 0.003% of the board on four networks, shows that this build, fed host-built windows one value per cycle, is bound by its input port: a window of K values costs K cycles for up to 64 output channels, so a DnCNN-style baseline leaves most multipliers idle. Two choices that look wasteful by FLOP count therefore pay off. A 2×2 space-to-depth input fits a 6.4× larger network in 25% fewer cycles. Doubling the hidden outputs and pooling them in pairs (maxout) doubles the parameters for 1% more cycles; at the same training budget it denoises better than the ReLU network of the same width, and in one seed averaging the pairs did as well, pointing to the free capacity rather than the max [SEEDS] [AVG]. With quantization-aware training that reproduces the board's arithmetic, the quality model reaches 30.12 dB on Set12 (σ = 25), above BM3D on the same input, and the speed model matches BM3D in 2.63× fewer cycles than the baseline; four networks were verified bit for bit on the board, a full image each. The cycle model predicts that with two input values per cycle pooling stops being free, and with four or with line buffers the 6.4× larger network becomes slower than the baseline: the network to choose follows the measured bottleneck.</w:t>
       </w:r>
     </w:p>
     <w:p>
@@ -99,7 +99,7 @@
         <w:pStyle w:val="a3"/>
       </w:pPr>
       <w:r>
-        <w:t>We study the same principle at a smaller scale and at cycle level, on an integer CNN core of our own design for a Zynq XC7Z020, a test vehicle, slower than a PC CPU (Section V): 64 multipliers, one bitstream that runs every layer with only its shape changed, 7-bit unsigned inputs and a ReLU on every output. Because its input port takes one value per cycle, a window costs the number of values streamed, K, and output channels up to the multiplier count cost nothing. Our contributions are:</w:t>
+        <w:t>We study the same principle at a smaller scale and at cycle level, measured on the board rather than simulated, on an integer CNN core of our own design for a Zynq XC7Z020, a test vehicle, slower than a PC CPU (Section V): 64 multipliers, one bitstream that runs every layer with only its shape changed, 7-bit unsigned inputs and a ReLU on every output. Because its input port takes one value per cycle, a window costs the number of values streamed, K, and output channels up to the multiplier count cost nothing. Our contributions are:</w:t>
       </w:r>
     </w:p>
     <w:p>
@@ -107,7 +107,7 @@
         <w:pStyle w:val="a3"/>
       </w:pPr>
       <w:r>
-        <w:t>1. a cycle model, validated on the board, that separates what is free on this core (output channels up to 64, kernel shape, resampling, host-side operations) from what costs (K); 2. an iso-cycle comparison of two choices that this model favours although they look wasteful by FLOP count: space-to-depth, which fits a 6.4× larger network in 25% fewer cycles, and doubled hidden outputs pooled in pairs (maxout), whose hidden layers keep their cycle count on the board and whose gain over ReLU a mean-pooling control matched in one seed, pointing to the free capacity rather than the max [SEEDS] [AVG]; 3. integer models, trained with quantization-aware training that reproduces the board's arithmetic, that beat BM3D on the same input, verified bit for bit on the board.</w:t>
+        <w:t>1. a cycle model, validated on the board, that separates what is free on this core (output channels up to 64, kernel shape, resampling, host-side operations) from what costs (K); 2. an iso-cycle comparison of two choices that this model favours although they look wasteful by FLOP count: space-to-depth, which fits a 6.4× larger network in 25% fewer cycles, and doubled hidden outputs pooled in pairs (maxout), whose hidden layers keep their cycle count on the board, with a mean-pooling control [SEEDS] [AVG]; 3. integer models, trained with quantization-aware training that reproduces the board's arithmetic, that beat BM3D on the same input, verified bit for bit on the board.</w:t>
       </w:r>
     </w:p>
     <w:p>
@@ -134,7 +134,7 @@
       <w:r>
         <w:drawing>
           <wp:inline xmlns:a="http://schemas.openxmlformats.org/drawingml/2006/main" xmlns:pic="http://schemas.openxmlformats.org/drawingml/2006/picture">
-            <wp:extent cx="3024000" cy="2090118"/>
+            <wp:extent cx="2736000" cy="1891059"/>
             <wp:docPr id="1" name="Picture 1"/>
             <wp:cNvGraphicFramePr>
               <a:graphicFrameLocks noChangeAspect="1"/>
@@ -155,7 +155,7 @@
                   <pic:spPr>
                     <a:xfrm>
                       <a:off x="0" y="0"/>
-                      <a:ext cx="3024000" cy="2090118"/>
+                      <a:ext cx="2736000" cy="1891059"/>
                     </a:xfrm>
                     <a:prstGeom prst="rect"/>
                   </pic:spPr>
@@ -221,7 +221,7 @@
         <w:pStyle w:val="a3"/>
       </w:pPr>
       <w:r>
-        <w:t>When K dominates, the core is input-bound and up to P·T = 64 output channels cost nothing: at K = 288, COUT = 32 and 64 both take 288 cycles. On the baseline network the board showed one cycle more per window and at least COUT cycles per window (outputs leave one per cycle). With these two corrections, taken from the baseline alone, (1) predicted the total cycles of three networks designed afterwards within 0.003% (Table II), against 0.4–1.4% without them. All board runs used the sparse mode, which skips multiplications by zero activations; it shortens only the compute term of (1), so input-bound layers take the same cycles.</w:t>
+        <w:t>When K dominates, the core is input-bound and up to P·T = 64 output channels cost nothing: at K = 288, COUT = 32 and 64 both take 288 cycles. The board showed one cycle more per window (on the CIFAR-10 run and the baseline) and at least COUT cycles per window, as outputs leave one per cycle (settled by B's first layer, K = 36, COUT = 64: 64 cycles). With these two parameter-free corrections, (1) matches all four networks within 0.003% (Table II), against 0.4–1.6% without them; the ReLU network, run after they were fixed, was predicted within 0.0014%. All board runs used the sparse mode, which skips multiplications by zero activations; it shortens only the compute term of (1), so input-bound layers take the same cycles.</w:t>
       </w:r>
     </w:p>
     <w:p>
@@ -235,7 +235,7 @@
         <w:t>Where the bottleneck comes from.</w:t>
       </w:r>
       <w:r>
-        <w:t xml:space="preserve"> One value per cycle is a choice of the AXI-Stream wrapper, which unpacks four 7-bit values per 32-bit beat, made to reuse the CIFAR-10 bitstream unchanged. With w values per cycle, about P·T/w output channels come free (64, 32 and 16 for w = 1, 2, 4). Equation (1) is the dense-mode bound: by it, maxout costs 1.9× the ReLU network already at w = 2; sparse mode, estimated with the measured activation densities, leaves 1.4–1.8× and keeps B ahead of A until w = 4. With on-chip line buffers [7], a window brings only one new pixel, C_in values; by the dense model a hidden layer with K = 288 then costs 145 cycles at COUT = 32 and 289 at COUT = 64, maxout doubles the cost, and the baseline (833 cycles/pixel) becomes faster than network B (1,209), in the sparse estimate too. These are predictions, not measurements, and the rules below hold for this input structure. Host im2col, requantization and pooling take 0.07–0.13 s per image on a 4-core PC; requantization and pooling need fewer operations per window than K and could hide in hardware, while im2col would need line buffers.</w:t>
+        <w:t xml:space="preserve"> One value per cycle is a choice of the AXI-Stream wrapper, which unpacks four 7-bit values per 32-bit beat, made to reuse the CIFAR-10 bitstream unchanged. With w values per cycle, about P·T/w output channels come free (64, 32 and 16 for w = 1, 2, 4). Equation (1) is the dense-mode bound: by it, maxout costs 1.9× the ReLU network already at w = 2; sparse mode, estimated with the measured activation densities, leaves 1.4–1.8× and keeps B ahead of A until w = 4. With on-chip line buffers [7], a window brings only one new pixel, C_in values; by the dense model a hidden layer with K = 288 then costs 145 cycles at COUT = 32 and 289 at COUT = 64, maxout doubles the cost, and the baseline (833 cycles/pixel) becomes faster than network B (1,209), in the sparse estimate too. These are predictions, not measurements, and the rules below hold for this input structure. Host im2col, requantization and pooling take 0.07–0.13 s per image on a 4-core PC; on hidden layers requantization and pooling need fewer operations per window than K and could hide in hardware, while im2col would need line buffers.</w:t>
       </w:r>
     </w:p>
     <w:p>
@@ -317,7 +317,7 @@
         <w:t>Training and quantization.</w:t>
       </w:r>
       <w:r>
-        <w:t xml:space="preserve"> We train on 380 Train400 [1] images, holding out every 20th for validation, with 40×40 (A) or 50×50 patches, flips, rotations, MSE and Adam (10⁻³, batch 128), halving the rate after 6 epochs without validation gain. Weights are per-channel symmetric INT8 and activations 7-bit with one scale per map [18], chosen from percentiles on training images. A module that reproduces the board's integer arithmetic in float (rounding, bias units, skip-scale folding, maxout after requantization, 8-bit output) is then fine-tuned for 15 epochs with straight-through gradients and learned scales [20]; its PSNR matches the integer model within 0.001 dB. No checkpoint, learning-rate step or quantization range was chosen on Set12 or BSD68.</w:t>
+        <w:t xml:space="preserve"> We train on 380 Train400 [1] images, holding out every 20th for validation, with 40×40 (A) or 50×50 patches, flips, rotations, MSE and Adam (10⁻³, batch 128), halving the rate after 6 epochs without validation gain. Weights are per-channel symmetric INT8 and activations 7-bit with one scale per map [18], chosen from percentiles on training images. A module that reproduces the board's integer arithmetic in float (rounding, bias units, skip scaling, pooling, 8-bit output) is then fine-tuned for 15 epochs with straight-through gradients and learned scales [20]; its PSNR matches the integer model within 0.001 dB. No checkpoint, learning-rate step or quantization range was chosen on Set12 or BSD68.</w:t>
       </w:r>
     </w:p>
     <w:p>
@@ -333,7 +333,7 @@
         <w:pStyle w:val="a3"/>
       </w:pPr>
       <w:r>
-        <w:t>The RTL was verified in a UVM [21] environment (protocol agents, a predicting scoreboard, coverage and assertions) on Verilator: 39 runs under UVM 1.2 and 26 under IEEE 1800.2-2020 passed, and all ten injected bugs were caught. Shape coverage was 17–29% on the board build, and the denoisers' layer shapes were verified on the board, not in UVM. On the board every layer's output is compared value by value with the integer model; every board figure below passed.</w:t>
+        <w:t>The RTL was verified in a UVM [21] environment (protocol agents, a predicting scoreboard, coverage and assertions) on Verilator: 39 runs under UVM 1.2 and 26 under IEEE 1800.2-2020 passed, and all ten injected bugs were caught. Shape coverage was 89–100% on a reduced build and 17–29% on the board build; the denoisers' hidden shapes are among its directed CIFAR-10 shapes, and their first and last layers were verified on the board only. On the board every layer's output is compared value by value with the integer model; every board figure below passed.</w:t>
       </w:r>
     </w:p>
     <w:p>
@@ -1394,7 +1394,7 @@
         </w:numPr>
       </w:pPr>
       <w:r>
-        <w:t>Table II. Board runs (Set12 05.png, 256×256, 50 MHz, no mismatch in any layer). Cycles per window: model → board; B-32 networks with QAT; three earlier versions also matched. Core time: 2.33, 1.73, 0.89 and 0.88 s; cycles per pixel are in Table I.</w:t>
+        <w:t>Table II. Board runs (Set12 05.png, 256×256, 50 MHz, no mismatch in any layer). Cycles per window: model → board; B-32 networks with QAT; three earlier versions also matched. Core time: 2.33, 1.73, 0.89 and 0.88 s.</w:t>
       </w:r>
     </w:p>
     <w:tbl>
@@ -1745,7 +1745,7 @@
         <w:pStyle w:val="a3"/>
       </w:pPr>
       <w:r>
-        <w:t>On a 64-multiplier integer core, a cycle model that matches the board showed that the bottleneck is the input port, not the multipliers, and two choices that look wasteful by FLOP count paid off: space-to-depth fitted a 6.4× larger network into 25% fewer cycles, and doubling the hidden outputs and pooling them in pairs doubled the parameters for 1% more cycles and denoised better, by max and, in one seed, by mean alike [SEEDS] [AVG]. The quality model beats BM3D on the same input, and the speed model matches it in 2.63× fewer cycles. These rules belong to an input structure fed by host-built windows, but the test behind them should carry over: by the cycle model about P·T/w output channels are free, so pooling 64 outputs would again be free on a core of this organization with 256 multipliers fed four values per cycle, and would not be on this core at two. EfficientNet-X [5] and HALP [12] apply the same logic on TPUs and GPUs. Whether P·T/w holds for other input structures is still a prediction; we will measure wider ports and line buffers on the board next. Pooling is free in cycles only: in sparse mode it issued 3.0× the ReLU network's nonzero multiplications. Energy, end-to-end time without the test harness, other noise levels, color images and SSIM are not reported. Code, models, per-image PSNR and board logs are in the repository.</w:t>
+        <w:t>On a 64-multiplier integer core, a cycle model that matches the board showed that the bottleneck is the input port, not the multipliers, and two choices that look wasteful by FLOP count paid off: space-to-depth fitted a 6.4× larger network into 25% fewer cycles, and doubling the hidden outputs and pooling them in pairs doubled the parameters for 1% more cycles and denoised better, by max and, in one seed, by mean alike [SEEDS] [AVG]. These rules belong to an input structure fed by host-built windows, but the test behind them should carry over: by the cycle model about P·T/w output channels are free, so pooling 64 outputs would again be free on a core of this organization with 256 multipliers fed four values per cycle, and would not be on this core at two. EfficientNet-X [5], HALP [12] and DRACO [13], whose fastest network depends on the array size, apply the same logic on TPUs, GPUs and systolic arrays. Whether P·T/w holds for other input structures is still a prediction; we will measure wider ports and line buffers on the board next. Pooling is free in cycles only: in sparse mode it issued 3.0× the ReLU network's nonzero multiplications. Energy, end-to-end time without the test harness, other noise levels, color images and SSIM are not reported. Code, models, per-image PSNR and board logs are in the repository.</w:t>
       </w:r>
     </w:p>
     <w:p>

--- a/iweict2026/PAPER_EN.docx
+++ b/iweict2026/PAPER_EN.docx
@@ -355,7 +355,7 @@
         <w:t>Setup.</w:t>
       </w:r>
       <w:r>
-        <w:t xml:space="preserve"> Set12 and BSD68 [22] at σ = 25, with the same noise for every method, clipped and quantized to 7 bits. This input is the CNNs' training distribution but not BM3D's: on unclipped noise BM3D gains 0.03 / 0.26 dB (Set12 / BSD68), and tuning its σ changes it by under 0.1 dB, so Table I lists both. As a CNN reference on the same input we evaluate the public DnCNN-S weights [1] (float, trained on unclipped noise). Integer PSNR is that of the integer model, which the board reproduces bit for bit; with one training seed, differences under 0.1 dB are not interpreted.</w:t>
+        <w:t xml:space="preserve"> Set12 and BSD68 [22] at σ = 25, with the same noise for every method, clipped and quantized to 7 bits. This input is the CNNs' training distribution but not BM3D's: on unclipped noise BM3D gains 0.03 / 0.26 dB (Set12 / BSD68), and tuning its σ changes it by under 0.1 dB, so Table I lists both. As a CNN reference on the same input we evaluate the public DnCNN-S weights [1] (float, trained on unclipped noise). SSIM [23] ranks our integer models as PSNR does. Integer PSNR is that of the integer model, which the board reproduces bit for bit; with one training seed, differences under 0.1 dB are not interpreted.</w:t>
       </w:r>
     </w:p>
     <w:p>
@@ -379,7 +379,7 @@
         </w:numPr>
       </w:pPr>
       <w:r>
-        <w:t>Table I. Mean PSNR (dB) and core cost. Cycles are the corrected model; "board" marks networks whose cycles were measured. B-32 rows train for a fixed 120 epochs (seed 1).</w:t>
+        <w:t>Table I. Mean PSNR (dB), SSIM of the 8-bit output and core cost. Cycles are the corrected model; "board" marks networks whose cycles were measured. B-32 rows train for a fixed 120 epochs (seed 1).</w:t>
       </w:r>
     </w:p>
     <w:tbl>
@@ -394,17 +394,18 @@
         <w:tblLook w:firstColumn="1" w:firstRow="1" w:lastColumn="0" w:lastRow="0" w:noHBand="0" w:noVBand="1" w:val="04A0"/>
       </w:tblPr>
       <w:tblGrid>
-        <w:gridCol w:w="3277"/>
-        <w:gridCol w:w="1272"/>
-        <w:gridCol w:w="1272"/>
-        <w:gridCol w:w="1272"/>
-        <w:gridCol w:w="1272"/>
-        <w:gridCol w:w="1272"/>
+        <w:gridCol w:w="2551"/>
+        <w:gridCol w:w="1077"/>
+        <w:gridCol w:w="680"/>
+        <w:gridCol w:w="850"/>
+        <w:gridCol w:w="1417"/>
+        <w:gridCol w:w="1417"/>
+        <w:gridCol w:w="1644"/>
       </w:tblGrid>
       <w:tr>
         <w:tc>
           <w:tcPr>
-            <w:tcW w:type="dxa" w:w="3277"/>
+            <w:tcW w:type="dxa" w:w="2551"/>
           </w:tcPr>
           <w:p>
             <w:pPr>
@@ -418,7 +419,7 @@
         </w:tc>
         <w:tc>
           <w:tcPr>
-            <w:tcW w:type="dxa" w:w="1272"/>
+            <w:tcW w:type="dxa" w:w="1077"/>
           </w:tcPr>
           <w:p>
             <w:pPr>
@@ -433,7 +434,7 @@
         </w:tc>
         <w:tc>
           <w:tcPr>
-            <w:tcW w:type="dxa" w:w="1272"/>
+            <w:tcW w:type="dxa" w:w="680"/>
           </w:tcPr>
           <w:p>
             <w:pPr>
@@ -448,7 +449,7 @@
         </w:tc>
         <w:tc>
           <w:tcPr>
-            <w:tcW w:type="dxa" w:w="1272"/>
+            <w:tcW w:type="dxa" w:w="850"/>
           </w:tcPr>
           <w:p>
             <w:pPr>
@@ -463,7 +464,7 @@
         </w:tc>
         <w:tc>
           <w:tcPr>
-            <w:tcW w:type="dxa" w:w="1272"/>
+            <w:tcW w:type="dxa" w:w="1417"/>
           </w:tcPr>
           <w:p>
             <w:pPr>
@@ -478,7 +479,7 @@
         </w:tc>
         <w:tc>
           <w:tcPr>
-            <w:tcW w:type="dxa" w:w="1272"/>
+            <w:tcW w:type="dxa" w:w="1417"/>
           </w:tcPr>
           <w:p>
             <w:pPr>
@@ -488,6 +489,21 @@
             </w:pPr>
             <w:r>
               <w:t>BSD68 float / int</w:t>
+            </w:r>
+          </w:p>
+        </w:tc>
+        <w:tc>
+          <w:tcPr>
+            <w:tcW w:type="dxa" w:w="1644"/>
+          </w:tcPr>
+          <w:p>
+            <w:pPr>
+              <w:pStyle w:val="tablecolhead"/>
+              <w:spacing w:before="20" w:after="20"/>
+              <w:jc w:val="center"/>
+            </w:pPr>
+            <w:r>
+              <w:t>SSIM Set12 / BSD68</w:t>
             </w:r>
           </w:p>
         </w:tc>
@@ -495,7 +511,7 @@
       <w:tr>
         <w:tc>
           <w:tcPr>
-            <w:tcW w:type="dxa" w:w="3277"/>
+            <w:tcW w:type="dxa" w:w="2551"/>
           </w:tcPr>
           <w:p>
             <w:pPr>
@@ -509,7 +525,7 @@
         </w:tc>
         <w:tc>
           <w:tcPr>
-            <w:tcW w:type="dxa" w:w="1272"/>
+            <w:tcW w:type="dxa" w:w="1077"/>
           </w:tcPr>
           <w:p>
             <w:pPr>
@@ -524,7 +540,7 @@
         </w:tc>
         <w:tc>
           <w:tcPr>
-            <w:tcW w:type="dxa" w:w="1272"/>
+            <w:tcW w:type="dxa" w:w="680"/>
           </w:tcPr>
           <w:p>
             <w:pPr>
@@ -539,7 +555,7 @@
         </w:tc>
         <w:tc>
           <w:tcPr>
-            <w:tcW w:type="dxa" w:w="1272"/>
+            <w:tcW w:type="dxa" w:w="850"/>
           </w:tcPr>
           <w:p>
             <w:pPr>
@@ -554,7 +570,7 @@
         </w:tc>
         <w:tc>
           <w:tcPr>
-            <w:tcW w:type="dxa" w:w="1272"/>
+            <w:tcW w:type="dxa" w:w="1417"/>
           </w:tcPr>
           <w:p>
             <w:pPr>
@@ -569,7 +585,7 @@
         </w:tc>
         <w:tc>
           <w:tcPr>
-            <w:tcW w:type="dxa" w:w="1272"/>
+            <w:tcW w:type="dxa" w:w="1417"/>
           </w:tcPr>
           <w:p>
             <w:pPr>
@@ -579,6 +595,21 @@
             </w:pPr>
             <w:r>
               <w:t>28.37</w:t>
+            </w:r>
+          </w:p>
+        </w:tc>
+        <w:tc>
+          <w:tcPr>
+            <w:tcW w:type="dxa" w:w="1644"/>
+          </w:tcPr>
+          <w:p>
+            <w:pPr>
+              <w:pStyle w:val="tablecopy"/>
+              <w:spacing w:before="20" w:after="20"/>
+              <w:jc w:val="center"/>
+            </w:pPr>
+            <w:r>
+              <w:t>0.850 / 0.799</w:t>
             </w:r>
           </w:p>
         </w:tc>
@@ -586,7 +617,7 @@
       <w:tr>
         <w:tc>
           <w:tcPr>
-            <w:tcW w:type="dxa" w:w="3277"/>
+            <w:tcW w:type="dxa" w:w="2551"/>
           </w:tcPr>
           <w:p>
             <w:pPr>
@@ -600,7 +631,7 @@
         </w:tc>
         <w:tc>
           <w:tcPr>
-            <w:tcW w:type="dxa" w:w="1272"/>
+            <w:tcW w:type="dxa" w:w="1077"/>
           </w:tcPr>
           <w:p>
             <w:pPr>
@@ -615,7 +646,7 @@
         </w:tc>
         <w:tc>
           <w:tcPr>
-            <w:tcW w:type="dxa" w:w="1272"/>
+            <w:tcW w:type="dxa" w:w="680"/>
           </w:tcPr>
           <w:p>
             <w:pPr>
@@ -630,7 +661,7 @@
         </w:tc>
         <w:tc>
           <w:tcPr>
-            <w:tcW w:type="dxa" w:w="1272"/>
+            <w:tcW w:type="dxa" w:w="850"/>
           </w:tcPr>
           <w:p>
             <w:pPr>
@@ -645,7 +676,7 @@
         </w:tc>
         <w:tc>
           <w:tcPr>
-            <w:tcW w:type="dxa" w:w="1272"/>
+            <w:tcW w:type="dxa" w:w="1417"/>
           </w:tcPr>
           <w:p>
             <w:pPr>
@@ -660,7 +691,7 @@
         </w:tc>
         <w:tc>
           <w:tcPr>
-            <w:tcW w:type="dxa" w:w="1272"/>
+            <w:tcW w:type="dxa" w:w="1417"/>
           </w:tcPr>
           <w:p>
             <w:pPr>
@@ -670,6 +701,21 @@
             </w:pPr>
             <w:r>
               <w:t>28.62</w:t>
+            </w:r>
+          </w:p>
+        </w:tc>
+        <w:tc>
+          <w:tcPr>
+            <w:tcW w:type="dxa" w:w="1644"/>
+          </w:tcPr>
+          <w:p>
+            <w:pPr>
+              <w:pStyle w:val="tablecopy"/>
+              <w:spacing w:before="20" w:after="20"/>
+              <w:jc w:val="center"/>
+            </w:pPr>
+            <w:r>
+              <w:t>0.851 / 0.804</w:t>
             </w:r>
           </w:p>
         </w:tc>
@@ -677,7 +723,7 @@
       <w:tr>
         <w:tc>
           <w:tcPr>
-            <w:tcW w:type="dxa" w:w="3277"/>
+            <w:tcW w:type="dxa" w:w="2551"/>
           </w:tcPr>
           <w:p>
             <w:pPr>
@@ -691,7 +737,7 @@
         </w:tc>
         <w:tc>
           <w:tcPr>
-            <w:tcW w:type="dxa" w:w="1272"/>
+            <w:tcW w:type="dxa" w:w="1077"/>
           </w:tcPr>
           <w:p>
             <w:pPr>
@@ -706,7 +752,7 @@
         </w:tc>
         <w:tc>
           <w:tcPr>
-            <w:tcW w:type="dxa" w:w="1272"/>
+            <w:tcW w:type="dxa" w:w="680"/>
           </w:tcPr>
           <w:p>
             <w:pPr>
@@ -721,7 +767,7 @@
         </w:tc>
         <w:tc>
           <w:tcPr>
-            <w:tcW w:type="dxa" w:w="1272"/>
+            <w:tcW w:type="dxa" w:w="850"/>
           </w:tcPr>
           <w:p>
             <w:pPr>
@@ -736,7 +782,7 @@
         </w:tc>
         <w:tc>
           <w:tcPr>
-            <w:tcW w:type="dxa" w:w="1272"/>
+            <w:tcW w:type="dxa" w:w="1417"/>
           </w:tcPr>
           <w:p>
             <w:pPr>
@@ -751,7 +797,7 @@
         </w:tc>
         <w:tc>
           <w:tcPr>
-            <w:tcW w:type="dxa" w:w="1272"/>
+            <w:tcW w:type="dxa" w:w="1417"/>
           </w:tcPr>
           <w:p>
             <w:pPr>
@@ -761,6 +807,21 @@
             </w:pPr>
             <w:r>
               <w:t>28.89</w:t>
+            </w:r>
+          </w:p>
+        </w:tc>
+        <w:tc>
+          <w:tcPr>
+            <w:tcW w:type="dxa" w:w="1644"/>
+          </w:tcPr>
+          <w:p>
+            <w:pPr>
+              <w:pStyle w:val="tablecopy"/>
+              <w:spacing w:before="20" w:after="20"/>
+              <w:jc w:val="center"/>
+            </w:pPr>
+            <w:r>
+              <w:t>0.859 / 0.822</w:t>
             </w:r>
           </w:p>
         </w:tc>
@@ -768,7 +829,7 @@
       <w:tr>
         <w:tc>
           <w:tcPr>
-            <w:tcW w:type="dxa" w:w="3277"/>
+            <w:tcW w:type="dxa" w:w="2551"/>
           </w:tcPr>
           <w:p>
             <w:pPr>
@@ -782,7 +843,7 @@
         </w:tc>
         <w:tc>
           <w:tcPr>
-            <w:tcW w:type="dxa" w:w="1272"/>
+            <w:tcW w:type="dxa" w:w="1077"/>
           </w:tcPr>
           <w:p>
             <w:pPr>
@@ -797,7 +858,7 @@
         </w:tc>
         <w:tc>
           <w:tcPr>
-            <w:tcW w:type="dxa" w:w="1272"/>
+            <w:tcW w:type="dxa" w:w="680"/>
           </w:tcPr>
           <w:p>
             <w:pPr>
@@ -812,7 +873,7 @@
         </w:tc>
         <w:tc>
           <w:tcPr>
-            <w:tcW w:type="dxa" w:w="1272"/>
+            <w:tcW w:type="dxa" w:w="850"/>
           </w:tcPr>
           <w:p>
             <w:pPr>
@@ -827,7 +888,7 @@
         </w:tc>
         <w:tc>
           <w:tcPr>
-            <w:tcW w:type="dxa" w:w="1272"/>
+            <w:tcW w:type="dxa" w:w="1417"/>
           </w:tcPr>
           <w:p>
             <w:pPr>
@@ -842,7 +903,7 @@
         </w:tc>
         <w:tc>
           <w:tcPr>
-            <w:tcW w:type="dxa" w:w="1272"/>
+            <w:tcW w:type="dxa" w:w="1417"/>
           </w:tcPr>
           <w:p>
             <w:pPr>
@@ -852,6 +913,21 @@
             </w:pPr>
             <w:r>
               <w:t>28.83 / 28.80</w:t>
+            </w:r>
+          </w:p>
+        </w:tc>
+        <w:tc>
+          <w:tcPr>
+            <w:tcW w:type="dxa" w:w="1644"/>
+          </w:tcPr>
+          <w:p>
+            <w:pPr>
+              <w:pStyle w:val="tablecopy"/>
+              <w:spacing w:before="20" w:after="20"/>
+              <w:jc w:val="center"/>
+            </w:pPr>
+            <w:r>
+              <w:t>0.842 / 0.809</w:t>
             </w:r>
           </w:p>
         </w:tc>
@@ -859,7 +935,7 @@
       <w:tr>
         <w:tc>
           <w:tcPr>
-            <w:tcW w:type="dxa" w:w="3277"/>
+            <w:tcW w:type="dxa" w:w="2551"/>
           </w:tcPr>
           <w:p>
             <w:pPr>
@@ -876,7 +952,7 @@
         </w:tc>
         <w:tc>
           <w:tcPr>
-            <w:tcW w:type="dxa" w:w="1272"/>
+            <w:tcW w:type="dxa" w:w="1077"/>
           </w:tcPr>
           <w:p>
             <w:pPr>
@@ -891,7 +967,7 @@
         </w:tc>
         <w:tc>
           <w:tcPr>
-            <w:tcW w:type="dxa" w:w="1272"/>
+            <w:tcW w:type="dxa" w:w="680"/>
           </w:tcPr>
           <w:p>
             <w:pPr>
@@ -906,7 +982,7 @@
         </w:tc>
         <w:tc>
           <w:tcPr>
-            <w:tcW w:type="dxa" w:w="1272"/>
+            <w:tcW w:type="dxa" w:w="850"/>
           </w:tcPr>
           <w:p>
             <w:pPr>
@@ -921,7 +997,7 @@
         </w:tc>
         <w:tc>
           <w:tcPr>
-            <w:tcW w:type="dxa" w:w="1272"/>
+            <w:tcW w:type="dxa" w:w="1417"/>
           </w:tcPr>
           <w:p>
             <w:pPr>
@@ -942,7 +1018,7 @@
         </w:tc>
         <w:tc>
           <w:tcPr>
-            <w:tcW w:type="dxa" w:w="1272"/>
+            <w:tcW w:type="dxa" w:w="1417"/>
           </w:tcPr>
           <w:p>
             <w:pPr>
@@ -961,11 +1037,38 @@
             </w:r>
           </w:p>
         </w:tc>
+        <w:tc>
+          <w:tcPr>
+            <w:tcW w:type="dxa" w:w="1644"/>
+          </w:tcPr>
+          <w:p>
+            <w:pPr>
+              <w:pStyle w:val="tablecopy"/>
+              <w:spacing w:before="20" w:after="20"/>
+              <w:jc w:val="center"/>
+            </w:pPr>
+            <w:r>
+              <w:rPr>
+                <w:b/>
+              </w:rPr>
+              <w:t>0.855</w:t>
+            </w:r>
+            <w:r>
+              <w:t xml:space="preserve"> / </w:t>
+            </w:r>
+            <w:r>
+              <w:rPr>
+                <w:b/>
+              </w:rPr>
+              <w:t>0.821</w:t>
+            </w:r>
+          </w:p>
+        </w:tc>
       </w:tr>
       <w:tr>
         <w:tc>
           <w:tcPr>
-            <w:tcW w:type="dxa" w:w="3277"/>
+            <w:tcW w:type="dxa" w:w="2551"/>
           </w:tcPr>
           <w:p>
             <w:pPr>
@@ -982,7 +1085,7 @@
         </w:tc>
         <w:tc>
           <w:tcPr>
-            <w:tcW w:type="dxa" w:w="1272"/>
+            <w:tcW w:type="dxa" w:w="1077"/>
           </w:tcPr>
           <w:p>
             <w:pPr>
@@ -997,7 +1100,7 @@
         </w:tc>
         <w:tc>
           <w:tcPr>
-            <w:tcW w:type="dxa" w:w="1272"/>
+            <w:tcW w:type="dxa" w:w="680"/>
           </w:tcPr>
           <w:p>
             <w:pPr>
@@ -1012,7 +1115,7 @@
         </w:tc>
         <w:tc>
           <w:tcPr>
-            <w:tcW w:type="dxa" w:w="1272"/>
+            <w:tcW w:type="dxa" w:w="850"/>
           </w:tcPr>
           <w:p>
             <w:pPr>
@@ -1027,7 +1130,7 @@
         </w:tc>
         <w:tc>
           <w:tcPr>
-            <w:tcW w:type="dxa" w:w="1272"/>
+            <w:tcW w:type="dxa" w:w="1417"/>
           </w:tcPr>
           <w:p>
             <w:pPr>
@@ -1048,7 +1151,7 @@
         </w:tc>
         <w:tc>
           <w:tcPr>
-            <w:tcW w:type="dxa" w:w="1272"/>
+            <w:tcW w:type="dxa" w:w="1417"/>
           </w:tcPr>
           <w:p>
             <w:pPr>
@@ -1067,11 +1170,38 @@
             </w:r>
           </w:p>
         </w:tc>
+        <w:tc>
+          <w:tcPr>
+            <w:tcW w:type="dxa" w:w="1644"/>
+          </w:tcPr>
+          <w:p>
+            <w:pPr>
+              <w:pStyle w:val="tablecopy"/>
+              <w:spacing w:before="20" w:after="20"/>
+              <w:jc w:val="center"/>
+            </w:pPr>
+            <w:r>
+              <w:rPr>
+                <w:b/>
+              </w:rPr>
+              <w:t>0.851</w:t>
+            </w:r>
+            <w:r>
+              <w:t xml:space="preserve"> / </w:t>
+            </w:r>
+            <w:r>
+              <w:rPr>
+                <w:b/>
+              </w:rPr>
+              <w:t>0.817</w:t>
+            </w:r>
+          </w:p>
+        </w:tc>
       </w:tr>
       <w:tr>
         <w:tc>
           <w:tcPr>
-            <w:tcW w:type="dxa" w:w="3277"/>
+            <w:tcW w:type="dxa" w:w="2551"/>
           </w:tcPr>
           <w:p>
             <w:pPr>
@@ -1085,7 +1215,7 @@
         </w:tc>
         <w:tc>
           <w:tcPr>
-            <w:tcW w:type="dxa" w:w="1272"/>
+            <w:tcW w:type="dxa" w:w="1077"/>
           </w:tcPr>
           <w:p>
             <w:pPr>
@@ -1100,7 +1230,7 @@
         </w:tc>
         <w:tc>
           <w:tcPr>
-            <w:tcW w:type="dxa" w:w="1272"/>
+            <w:tcW w:type="dxa" w:w="680"/>
           </w:tcPr>
           <w:p>
             <w:pPr>
@@ -1115,7 +1245,7 @@
         </w:tc>
         <w:tc>
           <w:tcPr>
-            <w:tcW w:type="dxa" w:w="1272"/>
+            <w:tcW w:type="dxa" w:w="850"/>
           </w:tcPr>
           <w:p>
             <w:pPr>
@@ -1130,7 +1260,7 @@
         </w:tc>
         <w:tc>
           <w:tcPr>
-            <w:tcW w:type="dxa" w:w="1272"/>
+            <w:tcW w:type="dxa" w:w="1417"/>
           </w:tcPr>
           <w:p>
             <w:pPr>
@@ -1145,7 +1275,7 @@
         </w:tc>
         <w:tc>
           <w:tcPr>
-            <w:tcW w:type="dxa" w:w="1272"/>
+            <w:tcW w:type="dxa" w:w="1417"/>
           </w:tcPr>
           <w:p>
             <w:pPr>
@@ -1155,6 +1285,21 @@
             </w:pPr>
             <w:r>
               <w:t>28.66 / 28.68</w:t>
+            </w:r>
+          </w:p>
+        </w:tc>
+        <w:tc>
+          <w:tcPr>
+            <w:tcW w:type="dxa" w:w="1644"/>
+          </w:tcPr>
+          <w:p>
+            <w:pPr>
+              <w:pStyle w:val="tablecopy"/>
+              <w:spacing w:before="20" w:after="20"/>
+              <w:jc w:val="center"/>
+            </w:pPr>
+            <w:r>
+              <w:t>0.840 / 0.807</w:t>
             </w:r>
           </w:p>
         </w:tc>
@@ -1162,7 +1307,7 @@
       <w:tr>
         <w:tc>
           <w:tcPr>
-            <w:tcW w:type="dxa" w:w="3277"/>
+            <w:tcW w:type="dxa" w:w="2551"/>
           </w:tcPr>
           <w:p>
             <w:pPr>
@@ -1176,7 +1321,7 @@
         </w:tc>
         <w:tc>
           <w:tcPr>
-            <w:tcW w:type="dxa" w:w="1272"/>
+            <w:tcW w:type="dxa" w:w="1077"/>
           </w:tcPr>
           <w:p>
             <w:pPr>
@@ -1191,7 +1336,7 @@
         </w:tc>
         <w:tc>
           <w:tcPr>
-            <w:tcW w:type="dxa" w:w="1272"/>
+            <w:tcW w:type="dxa" w:w="680"/>
           </w:tcPr>
           <w:p>
             <w:pPr>
@@ -1206,7 +1351,7 @@
         </w:tc>
         <w:tc>
           <w:tcPr>
-            <w:tcW w:type="dxa" w:w="1272"/>
+            <w:tcW w:type="dxa" w:w="850"/>
           </w:tcPr>
           <w:p>
             <w:pPr>
@@ -1221,7 +1366,7 @@
         </w:tc>
         <w:tc>
           <w:tcPr>
-            <w:tcW w:type="dxa" w:w="1272"/>
+            <w:tcW w:type="dxa" w:w="1417"/>
           </w:tcPr>
           <w:p>
             <w:pPr>
@@ -1236,7 +1381,22 @@
         </w:tc>
         <w:tc>
           <w:tcPr>
-            <w:tcW w:type="dxa" w:w="1272"/>
+            <w:tcW w:type="dxa" w:w="1417"/>
+          </w:tcPr>
+          <w:p>
+            <w:pPr>
+              <w:pStyle w:val="tablecopy"/>
+              <w:spacing w:before="20" w:after="20"/>
+              <w:jc w:val="center"/>
+            </w:pPr>
+            <w:r>
+              <w:t>—</w:t>
+            </w:r>
+          </w:p>
+        </w:tc>
+        <w:tc>
+          <w:tcPr>
+            <w:tcW w:type="dxa" w:w="1644"/>
           </w:tcPr>
           <w:p>
             <w:pPr>
@@ -1300,7 +1460,7 @@
         </w:numPr>
       </w:pPr>
       <w:r>
-        <w:t>Fig. 2. Integer PSNR against core cycles per pixel (left Set12, right BSD68). Filled markers are board-measured cycles; B-32 points are seed 1. At about 670 cycles maxout lies above ReLU, and with QAT above A, while ReLU lies below A; B lies above and to the left of A.</w:t>
+        <w:t>Fig. 2. Integer PSNR against core cycles per pixel (left Set12, right BSD68). Filled markers are board-measured cycles; B-32 points are seed 1.</w:t>
       </w:r>
     </w:p>
     <w:p>
@@ -1340,7 +1500,7 @@
         <w:t>Speed model.</w:t>
       </w:r>
       <w:r>
-        <w:t xml:space="preserve"> B-32 + maxout + QAT needs 2.63× fewer cycles than A and scores 30.00 / 28.94 dB, +0.17 / +0.14 dB above A: level with BM3D on Set12 (9/12 images) and +0.57 dB on BSD68 (+0.32 dB unclipped).</w:t>
+        <w:t xml:space="preserve"> B-32 + maxout + QAT needs 2.63× fewer cycles than A and scores 30.00 / 28.94 dB, +0.17 / +0.14 dB above A: level with BM3D on Set12 in PSNR (9/12 images) and SSIM, and +0.57 dB on BSD68 (+0.32 dB unclipped).</w:t>
       </w:r>
     </w:p>
     <w:p>
@@ -1354,7 +1514,7 @@
         <w:t>Free channels against ReLU, and max against mean.</w:t>
       </w:r>
       <w:r>
-        <w:t xml:space="preserve"> At the same budget, the maxout network scores +0.37 / +0.26 dB above the ReLU network on all 80 images for 1.01× the board cycles (seed 1; image-paired standard error 0.04 / 0.02 dB, so the training run is the uncertainty). The averaging control matched maxout (validation +0.02 dB in float [AVG]), so in this seed the max adds nothing beyond the extra outputs. The ReLU run collapsed once, at epoch 26, and its validation-driven schedule halved the rate four times while it recovered; before that the three networks were level, so seeds 2 and 3 decide whether the gap holds and how large it is [SEEDS].</w:t>
+        <w:t xml:space="preserve"> At the same budget, the maxout network scores +0.37 / +0.26 dB (SSIM +0.011 / +0.011) above the ReLU network on all 80 images for 1.01× the board cycles (seed 1; image-paired standard error 0.04 / 0.02 dB, so the training run is the uncertainty). The averaging control matched maxout (validation +0.02 dB in float [AVG]), so in this seed the max adds nothing beyond the extra outputs. The ReLU run collapsed once, at epoch 26, and its validation-driven schedule halved the rate four times while it recovered; before that the three networks were level, so seeds 2 and 3 decide whether the gap holds and how large it is [SEEDS].</w:t>
       </w:r>
     </w:p>
     <w:p>
@@ -1368,7 +1528,7 @@
         <w:t>Quantization and the same-input reference.</w:t>
       </w:r>
       <w:r>
-        <w:t xml:space="preserve"> QAT brought every integer model within 0.04 dB of its float model; the maxout network had lost 0.16 / 0.14 dB before it. On the same input DnCNN-S (556k, float) is 0.2 dB above our 300k integer model on Set12; its BSD68 deficit reflects training on unclipped noise.</w:t>
+        <w:t xml:space="preserve"> QAT brought every integer model within 0.04 dB of its float model (maxout had lost 0.16 / 0.14 dB). On the same input DnCNN-S (556k, float) beats our 300k integer model by 0.2 dB on Set12 and in SSIM on both sets (by 0.001 on BSD68); its BSD68 PSNR deficit reflects training on unclipped noise.</w:t>
       </w:r>
     </w:p>
     <w:p>
@@ -1382,7 +1542,7 @@
         <w:t>Board.</w:t>
       </w:r>
       <w:r>
-        <w:t xml:space="preserve"> The maxout layers (K = 288, 64 outputs) took 289 cycles per window, exactly as the 32-output layers of A and of the ReLU network: doubling the outputs cost nothing on the board, and the whole network took 1.01× the ReLU network's cycles (Table II). Absolute throughput is low: 6.4 GOPS at most at 50 MHz and 0.9–2.3 s of core time per 256×256 image, against 30–38 ms for float PyTorch on a 4-core PC CPU. The JTAG test harness dominates wall-clock time, and the on-chip ARM was not compared; this paper concerns choosing networks for a given core.</w:t>
+        <w:t xml:space="preserve"> The maxout layers (K = 288, 64 outputs) took 289 cycles per window, exactly as the 32-output layers of A and of the ReLU network: doubling the outputs cost nothing on the board (Table II). Absolute throughput is low: 6.4 GOPS at most at 50 MHz and 0.9–2.3 s of core time per 256×256 image, against 30–38 ms for float PyTorch on a 4-core PC CPU. The JTAG test harness dominates wall-clock time, and the on-chip ARM was not compared; this paper concerns choosing networks for a given core.</w:t>
       </w:r>
     </w:p>
     <w:p>
@@ -1394,7 +1554,7 @@
         </w:numPr>
       </w:pPr>
       <w:r>
-        <w:t>Table II. Board runs (Set12 05.png, 256×256, 50 MHz, no mismatch in any layer). Cycles per window: model → board; B-32 networks with QAT; three earlier versions also matched. Core time: 2.33, 1.73, 0.89 and 0.88 s.</w:t>
+        <w:t>Table II. Board runs (Set12 05.png, 256×256, 50 MHz, no mismatch in any layer). Cycles per window: model → board; B-32 networks with QAT; three earlier versions also matched.</w:t>
       </w:r>
     </w:p>
     <w:tbl>
@@ -1409,15 +1569,15 @@
         <w:tblLook w:firstColumn="1" w:firstRow="1" w:lastColumn="0" w:lastRow="0" w:noHBand="0" w:noVBand="1" w:val="04A0"/>
       </w:tblPr>
       <w:tblGrid>
-        <w:gridCol w:w="1429"/>
-        <w:gridCol w:w="1111"/>
-        <w:gridCol w:w="1111"/>
-        <w:gridCol w:w="1111"/>
+        <w:gridCol w:w="1191"/>
+        <w:gridCol w:w="1587"/>
+        <w:gridCol w:w="1247"/>
+        <w:gridCol w:w="737"/>
       </w:tblGrid>
       <w:tr>
         <w:tc>
           <w:tcPr>
-            <w:tcW w:type="dxa" w:w="1429"/>
+            <w:tcW w:type="dxa" w:w="1191"/>
           </w:tcPr>
           <w:p>
             <w:pPr>
@@ -1431,7 +1591,7 @@
         </w:tc>
         <w:tc>
           <w:tcPr>
-            <w:tcW w:type="dxa" w:w="1111"/>
+            <w:tcW w:type="dxa" w:w="1587"/>
           </w:tcPr>
           <w:p>
             <w:pPr>
@@ -1446,7 +1606,7 @@
         </w:tc>
         <w:tc>
           <w:tcPr>
-            <w:tcW w:type="dxa" w:w="1111"/>
+            <w:tcW w:type="dxa" w:w="1247"/>
           </w:tcPr>
           <w:p>
             <w:pPr>
@@ -1461,7 +1621,7 @@
         </w:tc>
         <w:tc>
           <w:tcPr>
-            <w:tcW w:type="dxa" w:w="1111"/>
+            <w:tcW w:type="dxa" w:w="737"/>
           </w:tcPr>
           <w:p>
             <w:pPr>
@@ -1478,7 +1638,7 @@
       <w:tr>
         <w:tc>
           <w:tcPr>
-            <w:tcW w:type="dxa" w:w="1429"/>
+            <w:tcW w:type="dxa" w:w="1191"/>
           </w:tcPr>
           <w:p>
             <w:pPr>
@@ -1492,7 +1652,7 @@
         </w:tc>
         <w:tc>
           <w:tcPr>
-            <w:tcW w:type="dxa" w:w="1111"/>
+            <w:tcW w:type="dxa" w:w="1587"/>
           </w:tcPr>
           <w:p>
             <w:pPr>
@@ -1507,7 +1667,7 @@
         </w:tc>
         <w:tc>
           <w:tcPr>
-            <w:tcW w:type="dxa" w:w="1111"/>
+            <w:tcW w:type="dxa" w:w="1247"/>
           </w:tcPr>
           <w:p>
             <w:pPr>
@@ -1522,7 +1682,7 @@
         </w:tc>
         <w:tc>
           <w:tcPr>
-            <w:tcW w:type="dxa" w:w="1111"/>
+            <w:tcW w:type="dxa" w:w="737"/>
           </w:tcPr>
           <w:p>
             <w:pPr>
@@ -1539,7 +1699,7 @@
       <w:tr>
         <w:tc>
           <w:tcPr>
-            <w:tcW w:type="dxa" w:w="1429"/>
+            <w:tcW w:type="dxa" w:w="1191"/>
           </w:tcPr>
           <w:p>
             <w:pPr>
@@ -1553,7 +1713,7 @@
         </w:tc>
         <w:tc>
           <w:tcPr>
-            <w:tcW w:type="dxa" w:w="1111"/>
+            <w:tcW w:type="dxa" w:w="1587"/>
           </w:tcPr>
           <w:p>
             <w:pPr>
@@ -1568,7 +1728,7 @@
         </w:tc>
         <w:tc>
           <w:tcPr>
-            <w:tcW w:type="dxa" w:w="1111"/>
+            <w:tcW w:type="dxa" w:w="1247"/>
           </w:tcPr>
           <w:p>
             <w:pPr>
@@ -1583,7 +1743,7 @@
         </w:tc>
         <w:tc>
           <w:tcPr>
-            <w:tcW w:type="dxa" w:w="1111"/>
+            <w:tcW w:type="dxa" w:w="737"/>
           </w:tcPr>
           <w:p>
             <w:pPr>
@@ -1600,7 +1760,7 @@
       <w:tr>
         <w:tc>
           <w:tcPr>
-            <w:tcW w:type="dxa" w:w="1429"/>
+            <w:tcW w:type="dxa" w:w="1191"/>
           </w:tcPr>
           <w:p>
             <w:pPr>
@@ -1614,7 +1774,7 @@
         </w:tc>
         <w:tc>
           <w:tcPr>
-            <w:tcW w:type="dxa" w:w="1111"/>
+            <w:tcW w:type="dxa" w:w="1587"/>
           </w:tcPr>
           <w:p>
             <w:pPr>
@@ -1635,7 +1795,7 @@
         </w:tc>
         <w:tc>
           <w:tcPr>
-            <w:tcW w:type="dxa" w:w="1111"/>
+            <w:tcW w:type="dxa" w:w="1247"/>
           </w:tcPr>
           <w:p>
             <w:pPr>
@@ -1656,7 +1816,7 @@
         </w:tc>
         <w:tc>
           <w:tcPr>
-            <w:tcW w:type="dxa" w:w="1111"/>
+            <w:tcW w:type="dxa" w:w="737"/>
           </w:tcPr>
           <w:p>
             <w:pPr>
@@ -1673,7 +1833,7 @@
       <w:tr>
         <w:tc>
           <w:tcPr>
-            <w:tcW w:type="dxa" w:w="1429"/>
+            <w:tcW w:type="dxa" w:w="1191"/>
           </w:tcPr>
           <w:p>
             <w:pPr>
@@ -1687,7 +1847,7 @@
         </w:tc>
         <w:tc>
           <w:tcPr>
-            <w:tcW w:type="dxa" w:w="1111"/>
+            <w:tcW w:type="dxa" w:w="1587"/>
           </w:tcPr>
           <w:p>
             <w:pPr>
@@ -1702,7 +1862,7 @@
         </w:tc>
         <w:tc>
           <w:tcPr>
-            <w:tcW w:type="dxa" w:w="1111"/>
+            <w:tcW w:type="dxa" w:w="1247"/>
           </w:tcPr>
           <w:p>
             <w:pPr>
@@ -1717,7 +1877,7 @@
         </w:tc>
         <w:tc>
           <w:tcPr>
-            <w:tcW w:type="dxa" w:w="1111"/>
+            <w:tcW w:type="dxa" w:w="737"/>
           </w:tcPr>
           <w:p>
             <w:pPr>
@@ -1745,7 +1905,7 @@
         <w:pStyle w:val="a3"/>
       </w:pPr>
       <w:r>
-        <w:t>On a 64-multiplier integer core, a cycle model that matches the board showed that the bottleneck is the input port, not the multipliers, and two choices that look wasteful by FLOP count paid off: space-to-depth fitted a 6.4× larger network into 25% fewer cycles, and doubling the hidden outputs and pooling them in pairs doubled the parameters for 1% more cycles and denoised better, by max and, in one seed, by mean alike [SEEDS] [AVG]. These rules belong to an input structure fed by host-built windows, but the test behind them should carry over: by the cycle model about P·T/w output channels are free, so pooling 64 outputs would again be free on a core of this organization with 256 multipliers fed four values per cycle, and would not be on this core at two. EfficientNet-X [5], HALP [12] and DRACO [13], whose fastest network depends on the array size, apply the same logic on TPUs, GPUs and systolic arrays. Whether P·T/w holds for other input structures is still a prediction; we will measure wider ports and line buffers on the board next. Pooling is free in cycles only: in sparse mode it issued 3.0× the ReLU network's nonzero multiplications. Energy, end-to-end time without the test harness, other noise levels, color images and SSIM are not reported. Code, models, per-image PSNR and board logs are in the repository.</w:t>
+        <w:t>On a 64-multiplier integer core, a cycle model that matches the board showed that the bottleneck is the input port, not the multipliers, and two choices that look wasteful by FLOP count paid off: space-to-depth fitted a 6.4× larger network into 25% fewer cycles, and doubling the hidden outputs and pooling them in pairs doubled the parameters for 1% more cycles and denoised better, by max and, in one seed, by mean alike [SEEDS] [AVG]. These rules belong to an input structure fed by host-built windows, but the test behind them should carry over: by the cycle model about P·T/w output channels are free, so pooling 64 outputs would again be free on a core of this organization with 256 multipliers fed four values per cycle, and would not be on this core at two. EfficientNet-X [5], HALP [12] and DRACO [13], whose fastest network depends on the array size, apply the same logic on TPUs, GPUs and systolic arrays. Whether P·T/w holds for other input structures is a prediction, to be measured next on wider ports and line buffers. Pooling is free in cycles only: in sparse mode it issued 3.0× the ReLU network's nonzero multiplications. Energy, end-to-end time without the test harness, other noise levels and color images are not reported. Code, models, per-image PSNR and board logs are in the repository.</w:t>
       </w:r>
     </w:p>
     <w:p>
@@ -2141,6 +2301,23 @@
       </w:r>
       <w:r>
         <w:t>, 2001.</w:t>
+      </w:r>
+    </w:p>
+    <w:p>
+      <w:pPr>
+        <w:pStyle w:val="references"/>
+      </w:pPr>
+      <w:r>
+        <w:t xml:space="preserve">Z. Wang, A. C. Bovik, H. R. Sheikh, and E. P. Simoncelli, "Image quality assessment: From error visibility to structural similarity," </w:t>
+      </w:r>
+      <w:r>
+        <w:rPr>
+          <w:i/>
+        </w:rPr>
+        <w:t>IEEE Trans. Image Process.</w:t>
+      </w:r>
+      <w:r>
+        <w:t>, vol. 13, no. 4, pp. 600–612, 2004.</w:t>
       </w:r>
     </w:p>
     <w:p>

--- a/iweict2026/PAPER_EN.docx
+++ b/iweict2026/PAPER_EN.docx
@@ -67,7 +67,7 @@
         <w:pStyle w:val="Abstract"/>
       </w:pPr>
       <w:r>
-        <w:t>Abstract—Efficient neural networks are usually designed to minimize multiplications, but on a small accelerator the run time may be set by something else. On our integer CNN core for a Zynq XC7Z020 FPGA (64 multipliers, 7-bit inputs), we show how the measured bottleneck changes the design of a Gaussian denoiser. A cycle model, corrected on earlier board runs and within 0.003% of the board on four networks, shows that this build, fed host-built windows one value per cycle, is bound by its input port: a window of K values costs K cycles for up to 64 output channels, so a DnCNN-style baseline leaves most multipliers idle. Two choices that look wasteful by FLOP count therefore pay off. A 2×2 space-to-depth input fits a 6.4× larger network in 25% fewer cycles. Doubling the hidden outputs and pooling them in pairs (maxout) doubles the parameters for 1% more cycles; at the same training budget it denoises better than the ReLU network of the same width, and in one seed averaging the pairs did as well, pointing to the free capacity rather than the max [SEEDS] [AVG]. With quantization-aware training that reproduces the board's arithmetic, the quality model reaches 30.12 dB on Set12 (σ = 25), above BM3D on the same input, and the speed model matches BM3D in 2.63× fewer cycles than the baseline; four networks were verified bit for bit on the board, a full image each. The cycle model predicts that with two input values per cycle pooling stops being free, and with four or with line buffers the 6.4× larger network becomes slower than the baseline: the network to choose follows the measured bottleneck.</w:t>
+        <w:t>Abstract—Efficient neural networks are usually designed to minimize multiplications, but on a small accelerator the run time may be set by something else. On our integer CNN core for a Zynq XC7Z020 FPGA (64 multipliers, 7-bit inputs), we show how the measured bottleneck changes the design of a Gaussian denoiser. A cycle model, corrected on earlier board runs and within 0.003% of the board on four networks, shows that this build, fed host-built windows one value per cycle, is bound by its input port: a window of K values costs K cycles for up to 64 output channels, so a DnCNN-style baseline leaves most multipliers idle. Two choices that look wasteful by FLOP count are therefore cheap. A 2×2 space-to-depth input fits a 6.4× larger network in 25% fewer cycles. Doubling the hidden outputs and pooling them in pairs (maxout) doubles the parameters for 1% more cycles. With quantization-aware training that reproduces the board's arithmetic, the quality model reaches 30.12 dB on Set12 (σ = 25), above BM3D on the same input, and the speed model matches BM3D in 2.63× fewer cycles than the baseline; four networks were verified bit for bit on the board, a full image each. The cycle model predicts that with two input values per cycle pooling stops being free, and with four or with line buffers the 6.4× larger network becomes slower than the baseline: the network to choose follows the measured bottleneck.</w:t>
       </w:r>
     </w:p>
     <w:p>
@@ -107,7 +107,7 @@
         <w:pStyle w:val="a3"/>
       </w:pPr>
       <w:r>
-        <w:t>1. a cycle model, validated on the board, that separates what is free on this core (output channels up to 64, kernel shape, resampling, host-side operations) from what costs (K); 2. an iso-cycle comparison of two choices that this model favours although they look wasteful by FLOP count: space-to-depth, which fits a 6.4× larger network in 25% fewer cycles, and doubled hidden outputs pooled in pairs (maxout), whose hidden layers keep their cycle count on the board, with a mean-pooling control [SEEDS] [AVG]; 3. integer models, trained with quantization-aware training that reproduces the board's arithmetic, that beat BM3D on the same input, verified bit for bit on the board.</w:t>
+        <w:t>1. a cycle model, validated on the board, that separates what is free on this core (output channels up to 64, kernel shape, resampling, host-side operations) from what costs (K); 2. an iso-cycle comparison of two choices that this model favours although they look wasteful by FLOP count: space-to-depth, which fits a 6.4× larger network in 25% fewer cycles, and doubled hidden outputs pooled in pairs (maxout), whose hidden layers keep their cycle count on the board, compared over three seeds with ReLU and mean-pooling controls; 3. integer models, trained with quantization-aware training that reproduces the board's arithmetic, that beat BM3D on the same input, verified bit for bit on the board.</w:t>
       </w:r>
     </w:p>
     <w:p>
@@ -189,7 +189,7 @@
         <w:t>Core.</w:t>
       </w:r>
       <w:r>
-        <w:t xml:space="preserve"> The core receives one window of K activations and computes ReLU(b + Σ w·x) for COUT output channels, with INT8 weights, INT32 accumulation and 7-bit activations. Its 64 multipliers are P = 16 output-channel lanes times T = 4 tap banks; K ≤ 1152 and COUT ≤ 128 are set per run, and the same bitstream also runs a CIFAR-10 classifier. The design uses 21% of the LUTs, 51% of the BRAM and, by Vivado's choice in an unrestricted synthesis, no DSP slice. Timing closes at 100 MHz (WNS +0.221 ns); the board runs use the 50 MHz default clock, and a 100 MHz run gave the same cycle count (0.44 s of core time).</w:t>
+        <w:t xml:space="preserve"> The core receives one window of K activations and computes ReLU(b + Σ w·x) for COUT output channels, with INT8 weights, INT32 accumulation and 7-bit activations. Its 64 multipliers are P = 16 output-channel lanes times T = 4 tap banks; K ≤ 1152 and COUT ≤ 128 are set per run, and the same bitstream also runs a CIFAR-10 classifier. The design uses 21% of the LUTs, 51% of the BRAM and, by Vivado's choice in an unrestricted synthesis, no DSP slice. Timing closes at 100 MHz (WNS +0.221 ns); the board runs use the 50 MHz default clock, and a 100 MHz run gave the same cycle count.</w:t>
       </w:r>
     </w:p>
     <w:p>
@@ -221,7 +221,7 @@
         <w:pStyle w:val="a3"/>
       </w:pPr>
       <w:r>
-        <w:t>When K dominates, the core is input-bound and up to P·T = 64 output channels cost nothing: at K = 288, COUT = 32 and 64 both take 288 cycles. The board showed one cycle more per window (on the CIFAR-10 run and the baseline) and at least COUT cycles per window, as outputs leave one per cycle (settled by B's first layer, K = 36, COUT = 64: 64 cycles). With these two parameter-free corrections, (1) matches all four networks within 0.003% (Table II), against 0.4–1.6% without them; the ReLU network, run after they were fixed, was predicted within 0.0014%. All board runs used the sparse mode, which skips multiplications by zero activations; it shortens only the compute term of (1), so input-bound layers take the same cycles.</w:t>
+        <w:t>When K dominates, the core is input-bound and up to P·T = 64 output channels cost nothing: at K = 288, COUT = 32 and 64 both take 288 cycles. The board showed one cycle more per window (on the CIFAR-10 run and the baseline) and at least COUT cycles per window, as outputs leave one per cycle (settled by B's first layer, K = 36, COUT = 64: 64 cycles). With these two parameter-free corrections, (1) matches all four networks within 0.003% (Table II), against 0.4–1.6% without them; the ReLU network, run after they were fixed, was predicted within 0.0014%. All board runs used the sparse mode, which skips multiplications by zero activations; it shortens only the compute term of (1).</w:t>
       </w:r>
     </w:p>
     <w:p>
@@ -257,7 +257,7 @@
         <w:t>Baseline (A).</w:t>
       </w:r>
       <w:r>
-        <w:t xml:space="preserve"> A 7-layer, 32-channel 3×3 network derived from DnCNN, with BatchNorm folded. Inputs are clipped to [0, 1] and quantized to 7 bits in training and test. Every output passes a ReLU, so the network cannot predict signed noise as DnCNN does; the last layer outputs the clean image and receives the noisy image as an extra input. A's hidden layers (K = 288, COUT = 32) need 144 cycles of compute but 288 of input, so its multipliers are 41% utilized and more multipliers would not make it faster.</w:t>
+        <w:t xml:space="preserve"> A 7-layer, 32-channel 3×3 network derived from DnCNN, with BatchNorm folded. Inputs are clipped to [0, 1] and quantized to 7 bits in training and test. Every output passes a ReLU, so the network cannot predict signed noise as DnCNN does; the last layer outputs the clean image and receives the noisy image as an extra input. A's hidden layers (K = 288, COUT = 32) need 144 cycles of compute but 288 of input, so its multipliers are 41% utilized; more would not make it faster.</w:t>
       </w:r>
     </w:p>
     <w:p>
@@ -303,7 +303,7 @@
         <w:pStyle w:val="a3"/>
       </w:pPr>
       <w:r>
-        <w:t>which is maxout [15] in its Max-Feature-Map form [19]. The next layer's K is unchanged, so hidden layers keep their cycle count; only the first layer (K = 36 &lt; 64) grows to 64 cycles per window, 1% per pixel. The pooling makes the free outputs usable: passing all 64 on would double the next layer's K and cycles, and a ReLU network with the same parameters (45 channels, 150k) would cost, by the cycle model, 934 cycles per pixel, 38% more (it was not trained). As a control, an averaging network pools each pair by its mean, with the same parameters and cycles. In restoration the benefit of maxout depends on width: it halved the filters at equal quality in super-resolution [16] and was about 0.04 dB below ReLU in a 64-channel space-to-depth denoiser [17].</w:t>
+        <w:t>which is maxout [15] in its Max-Feature-Map form [19]. The next layer's K is unchanged, so hidden layers keep their cycle count; only the first layer (K = 36 &lt; 64) grows to 64 cycles per window, 1% per pixel. The pooling makes the free outputs usable: passing all 64 on would double the next layer's K and cycles, and a ReLU network with the same parameters (45 channels, 150k) costs, by the cycle model, 934 cycles per pixel, 38% more. As a control, an averaging network pools each pair by its mean, with the same parameters and cycles. In restoration the benefit of maxout depends on width: it halved the filters at equal quality in super-resolution [16] and was about 0.04 dB below ReLU in a 64-channel space-to-depth denoiser [17].</w:t>
       </w:r>
     </w:p>
     <w:p>
@@ -317,7 +317,7 @@
         <w:t>Training and quantization.</w:t>
       </w:r>
       <w:r>
-        <w:t xml:space="preserve"> We train on 380 Train400 [1] images, holding out every 20th for validation, with 40×40 (A) or 50×50 patches, flips, rotations, MSE and Adam (10⁻³, batch 128), halving the rate after 6 epochs without validation gain. Weights are per-channel symmetric INT8 and activations 7-bit with one scale per map [18], chosen from percentiles on training images. A module that reproduces the board's integer arithmetic in float (rounding, bias units, skip scaling, pooling, 8-bit output) is then fine-tuned for 15 epochs with straight-through gradients and learned scales [20]; its PSNR matches the integer model within 0.001 dB. No checkpoint, learning-rate step or quantization range was chosen on Set12 or BSD68.</w:t>
+        <w:t xml:space="preserve"> We train on 380 Train400 [1] images, holding out every 20th for validation, with 40×40 (A) or 50×50 patches, flips, rotations, MSE and Adam (10⁻³, batch 128), halving the rate after 6 epochs without validation gain. B-32 and 45-channel networks train for a fixed 120 epochs, seed 1 on a CPU, seeds 2–3 and the 45-channel network on a GPU. Weights are per-channel symmetric INT8 and activations 7-bit with one scale per map [18], chosen from percentiles on training images. A module that reproduces the board's integer arithmetic in float (rounding, bias units, skip scaling, pooling, 8-bit output) is then fine-tuned for 15 epochs with straight-through gradients and learned scales [20]; its PSNR matches the integer model within 0.001 dB. No checkpoint, learning-rate step or quantization range was chosen on Set12 or BSD68.</w:t>
       </w:r>
     </w:p>
     <w:p>
@@ -355,7 +355,7 @@
         <w:t>Setup.</w:t>
       </w:r>
       <w:r>
-        <w:t xml:space="preserve"> Set12 and BSD68 [22] at σ = 25, with the same noise for every method, clipped and quantized to 7 bits. This input is the CNNs' training distribution but not BM3D's: on unclipped noise BM3D gains 0.03 / 0.26 dB (Set12 / BSD68), and tuning its σ changes it by under 0.1 dB, so Table I lists both. As a CNN reference on the same input we evaluate the public DnCNN-S weights [1] (float, trained on unclipped noise). SSIM [23] ranks our integer models as PSNR does. Integer PSNR is that of the integer model, which the board reproduces bit for bit; with one training seed, differences under 0.1 dB are not interpreted.</w:t>
+        <w:t xml:space="preserve"> Set12 and BSD68 [22] at σ = 25, with the same noise for every method, clipped and quantized to 7 bits. This input is the CNNs' training distribution but not BM3D's: on unclipped noise BM3D gains 0.03 / 0.26 dB (Set12 / BSD68), and tuning its σ changes it by under 0.1 dB, so Table I lists both. As a CNN reference on the same input we evaluate the public DnCNN-S weights [1] (float, trained on unclipped noise). SSIM [23] ranks our integer models as PSNR does, except for models under 0.03 dB apart. Integer PSNR is that of the integer model, which the board reproduces bit for bit. Between single-seed networks, differences under 0.1 dB are not interpreted.</w:t>
       </w:r>
     </w:p>
     <w:p>
@@ -379,7 +379,7 @@
         </w:numPr>
       </w:pPr>
       <w:r>
-        <w:t>Table I. Mean PSNR (dB), SSIM of the 8-bit output and core cost. Cycles are the corrected model; "board" marks networks whose cycles were measured. B-32 rows train for a fixed 120 epochs (seed 1).</w:t>
+        <w:t>Table I. Mean PSNR (dB), SSIM of the 8-bit output and core cost. Cycles are the corrected model; "board" marks networks whose cycles were measured. "3 seeds" rows are means over seeds 1–3.</w:t>
       </w:r>
     </w:p>
     <w:tbl>
@@ -1079,7 +1079,10 @@
               <w:rPr>
                 <w:b/>
               </w:rPr>
-              <w:t>B-32 + maxout + QAT</w:t>
+              <w:t>B-32 maxout + QAT</w:t>
+            </w:r>
+            <w:r>
+              <w:t>, seed 1</w:t>
             </w:r>
           </w:p>
         </w:tc>
@@ -1209,7 +1212,7 @@
               <w:spacing w:before="20" w:after="20"/>
             </w:pPr>
             <w:r>
-              <w:t>B-32 ReLU + QAT</w:t>
+              <w:t>B-32 maxout + QAT, 3 seeds</w:t>
             </w:r>
           </w:p>
         </w:tc>
@@ -1224,7 +1227,7 @@
               <w:jc w:val="center"/>
             </w:pPr>
             <w:r>
-              <w:t>669 board</w:t>
+              <w:t>675 board</w:t>
             </w:r>
           </w:p>
         </w:tc>
@@ -1239,7 +1242,7 @@
               <w:jc w:val="center"/>
             </w:pPr>
             <w:r>
-              <w:t>45%</w:t>
+              <w:t>87%</w:t>
             </w:r>
           </w:p>
         </w:tc>
@@ -1254,7 +1257,7 @@
               <w:jc w:val="center"/>
             </w:pPr>
             <w:r>
-              <w:t>76k</w:t>
+              <w:t>152k</w:t>
             </w:r>
           </w:p>
         </w:tc>
@@ -1269,7 +1272,7 @@
               <w:jc w:val="center"/>
             </w:pPr>
             <w:r>
-              <w:t>29.58 / 29.62</w:t>
+              <w:t>29.98 / 29.97</w:t>
             </w:r>
           </w:p>
         </w:tc>
@@ -1284,7 +1287,7 @@
               <w:jc w:val="center"/>
             </w:pPr>
             <w:r>
-              <w:t>28.66 / 28.68</w:t>
+              <w:t>28.93 / 28.92</w:t>
             </w:r>
           </w:p>
         </w:tc>
@@ -1299,7 +1302,7 @@
               <w:jc w:val="center"/>
             </w:pPr>
             <w:r>
-              <w:t>0.840 / 0.807</w:t>
+              <w:t>0.850 / 0.816</w:t>
             </w:r>
           </w:p>
         </w:tc>
@@ -1315,7 +1318,7 @@
               <w:spacing w:before="20" w:after="20"/>
             </w:pPr>
             <w:r>
-              <w:t>B-32 averaging + QAT [AVG]</w:t>
+              <w:t>B-32 ReLU + QAT, 3 seeds</w:t>
             </w:r>
           </w:p>
         </w:tc>
@@ -1330,7 +1333,7 @@
               <w:jc w:val="center"/>
             </w:pPr>
             <w:r>
-              <w:t>675</w:t>
+              <w:t>669 board</w:t>
             </w:r>
           </w:p>
         </w:tc>
@@ -1345,7 +1348,7 @@
               <w:jc w:val="center"/>
             </w:pPr>
             <w:r>
-              <w:t>87%</w:t>
+              <w:t>45%</w:t>
             </w:r>
           </w:p>
         </w:tc>
@@ -1360,7 +1363,7 @@
               <w:jc w:val="center"/>
             </w:pPr>
             <w:r>
-              <w:t>152k</w:t>
+              <w:t>76k</w:t>
             </w:r>
           </w:p>
         </w:tc>
@@ -1375,7 +1378,7 @@
               <w:jc w:val="center"/>
             </w:pPr>
             <w:r>
-              <w:t>—</w:t>
+              <w:t>29.79 / 29.82</w:t>
             </w:r>
           </w:p>
         </w:tc>
@@ -1390,7 +1393,7 @@
               <w:jc w:val="center"/>
             </w:pPr>
             <w:r>
-              <w:t>—</w:t>
+              <w:t>28.81 / 28.82</w:t>
             </w:r>
           </w:p>
         </w:tc>
@@ -1405,7 +1408,113 @@
               <w:jc w:val="center"/>
             </w:pPr>
             <w:r>
-              <w:t>—</w:t>
+              <w:t>0.846 / 0.812</w:t>
+            </w:r>
+          </w:p>
+        </w:tc>
+      </w:tr>
+      <w:tr>
+        <w:tc>
+          <w:tcPr>
+            <w:tcW w:type="dxa" w:w="2551"/>
+          </w:tcPr>
+          <w:p>
+            <w:pPr>
+              <w:pStyle w:val="tablecopy"/>
+              <w:spacing w:before="20" w:after="20"/>
+            </w:pPr>
+            <w:r>
+              <w:t>10 × 45 ReLU + QAT (s2d)</w:t>
+            </w:r>
+          </w:p>
+        </w:tc>
+        <w:tc>
+          <w:tcPr>
+            <w:tcW w:type="dxa" w:w="1077"/>
+          </w:tcPr>
+          <w:p>
+            <w:pPr>
+              <w:pStyle w:val="tablecopy"/>
+              <w:spacing w:before="20" w:after="20"/>
+              <w:jc w:val="center"/>
+            </w:pPr>
+            <w:r>
+              <w:t>934</w:t>
+            </w:r>
+          </w:p>
+        </w:tc>
+        <w:tc>
+          <w:tcPr>
+            <w:tcW w:type="dxa" w:w="680"/>
+          </w:tcPr>
+          <w:p>
+            <w:pPr>
+              <w:pStyle w:val="tablecopy"/>
+              <w:spacing w:before="20" w:after="20"/>
+              <w:jc w:val="center"/>
+            </w:pPr>
+            <w:r>
+              <w:t>62%</w:t>
+            </w:r>
+          </w:p>
+        </w:tc>
+        <w:tc>
+          <w:tcPr>
+            <w:tcW w:type="dxa" w:w="850"/>
+          </w:tcPr>
+          <w:p>
+            <w:pPr>
+              <w:pStyle w:val="tablecopy"/>
+              <w:spacing w:before="20" w:after="20"/>
+              <w:jc w:val="center"/>
+            </w:pPr>
+            <w:r>
+              <w:t>150k</w:t>
+            </w:r>
+          </w:p>
+        </w:tc>
+        <w:tc>
+          <w:tcPr>
+            <w:tcW w:type="dxa" w:w="1417"/>
+          </w:tcPr>
+          <w:p>
+            <w:pPr>
+              <w:pStyle w:val="tablecopy"/>
+              <w:spacing w:before="20" w:after="20"/>
+              <w:jc w:val="center"/>
+            </w:pPr>
+            <w:r>
+              <w:t>30.07 / 30.05</w:t>
+            </w:r>
+          </w:p>
+        </w:tc>
+        <w:tc>
+          <w:tcPr>
+            <w:tcW w:type="dxa" w:w="1417"/>
+          </w:tcPr>
+          <w:p>
+            <w:pPr>
+              <w:pStyle w:val="tablecopy"/>
+              <w:spacing w:before="20" w:after="20"/>
+              <w:jc w:val="center"/>
+            </w:pPr>
+            <w:r>
+              <w:t>28.98 / 28.97</w:t>
+            </w:r>
+          </w:p>
+        </w:tc>
+        <w:tc>
+          <w:tcPr>
+            <w:tcW w:type="dxa" w:w="1644"/>
+          </w:tcPr>
+          <w:p>
+            <w:pPr>
+              <w:pStyle w:val="tablecopy"/>
+              <w:spacing w:before="20" w:after="20"/>
+              <w:jc w:val="center"/>
+            </w:pPr>
+            <w:r>
+              <w:t>0.852 / 0.817</w:t>
             </w:r>
           </w:p>
         </w:tc>
@@ -1419,7 +1528,7 @@
       <w:r>
         <w:drawing>
           <wp:inline xmlns:a="http://schemas.openxmlformats.org/drawingml/2006/main" xmlns:pic="http://schemas.openxmlformats.org/drawingml/2006/picture">
-            <wp:extent cx="5400000" cy="1956522"/>
+            <wp:extent cx="5400000" cy="1839130"/>
             <wp:docPr id="2" name="Picture 2"/>
             <wp:cNvGraphicFramePr>
               <a:graphicFrameLocks noChangeAspect="1"/>
@@ -1440,7 +1549,7 @@
                   <pic:spPr>
                     <a:xfrm>
                       <a:off x="0" y="0"/>
-                      <a:ext cx="5400000" cy="1956522"/>
+                      <a:ext cx="5400000" cy="1839130"/>
                     </a:xfrm>
                     <a:prstGeom prst="rect"/>
                   </pic:spPr>
@@ -1460,7 +1569,7 @@
         </w:numPr>
       </w:pPr>
       <w:r>
-        <w:t>Fig. 2. Integer PSNR against core cycles per pixel (left Set12, right BSD68). Filled markers are board-measured cycles; B-32 points are seed 1.</w:t>
+        <w:t>Fig. 2. Integer PSNR against core cycles per pixel (left Set12, right BSD68). Filled: board-measured cycles. B-32: three seeds each, drawn apart in x.</w:t>
       </w:r>
     </w:p>
     <w:p>
@@ -1500,7 +1609,7 @@
         <w:t>Speed model.</w:t>
       </w:r>
       <w:r>
-        <w:t xml:space="preserve"> B-32 + maxout + QAT needs 2.63× fewer cycles than A and scores 30.00 / 28.94 dB, +0.17 / +0.14 dB above A: level with BM3D on Set12 in PSNR (9/12 images) and SSIM, and +0.57 dB on BSD68 (+0.32 dB unclipped).</w:t>
+        <w:t xml:space="preserve"> B-32 + maxout + QAT (seed 1) needs 2.63× fewer cycles than A and scores 30.00 / 28.94 dB, +0.17 / +0.14 dB above A: level with BM3D on Set12 in PSNR (9/12 images) and SSIM, and +0.57 dB on BSD68 (+0.32 dB unclipped). Without pooling, B-32 matches A on average (29.82 / 28.82 dB) in 2.66× fewer cycles.</w:t>
       </w:r>
     </w:p>
     <w:p>
@@ -1514,7 +1623,7 @@
         <w:t>Free channels against ReLU, and max against mean.</w:t>
       </w:r>
       <w:r>
-        <w:t xml:space="preserve"> At the same budget, the maxout network scores +0.37 / +0.26 dB (SSIM +0.011 / +0.011) above the ReLU network on all 80 images for 1.01× the board cycles (seed 1; image-paired standard error 0.04 / 0.02 dB, so the training run is the uncertainty). The averaging control matched maxout (validation +0.02 dB in float [AVG]), so in this seed the max adds nothing beyond the extra outputs. The ReLU run collapsed once, at epoch 26, and its validation-driven schedule halved the rate four times while it recovered; before that the three networks were level, so seeds 2 and 3 decide whether the gap holds and how large it is [SEEDS].</w:t>
+        <w:t xml:space="preserve"> Over three seeds maxout averages +0.15 / +0.10 dB above the same-width ReLU network for 1.01× the board cycles, but the seeds disagree (+0.37 / +0.26, −0.03 / −0.02 and +0.10 / +0.07 dB; image-paired standard errors ≤ 0.04 dB), so by the rule fixed before seeds 2 and 3 (every maxout seed above every ReLU seed) we do not claim that pooling denoises better. Seed 1's gap was inflated by a collapse of its ReLU run; such collapses hit four of the nine 120-epoch runs, of every kind. The 45-channel ReLU network, with maxout's parameter count, scored 30.05 / 28.97 dB (one seed), above all six 32-channel runs, for 1.38× the cycles. Averaging the pairs stayed within 0.1 dB of maxout in both seeds tried.</w:t>
       </w:r>
     </w:p>
     <w:p>
@@ -1528,7 +1637,7 @@
         <w:t>Quantization and the same-input reference.</w:t>
       </w:r>
       <w:r>
-        <w:t xml:space="preserve"> QAT brought every integer model within 0.04 dB of its float model (maxout had lost 0.16 / 0.14 dB). On the same input DnCNN-S (556k, float) beats our 300k integer model by 0.2 dB on Set12 and in SSIM on both sets (by 0.001 on BSD68); its BSD68 PSNR deficit reflects training on unclipped noise.</w:t>
+        <w:t xml:space="preserve"> QAT brought every ReLU and maxout model within 0.04 dB of its float version; before it they had lost up to 0.25 dB. On the same input DnCNN-S (556k, float) beats our 300k integer model by 0.2 dB on Set12 and in SSIM on both sets (by 0.001 on BSD68); its BSD68 PSNR deficit reflects training on unclipped noise.</w:t>
       </w:r>
     </w:p>
     <w:p>
@@ -1542,7 +1651,7 @@
         <w:t>Board.</w:t>
       </w:r>
       <w:r>
-        <w:t xml:space="preserve"> The maxout layers (K = 288, 64 outputs) took 289 cycles per window, exactly as the 32-output layers of A and of the ReLU network: doubling the outputs cost nothing on the board (Table II). Absolute throughput is low: 6.4 GOPS at most at 50 MHz and 0.9–2.3 s of core time per 256×256 image, against 30–38 ms for float PyTorch on a 4-core PC CPU. The JTAG test harness dominates wall-clock time, and the on-chip ARM was not compared; this paper concerns choosing networks for a given core.</w:t>
+        <w:t xml:space="preserve"> The maxout layers (K = 288, 64 outputs) took 289 cycles per window, exactly as the 32-output layers of A and of the ReLU network: doubling the outputs cost nothing on the board (Table II). Absolute throughput is low: 6.4 GOPS at most at 50 MHz and 0.9–2.3 s of core time per 256×256 image, against 30–38 ms for float PyTorch on a 4-core PC CPU. The JTAG test harness dominates wall-clock time, and the on-chip ARM was not compared.</w:t>
       </w:r>
     </w:p>
     <w:p>
@@ -1905,7 +2014,7 @@
         <w:pStyle w:val="a3"/>
       </w:pPr>
       <w:r>
-        <w:t>On a 64-multiplier integer core, a cycle model that matches the board showed that the bottleneck is the input port, not the multipliers, and two choices that look wasteful by FLOP count paid off: space-to-depth fitted a 6.4× larger network into 25% fewer cycles, and doubling the hidden outputs and pooling them in pairs doubled the parameters for 1% more cycles and denoised better, by max and, in one seed, by mean alike [SEEDS] [AVG]. These rules belong to an input structure fed by host-built windows, but the test behind them should carry over: by the cycle model about P·T/w output channels are free, so pooling 64 outputs would again be free on a core of this organization with 256 multipliers fed four values per cycle, and would not be on this core at two. EfficientNet-X [5], HALP [12] and DRACO [13], whose fastest network depends on the array size, apply the same logic on TPUs, GPUs and systolic arrays. Whether P·T/w holds for other input structures is a prediction, to be measured next on wider ports and line buffers. Pooling is free in cycles only: in sparse mode it issued 3.0× the ReLU network's nonzero multiplications. Energy, end-to-end time without the test harness, other noise levels and color images are not reported. Code, models, per-image PSNR and board logs are in the repository.</w:t>
+        <w:t>On a 64-multiplier integer core, a cycle model that matches the board showed that the bottleneck is the input port, not the multipliers, and two choices that look wasteful by FLOP count became cheap: space-to-depth fitted a 6.4× larger network into 25% fewer cycles, and doubling the hidden outputs and pooling them in pairs doubled the parameters for 1% more cycles, though its gain over the same-width ReLU network did not hold in every seed. These rules belong to an input structure fed by host-built windows, but the test behind them should carry over: by the cycle model about P·T/w output channels are free, so pooling 64 outputs would again be free on a core of this organization with 256 multipliers fed four values per cycle, and would not be on this core at two. EfficientNet-X [5], HALP [12] and DRACO [13], whose fastest network depends on the array size, apply the same logic on TPUs, GPUs and systolic arrays. Whether P·T/w holds for other input structures is a prediction, to be measured next on wider ports and line buffers. Pooling is free in cycles only: in sparse mode it issued 3.0× the ReLU network's nonzero multiplications. Energy, end-to-end time without the test harness, other noise levels and color images are not reported. Code, models and board logs are in the repository.</w:t>
       </w:r>
     </w:p>
     <w:p>

--- a/iweict2026/PAPER_EN.docx
+++ b/iweict2026/PAPER_EN.docx
@@ -107,7 +107,7 @@
         <w:pStyle w:val="a3"/>
       </w:pPr>
       <w:r>
-        <w:t>1. a cycle model, validated on the board, that separates what is free on this core (output channels up to 64, kernel shape, resampling, host-side operations) from what costs (K); 2. an iso-cycle comparison of two choices that this model favours although they look wasteful by FLOP count: space-to-depth, which fits a 6.4× larger network in 25% fewer cycles, and doubled hidden outputs pooled in pairs (maxout), whose hidden layers keep their cycle count on the board, compared over three seeds with ReLU and mean-pooling controls; 3. integer models, trained with quantization-aware training that reproduces the board's arithmetic, that beat BM3D on the same input, verified bit for bit on the board.</w:t>
+        <w:t>1. a cycle model, validated on the board, that separates what is free on this core (output channels up to 64, kernel shape, resampling, host-side operations) from what costs (K); 2. an iso-cycle comparison of two choices that this model favours although they look wasteful by FLOP count: space-to-depth, which fits a 6.4× larger network in 25% fewer cycles, and doubled hidden outputs pooled in pairs (maxout), whose hidden layers keep their cycle count on the board, compared with a same-width ReLU network over three seeds and a mean-pooling control over two; 3. integer models, trained with quantization-aware training that reproduces the board's arithmetic, that beat BM3D on the same input, verified bit for bit on the board.</w:t>
       </w:r>
     </w:p>
     <w:p>
@@ -1227,7 +1227,7 @@
               <w:jc w:val="center"/>
             </w:pPr>
             <w:r>
-              <w:t>675 board</w:t>
+              <w:t>675</w:t>
             </w:r>
           </w:p>
         </w:tc>
@@ -1333,7 +1333,7 @@
               <w:jc w:val="center"/>
             </w:pPr>
             <w:r>
-              <w:t>669 board</w:t>
+              <w:t>669</w:t>
             </w:r>
           </w:p>
         </w:tc>
@@ -1623,7 +1623,7 @@
         <w:t>Free channels against ReLU, and max against mean.</w:t>
       </w:r>
       <w:r>
-        <w:t xml:space="preserve"> Over three seeds maxout averages +0.15 / +0.10 dB above the same-width ReLU network for 1.01× the board cycles, but the seeds disagree (+0.37 / +0.26, −0.03 / −0.02 and +0.10 / +0.07 dB; image-paired standard errors ≤ 0.04 dB), so by the rule fixed before seeds 2 and 3 (every maxout seed above every ReLU seed) we do not claim that pooling denoises better. Seed 1's gap was inflated by a collapse of its ReLU run; such collapses hit four of the nine 120-epoch runs, of every kind. The 45-channel ReLU network, with maxout's parameter count, scored 30.05 / 28.97 dB (one seed), above all six 32-channel runs, for 1.38× the cycles. Averaging the pairs stayed within 0.1 dB of maxout in both seeds tried.</w:t>
+        <w:t xml:space="preserve"> Over three seeds maxout averages +0.15 / +0.10 dB above the same-width ReLU network for 1.01× the board cycles, but the seeds disagree (+0.37 / +0.26, −0.03 / −0.02 and +0.10 / +0.07 dB; image-paired standard errors ≤ 0.04 dB), so by the rule fixed before seeds 2 and 3 (every maxout seed above every ReLU seed) we do not claim that pooling denoises better. Seed 1's gap was inflated by a collapse of its ReLU run; such collapses hit four of the nine 120-epoch runs, of every kind. The 45-channel ReLU network, with maxout's parameter count, scored 30.05 / 28.97 dB (one seed), above all six 32-channel runs, for 1.38× the cycles. Averaging the pairs was within 0.1 dB of maxout in seed 2 (integer) and in seed 1's float validation and Set12 PSNR.</w:t>
       </w:r>
     </w:p>
     <w:p>

--- a/iweict2026/PAPER_EN.docx
+++ b/iweict2026/PAPER_EN.docx
@@ -221,7 +221,7 @@
         <w:pStyle w:val="a3"/>
       </w:pPr>
       <w:r>
-        <w:t>When K dominates, the core is input-bound and up to P·T = 64 output channels cost nothing: at K = 288, COUT = 32 and 64 both take 288 cycles. The board showed one cycle more per window (on the CIFAR-10 run and the baseline) and at least COUT cycles per window, as outputs leave one per cycle (settled by B's first layer, K = 36, COUT = 64: 64 cycles). With these two parameter-free corrections, (1) matches all four networks within 0.003% (Table II), against 0.4–1.6% without them; the ReLU network, run after they were fixed, was predicted within 0.0014%. All board runs used the sparse mode, which skips multiplications by zero activations; it shortens only the compute term of (1).</w:t>
+        <w:t>When K dominates, the core is input-bound and up to P·T = 64 output channels cost nothing: at K = 288, COUT = 32 and 64 both take 288 cycles. The board showed one cycle more per window (on the CIFAR-10 run and the baseline) and at least COUT cycles per window, as outputs leave one per cycle (settled by B's first layer, K = 36, COUT = 64: 64 cycles). With these two parameter-free corrections, C′ = max(C + 1, COUT) matches all four networks within 0.003% (Table II), against 0.4–1.6% without them; the ReLU network, run after they were fixed, was predicted within 0.0014%. All board runs used the sparse mode, which skips multiplications by zero activations; it shortens only the compute term of (1).</w:t>
       </w:r>
     </w:p>
     <w:p>
@@ -235,7 +235,7 @@
         <w:t>Where the bottleneck comes from.</w:t>
       </w:r>
       <w:r>
-        <w:t xml:space="preserve"> One value per cycle is a choice of the AXI-Stream wrapper, which unpacks four 7-bit values per 32-bit beat, made to reuse the CIFAR-10 bitstream unchanged. With w values per cycle, about P·T/w output channels come free (64, 32 and 16 for w = 1, 2, 4). Equation (1) is the dense-mode bound: by it, maxout costs 1.9× the ReLU network already at w = 2; sparse mode, estimated with the measured activation densities, leaves 1.4–1.8× and keeps B ahead of A until w = 4. With on-chip line buffers [7], a window brings only one new pixel, C_in values; by the dense model a hidden layer with K = 288 then costs 145 cycles at COUT = 32 and 289 at COUT = 64, maxout doubles the cost, and the baseline (833 cycles/pixel) becomes faster than network B (1,209), in the sparse estimate too. These are predictions, not measurements, and the rules below hold for this input structure. Host im2col, requantization and pooling take 0.07–0.13 s per image on a 4-core PC; on hidden layers requantization and pooling need fewer operations per window than K and could hide in hardware, while im2col would need line buffers.</w:t>
+        <w:t xml:space="preserve"> One value per cycle is a choice of this design, not a limit of the FPGA: the core's window port takes one value per cycle, and the AXI-Stream wrapper unpacks the four 7-bit values of each 32-bit beat to match it. We treat the core, built for CIFAR-10, as given, as a user of a fixed accelerator would. With w values per cycle, about P·T/w output channels come free. Equation (1) is the dense-mode bound: by it, maxout costs 1.9× the ReLU network already at w = 2; sparse mode, estimated with the measured activation densities, leaves 1.4–1.8× and keeps B ahead of A until w = 4. At wider ports the compute term binds; on compute-bound CIFAR-10 windows (128 outputs) it matched RTL simulation of this core within one cycle. With on-chip line buffers [7], a window brings only one new pixel, C_in values; by the dense model a hidden layer with K = 288 then costs 145 cycles at COUT = 32 and 289 at COUT = 64, maxout doubles the cost, and the baseline (833 cycles/pixel) becomes faster than network B (1,209), in the sparse estimate too. These are predictions, not measurements, and the rules below hold for this input structure. Host im2col, requantization and pooling take 0.07–0.13 s per image on a 4-core PC; the last two need fewer operations per window than K and could hide in hardware, im2col would need line buffers.</w:t>
       </w:r>
     </w:p>
     <w:p>
@@ -379,7 +379,7 @@
         </w:numPr>
       </w:pPr>
       <w:r>
-        <w:t>Table I. Mean PSNR (dB), SSIM of the 8-bit output and core cost. Cycles are the corrected model; "board" marks networks whose cycles were measured. "3 seeds" rows are means over seeds 1–3.</w:t>
+        <w:t>Table I. Mean PSNR (dB), SSIM of the 8-bit output and core cost. Cycles are the corrected model; "board" marks networks whose cycles were measured. "3 seeds" rows are means over seeds 1–3. Util.: dense multiplications per 64 × cycles.</w:t>
       </w:r>
     </w:p>
     <w:tbl>
@@ -1595,7 +1595,7 @@
         <w:t>Quality model.</w:t>
       </w:r>
       <w:r>
-        <w:t xml:space="preserve"> B + QAT reaches 30.12 / 29.02 dB: +0.17 / +0.66 dB over BM3D on the same input, +0.14 / +0.40 dB over unclipped BM3D, and +0.29 / +0.22 dB over A on all 80 images, in 1.34× fewer cycles.</w:t>
+        <w:t xml:space="preserve"> B + QAT reaches 30.12 / 29.02 dB: +0.17 / +0.66 dB over BM3D (+0.14 / +0.40 dB unclipped) and +0.29 / +0.22 dB over A on all 80 images, in 1.34× fewer cycles.</w:t>
       </w:r>
     </w:p>
     <w:p>
@@ -1609,7 +1609,7 @@
         <w:t>Speed model.</w:t>
       </w:r>
       <w:r>
-        <w:t xml:space="preserve"> B-32 + maxout + QAT (seed 1) needs 2.63× fewer cycles than A and scores 30.00 / 28.94 dB, +0.17 / +0.14 dB above A: level with BM3D on Set12 in PSNR (9/12 images) and SSIM, and +0.57 dB on BSD68 (+0.32 dB unclipped). Without pooling, B-32 matches A on average (29.82 / 28.82 dB) in 2.66× fewer cycles.</w:t>
+        <w:t xml:space="preserve"> B-32 + maxout + QAT (seed 1) takes 2.63× fewer cycles than A for 30.00 / 28.94 dB, +0.17 / +0.14 dB above A: level with BM3D on Set12 (9/12 images), and +0.57 dB on BSD68 (+0.32 dB unclipped). Without pooling, B-32 matches A on average (29.82 / 28.82 dB) in 2.66× fewer cycles.</w:t>
       </w:r>
     </w:p>
     <w:p>
@@ -1623,7 +1623,7 @@
         <w:t>Free channels against ReLU, and max against mean.</w:t>
       </w:r>
       <w:r>
-        <w:t xml:space="preserve"> Over three seeds maxout averages +0.15 / +0.10 dB above the same-width ReLU network for 1.01× the board cycles, but the seeds disagree (+0.37 / +0.26, −0.03 / −0.02 and +0.10 / +0.07 dB; image-paired standard errors ≤ 0.04 dB), so by the rule fixed before seeds 2 and 3 (every maxout seed above every ReLU seed) we do not claim that pooling denoises better. Seed 1's gap was inflated by a collapse of its ReLU run; such collapses hit four of the nine 120-epoch runs, of every kind. The 45-channel ReLU network, with maxout's parameter count, scored 30.05 / 28.97 dB (one seed), above all six 32-channel runs, for 1.38× the cycles. Averaging the pairs was within 0.1 dB of maxout in seed 2 (integer) and in seed 1's float validation and Set12 PSNR.</w:t>
+        <w:t xml:space="preserve"> Over three seeds maxout averages +0.15 / +0.10 dB above the same-width ReLU network for 1.01× the board cycles, but the seeds disagree (+0.37 / +0.26, −0.03 / −0.02 and +0.10 / +0.07 dB; image-paired SE ≤ 0.04 dB), so by the rule set before seeds 2 and 3 (every maxout seed above every ReLU seed) we do not claim pooling denoises better. Seed 1's gap was inflated by a collapse of its ReLU run; such collapses hit four of the nine 120-epoch runs, of every kind, and in each network the collapsed runs scored lowest. The 45-channel ReLU network (maxout's parameter count) scored 30.05 / 28.97 dB (one seed), above all six 32-channel runs, for 1.38× the cycles. Averaging the pairs was within 0.1 dB of maxout (seed 2 integer, seed 1 float only).</w:t>
       </w:r>
     </w:p>
     <w:p>
@@ -1651,7 +1651,7 @@
         <w:t>Board.</w:t>
       </w:r>
       <w:r>
-        <w:t xml:space="preserve"> The maxout layers (K = 288, 64 outputs) took 289 cycles per window, exactly as the 32-output layers of A and of the ReLU network: doubling the outputs cost nothing on the board (Table II). Absolute throughput is low: 6.4 GOPS at most at 50 MHz and 0.9–2.3 s of core time per 256×256 image, against 30–38 ms for float PyTorch on a 4-core PC CPU. The JTAG test harness dominates wall-clock time, and the on-chip ARM was not compared.</w:t>
+        <w:t xml:space="preserve"> The maxout layers (K = 288, 64 outputs) took 289 cycles per window, like the 32-output layers of A and the ReLU network: doubling the outputs cost no core cycles (Table II). Throughput is low: 6.4 GOPS at most at 50 MHz and 0.9–2.3 s of core time per 256×256 image, against 30–38 ms for float PyTorch on a 4-core CPU. The JTAG harness dominates wall-clock time, and the on-chip ARM was not compared.</w:t>
       </w:r>
     </w:p>
     <w:p>

--- a/iweict2026/PAPER_EN.docx
+++ b/iweict2026/PAPER_EN.docx
@@ -235,7 +235,7 @@
         <w:t>Where the bottleneck comes from.</w:t>
       </w:r>
       <w:r>
-        <w:t xml:space="preserve"> One value per cycle is a choice of this design, not a limit of the FPGA: the core's window port takes one value per cycle, and the AXI-Stream wrapper unpacks the four 7-bit values of each 32-bit beat to match it. We treat the core, built for CIFAR-10, as given, as a user of a fixed accelerator would. With w values per cycle, about P·T/w output channels come free. Equation (1) is the dense-mode bound: by it, maxout costs 1.9× the ReLU network already at w = 2; sparse mode, estimated with the measured activation densities, leaves 1.4–1.8× and keeps B ahead of A until w = 4. At wider ports the compute term binds; on compute-bound CIFAR-10 windows (128 outputs) it matched RTL simulation of this core within one cycle. With on-chip line buffers [7], a window brings only one new pixel, C_in values; by the dense model a hidden layer with K = 288 then costs 145 cycles at COUT = 32 and 289 at COUT = 64, maxout doubles the cost, and the baseline (833 cycles/pixel) becomes faster than network B (1,209), in the sparse estimate too. These are predictions, not measurements, and the rules below hold for this input structure. Host im2col, requantization and pooling take 0.07–0.13 s per image on a 4-core PC; the last two need fewer operations per window than K and could hide in hardware, im2col would need line buffers.</w:t>
+        <w:t xml:space="preserve"> One value per cycle is a choice of this design, not a limit of the FPGA: the core's window port takes one value per cycle, and the AXI-Stream wrapper unpacks the four 7-bit values of each 32-bit beat to match it. We treat the core, built for CIFAR-10, as given, as a user of a fixed accelerator would. With w values per cycle, about P·T/w output channels come free. Equation (1) is the dense-mode bound: by it, maxout costs 1.9× the ReLU network already at w = 2; sparse mode, estimated with the measured activation densities, leaves 1.4–1.8× and keeps B ahead of A until w = 4. At wider ports the compute term binds the 64-output layers, and every hidden layer from w = 4; on compute-bound VGG11 windows (K = 576, 128 outputs) it matched RTL simulation of this core within one cycle per window. With on-chip line buffers [7], a window brings only one new pixel, C_in values; by the dense model a hidden layer with K = 288 then costs 145 cycles at COUT = 32 and 289 at COUT = 64, maxout doubles the cost, and the baseline (833 cycles/pixel) becomes faster than network B (1,209), in the sparse estimate too. These are predictions, and the rules below hold for this input structure. Host im2col, requantization and pooling take 0.07–0.13 s per image on a 4-core PC; on hidden layers the last two need fewer operations per window than K and could hide in hardware, while im2col would need line buffers.</w:t>
       </w:r>
     </w:p>
     <w:p>
@@ -333,7 +333,7 @@
         <w:pStyle w:val="a3"/>
       </w:pPr>
       <w:r>
-        <w:t>The RTL was verified in a UVM [21] environment (protocol agents, a predicting scoreboard, coverage and assertions) on Verilator: 39 runs under UVM 1.2 and 26 under IEEE 1800.2-2020 passed, and all ten injected bugs were caught. Shape coverage was 89–100% on a reduced build and 17–29% on the board build; the denoisers' hidden shapes are among its directed CIFAR-10 shapes, and their first and last layers were verified on the board only. On the board every layer's output is compared value by value with the integer model; every board figure below passed.</w:t>
+        <w:t>The RTL was verified in a UVM [21] environment (protocol agents, a predicting scoreboard, coverage and assertions) on Verilator: 39 runs under UVM 1.2 and 26 under IEEE 1800.2-2020 passed, and all ten injected bugs were caught. Shape coverage was 89–100% on a reduced build and 17–29% on the board build; the denoisers' hidden shapes are among its directed CIFAR-10 shapes, and their first and last layers only on the board. On the board every layer's output is compared value by value with the integer model; every board figure passed.</w:t>
       </w:r>
     </w:p>
     <w:p>
@@ -1623,7 +1623,7 @@
         <w:t>Free channels against ReLU, and max against mean.</w:t>
       </w:r>
       <w:r>
-        <w:t xml:space="preserve"> Over three seeds maxout averages +0.15 / +0.10 dB above the same-width ReLU network for 1.01× the board cycles, but the seeds disagree (+0.37 / +0.26, −0.03 / −0.02 and +0.10 / +0.07 dB; image-paired SE ≤ 0.04 dB), so by the rule set before seeds 2 and 3 (every maxout seed above every ReLU seed) we do not claim pooling denoises better. Seed 1's gap was inflated by a collapse of its ReLU run; such collapses hit four of the nine 120-epoch runs, of every kind, and in each network the collapsed runs scored lowest. The 45-channel ReLU network (maxout's parameter count) scored 30.05 / 28.97 dB (one seed), above all six 32-channel runs, for 1.38× the cycles. Averaging the pairs was within 0.1 dB of maxout (seed 2 integer, seed 1 float only).</w:t>
+        <w:t xml:space="preserve"> Over three seeds maxout averages +0.15 / +0.10 dB above the same-width ReLU network for 1.01× the board cycles, but the seeds disagree (+0.37 / +0.26, −0.03 / −0.02 and +0.10 / +0.07 dB; image-paired SE ≤ 0.04 dB), so by the rule set before seeds 2 and 3 (every maxout seed above every ReLU seed) we do not claim pooling denoises better. Seed 1's gap was inflated by a collapse of its ReLU run; such collapses hit four of the nine 120-epoch runs, of every kind, and in each network the collapsed runs scored lowest (averaging: float Set12). The 45-channel ReLU network (maxout's parameter count) scored 30.05 / 28.97 dB (one seed), above all six 32-channel runs, for 1.38× the cycles. Averaging the pairs was within 0.1 dB of maxout (seed 2 integer; seed 1 float validation and Set12 only).</w:t>
       </w:r>
     </w:p>
     <w:p>
@@ -2014,7 +2014,7 @@
         <w:pStyle w:val="a3"/>
       </w:pPr>
       <w:r>
-        <w:t>On a 64-multiplier integer core, a cycle model that matches the board showed that the bottleneck is the input port, not the multipliers, and two choices that look wasteful by FLOP count became cheap: space-to-depth fitted a 6.4× larger network into 25% fewer cycles, and doubling the hidden outputs and pooling them in pairs doubled the parameters for 1% more cycles, though its gain over the same-width ReLU network did not hold in every seed. These rules belong to an input structure fed by host-built windows, but the test behind them should carry over: by the cycle model about P·T/w output channels are free, so pooling 64 outputs would again be free on a core of this organization with 256 multipliers fed four values per cycle, and would not be on this core at two. EfficientNet-X [5], HALP [12] and DRACO [13], whose fastest network depends on the array size, apply the same logic on TPUs, GPUs and systolic arrays. Whether P·T/w holds for other input structures is a prediction, to be measured next on wider ports and line buffers. Pooling is free in cycles only: in sparse mode it issued 3.0× the ReLU network's nonzero multiplications. Energy, end-to-end time without the test harness, other noise levels and color images are not reported. Code, models and board logs are in the repository.</w:t>
+        <w:t>On a 64-multiplier integer core, a cycle model that matches the board showed that the bottleneck is the input port, not the multipliers, and two choices that look wasteful by FLOP count became cheap: space-to-depth fitted a 6.4× larger network into 25% fewer cycles, and doubling the hidden outputs and pooling them in pairs doubled the parameters for 1% more cycles, though its gain over the same-width ReLU network did not hold in every seed. These rules belong to an input structure fed by host-built windows, but the test behind them should carry over: by the cycle model about P·T/w output channels are free, so pooling 64 outputs would again be free on a core of this organization with 256 multipliers fed four values per cycle, and would not be on this core at two. EfficientNet-X [5], HALP [12] and DRACO [13] apply the same logic on TPUs, GPUs and systolic arrays. Whether P·T/w holds for other input structures is still a prediction. Pooling is free in cycles only: in sparse mode it issued 3.0× the ReLU network's nonzero multiplications. Energy, end-to-end time without the test harness, other noise levels and color images are not reported. Code, models and board logs are in the repository.</w:t>
       </w:r>
     </w:p>
     <w:p>

--- a/iweict2026/PAPER_EN.docx
+++ b/iweict2026/PAPER_EN.docx
@@ -67,7 +67,7 @@
         <w:pStyle w:val="Abstract"/>
       </w:pPr>
       <w:r>
-        <w:t>Abstract—Efficient neural networks are usually designed to minimize multiplications, but on a small accelerator the run time may be set by something else. On our integer CNN core for a Zynq XC7Z020 FPGA (64 multipliers, 7-bit inputs), we show how the measured bottleneck changes the design of a Gaussian denoiser. A cycle model, corrected on earlier board runs and within 0.003% of the board on four networks, shows that this build, fed host-built windows one value per cycle, is bound by its input port: a window of K values costs K cycles for up to 64 output channels, so a DnCNN-style baseline leaves most multipliers idle. Two choices that look wasteful by FLOP count are therefore cheap. A 2×2 space-to-depth input fits a 6.4× larger network in 25% fewer cycles. Doubling the hidden outputs and pooling them in pairs (maxout) doubles the parameters for 1% more cycles. With quantization-aware training that reproduces the board's arithmetic, the quality model reaches 30.12 dB on Set12 (σ = 25), above BM3D on the same input, and the speed model matches BM3D in 2.63× fewer cycles than the baseline; four networks were verified bit for bit on the board, a full image each. The cycle model predicts that with two input values per cycle pooling stops being free, and with four or with line buffers the 6.4× larger network becomes slower than the baseline: the network to choose follows the measured bottleneck.</w:t>
+        <w:t>Abstract—Efficient neural networks are usually designed to minimize multiplications, but on a small accelerator the run time may be set by something else. On our integer CNN core for a Zynq XC7Z020 FPGA (64 multipliers, 7-bit inputs), we show how the measured bottleneck changes the design of a Gaussian denoiser. A cycle model, corrected on earlier board runs and within 0.003% of the board on four networks, shows that this build, fed host-built windows one value per cycle, is bound by its input port: a window of K values costs K cycles for up to 64 output channels, so a DnCNN-style baseline leaves most multipliers idle. Two choices that look wasteful by FLOP count are therefore cheap. A 2×2 space-to-depth input fits a 6.4× larger network in 25% fewer cycles. Doubling the hidden outputs and pooling them in pairs (maxout) doubles the parameters for 1% more cycles. With quantization-aware training that reproduces the board's arithmetic, the quality model reaches 30.12 dB on Set12 (σ = 25), above BM3D on the same input, and the speed model matches BM3D in 2.63× fewer cycles than the baseline; four networks were verified bit for bit on the board, a full image each. The cycle model predicts that with two input values per cycle pooling stops being free, and with four (where RTL simulation of a four-value variant agrees on real windows) or with line buffers the 6.4× larger network becomes slower than the baseline: the network to choose follows the measured bottleneck.</w:t>
       </w:r>
     </w:p>
     <w:p>
@@ -115,7 +115,7 @@
         <w:pStyle w:val="a3"/>
       </w:pPr>
       <w:r>
-        <w:t>Space-to-depth [14], [5], maxout [15]–[17] and quantization-aware training [18] are known techniques; our claim concerns the reason for choosing them. It holds for an input structure that receives host-built windows; with on-chip line buffers the same model predicts different choices (Section II).</w:t>
+        <w:t>Space-to-depth [14], [5], maxout [15]–[17] and quantization-aware training [18] are known techniques; our claim concerns the reason for choosing them. It holds for an input structure that receives host-built windows; with four values per cycle or on-chip line buffers the same model gives different choices (Section II).</w:t>
       </w:r>
     </w:p>
     <w:p>
@@ -235,7 +235,7 @@
         <w:t>Where the bottleneck comes from.</w:t>
       </w:r>
       <w:r>
-        <w:t xml:space="preserve"> One value per cycle is a choice of this design, not a limit of the FPGA: the core's window port takes one value per cycle, and the AXI-Stream wrapper unpacks the four 7-bit values of each 32-bit beat to match it. We treat the core, built for CIFAR-10, as given, as a user of a fixed accelerator would. With w values per cycle, about P·T/w output channels come free. Equation (1) is the dense-mode bound: by it, maxout costs 1.9× the ReLU network already at w = 2; sparse mode, estimated with the measured activation densities, leaves 1.4–1.8× and keeps B ahead of A until w = 4. At wider ports the compute term binds the 64-output layers, and every hidden layer from w = 4; on compute-bound VGG11 windows (K = 576, 128 outputs) it matched RTL simulation of this core within one cycle per window. With on-chip line buffers [7], a window brings only one new pixel, C_in values; by the dense model a hidden layer with K = 288 then costs 145 cycles at COUT = 32 and 289 at COUT = 64, maxout doubles the cost, and the baseline (833 cycles/pixel) becomes faster than network B (1,209), in the sparse estimate too. These are predictions, and the rules below hold for this input structure. Host im2col, requantization and pooling take 0.07–0.13 s per image on a 4-core PC; on hidden layers the last two need fewer operations per window than K and could hide in hardware, while im2col would need line buffers.</w:t>
+        <w:t xml:space="preserve"> One value per cycle is a choice of this design, not a limit of the FPGA: the core's window port takes one value per cycle, and the AXI-Stream wrapper unpacks the four 7-bit values of each 32-bit beat to match it. We treat the core, built for CIFAR-10, as given, as a user of a fixed accelerator would. With w values per cycle, about P·T/w output channels come free. To test this we built a variant that takes a whole beat (w = 4) per cycle, one value per bank. Counting every window of a test image with the feed term ⌈K/w⌉ + 1 (sparse, as on the board), pooling costs 1.55× the ReLU network at w = 2 and 2.48× at w = 4, and B, still 0.82× A at w = 2, costs 1.19× A at w = 4 (by the dense bound, 1.87× and 1.37× already at w = 2). In RTL simulation of the w = 4 variant on 512 real windows of every layer, the outputs were exact and the cycles matched this count to within each layer's pipeline fill and drain (≤ 164); it has not yet run on the board. With on-chip line buffers [7], a window brings one new pixel, C_in values, giving 2.61× and 1.23×. w = 2 and line buffers remain predictions, and the rules below hold for this input structure. Host im2col, requantization and pooling take 0.07–0.13 s per image on a 4-core PC; on hidden layers the last two need fewer operations per window than K and could hide in hardware, while im2col would need line buffers.</w:t>
       </w:r>
     </w:p>
     <w:p>
@@ -333,7 +333,7 @@
         <w:pStyle w:val="a3"/>
       </w:pPr>
       <w:r>
-        <w:t>The RTL was verified in a UVM [21] environment (protocol agents, a predicting scoreboard, coverage and assertions) on Verilator: 39 runs under UVM 1.2 and 26 under IEEE 1800.2-2020 passed, and all ten injected bugs were caught. Shape coverage was 89–100% on a reduced build and 17–29% on the board build; the denoisers' hidden shapes are among its directed CIFAR-10 shapes, and their first and last layers only on the board. On the board every layer's output is compared value by value with the integer model; every board figure passed.</w:t>
+        <w:t>The RTL was verified in a UVM [21] environment (protocol agents, a predicting scoreboard, coverage and assertions) on Verilator: 69 runs under UVM 1.2 and 46 under IEEE 1800.2-2020, on four builds and three of the w = 4 variant, passed, and all 15 injected bugs were caught. Shape coverage was 89–100% on a reduced build and 17–29% on the board build; the denoisers' hidden shapes are among its directed CIFAR-10 shapes, and their first and last layers only on the board. On the board every layer's output is compared value by value with the integer model; every board figure passed.</w:t>
       </w:r>
     </w:p>
     <w:p>
@@ -2014,7 +2014,7 @@
         <w:pStyle w:val="a3"/>
       </w:pPr>
       <w:r>
-        <w:t>On a 64-multiplier integer core, a cycle model that matches the board showed that the bottleneck is the input port, not the multipliers, and two choices that look wasteful by FLOP count became cheap: space-to-depth fitted a 6.4× larger network into 25% fewer cycles, and doubling the hidden outputs and pooling them in pairs doubled the parameters for 1% more cycles, though its gain over the same-width ReLU network did not hold in every seed. These rules belong to an input structure fed by host-built windows, but the test behind them should carry over: by the cycle model about P·T/w output channels are free, so pooling 64 outputs would again be free on a core of this organization with 256 multipliers fed four values per cycle, and would not be on this core at two. EfficientNet-X [5], HALP [12] and DRACO [13] apply the same logic on TPUs, GPUs and systolic arrays. Whether P·T/w holds for other input structures is still a prediction. Pooling is free in cycles only: in sparse mode it issued 3.0× the ReLU network's nonzero multiplications. Energy, end-to-end time without the test harness, other noise levels and color images are not reported. Code, models and board logs are in the repository.</w:t>
+        <w:t>On a 64-multiplier integer core, a cycle model that matches the board showed that the bottleneck is the input port, not the multipliers, and two choices that look wasteful by FLOP count became cheap: space-to-depth fitted a 6.4× larger network into 25% fewer cycles, and doubling the hidden outputs and pooling them in pairs doubled the parameters for 1% more cycles, though its gain over the same-width ReLU network did not hold in every seed. These rules belong to an input structure fed by host-built windows, but the test behind them should carry over: by the cycle model about P·T/w output channels are free, so pooling 64 outputs would again be free on a core of this organization with 256 multipliers fed four values per cycle, and would not be on this core at two. EfficientNet-X [5], HALP [12] and DRACO [13] apply the same logic on TPUs, GPUs and systolic arrays. RTL simulation bears P·T/w out at w = 4; elsewhere it is still a prediction. Pooling is free in cycles only: in sparse mode it issued 3.0× the ReLU network's nonzero multiplications. Energy, end-to-end time without the test harness, other noise levels and color images are not reported. Code, models and board logs are in the repository.</w:t>
       </w:r>
     </w:p>
     <w:p>

--- a/iweict2026/PAPER_EN.docx
+++ b/iweict2026/PAPER_EN.docx
@@ -115,7 +115,7 @@
         <w:pStyle w:val="a3"/>
       </w:pPr>
       <w:r>
-        <w:t>Space-to-depth [14], [5], maxout [15]–[17] and quantization-aware training [18] are known techniques; our claim concerns the reason for choosing them. It holds for an input structure that receives host-built windows; with four values per cycle or on-chip line buffers the same model gives different choices (Section II).</w:t>
+        <w:t>Space-to-depth [14], [5], maxout [15]–[17] and quantization-aware training [18] are known techniques; our claim concerns the reason for choosing them. It holds for host-built windows fed one value per cycle; with four values per cycle (RTL-simulated) or on-chip line buffers (predicted) the same model gives different choices (Section II).</w:t>
       </w:r>
     </w:p>
     <w:p>
@@ -221,7 +221,7 @@
         <w:pStyle w:val="a3"/>
       </w:pPr>
       <w:r>
-        <w:t>When K dominates, the core is input-bound and up to P·T = 64 output channels cost nothing: at K = 288, COUT = 32 and 64 both take 288 cycles. The board showed one cycle more per window (on the CIFAR-10 run and the baseline) and at least COUT cycles per window, as outputs leave one per cycle (settled by B's first layer, K = 36, COUT = 64: 64 cycles). With these two parameter-free corrections, C′ = max(C + 1, COUT) matches all four networks within 0.003% (Table II), against 0.4–1.6% without them; the ReLU network, run after they were fixed, was predicted within 0.0014%. All board runs used the sparse mode, which skips multiplications by zero activations; it shortens only the compute term of (1).</w:t>
+        <w:t>When K dominates, the core is input-bound and up to P·T = 64 output channels cost nothing: at K = 288, COUT = 32 and 64 both take 288 cycles. The board showed one cycle more per window (on the CIFAR-10 run and the baseline) and at least COUT cycles per window, as outputs leave one per cycle (settled by B's first layer, K = 36, COUT = 64: 64 cycles). With these two parameter-free corrections, C′ = max(K + 1, ⌈COUT/P⌉·⌈K/T⌉, COUT) matches all four networks within 0.003% (Table II), against 0.4–1.6% without them; the ReLU network, run after they were fixed, was predicted within 0.0014%. All board runs used the sparse mode, which skips zero activations; it shortens only the compute term of (1).</w:t>
       </w:r>
     </w:p>
     <w:p>
@@ -235,7 +235,7 @@
         <w:t>Where the bottleneck comes from.</w:t>
       </w:r>
       <w:r>
-        <w:t xml:space="preserve"> One value per cycle is a choice of this design, not a limit of the FPGA: the core's window port takes one value per cycle, and the AXI-Stream wrapper unpacks the four 7-bit values of each 32-bit beat to match it. We treat the core, built for CIFAR-10, as given, as a user of a fixed accelerator would. With w values per cycle, about P·T/w output channels come free. To test this we built a variant that takes a whole beat (w = 4) per cycle, one value per bank. Counting every window of a test image with the feed term ⌈K/w⌉ + 1 (sparse, as on the board), pooling costs 1.55× the ReLU network at w = 2 and 2.48× at w = 4, and B, still 0.82× A at w = 2, costs 1.19× A at w = 4 (by the dense bound, 1.87× and 1.37× already at w = 2). In RTL simulation of the w = 4 variant on 512 real windows of every layer, the outputs were exact and the cycles matched this count to within each layer's pipeline fill and drain (≤ 164); it has not yet run on the board. With on-chip line buffers [7], a window brings one new pixel, C_in values, giving 2.61× and 1.23×. w = 2 and line buffers remain predictions, and the rules below hold for this input structure. Host im2col, requantization and pooling take 0.07–0.13 s per image on a 4-core PC; on hidden layers the last two need fewer operations per window than K and could hide in hardware, while im2col would need line buffers.</w:t>
+        <w:t xml:space="preserve"> One value per cycle is a choice of this design, not a limit of the FPGA: the core's window port takes one value per cycle, and the AXI-Stream wrapper unpacks the four 7-bit values of each 32-bit beat to match it. We treat the core, built for CIFAR-10, as given, as a user of a fixed accelerator would. With w values per cycle, about P·T/w output channels come free. To test this we built a variant that takes a whole beat (w = 4) per cycle, one value per bank. Counting every window of a test image with the feed term ⌈K/w⌉ + 1 (sparse, as on the board), pooling costs 1.55× the ReLU network at w = 2 and 2.48× at w = 4, and B, still 0.82× A at w = 2, costs 1.19× A at w = 4 (by the dense bound, 1.87× and 1.37× already at w = 2). In RTL simulation of the w = 4 variant on 512 real windows of every layer, the outputs were exact and the cycles matched this count to within each layer's pipeline fill and drain (≤ 164), with a beat arriving every cycle; the variant has not yet run on the board. With on-chip line buffers [7], a window brings one new pixel, C_in values, giving 2.61× and 1.23×. w = 2 and line buffers remain predictions, and the rules below hold for this input structure. Host im2col, requantization and pooling take 0.07–0.13 s per image on a 4-core PC; on hidden layers the last two need fewer operations per window than K and could hide in hardware, while im2col would need line buffers.</w:t>
       </w:r>
     </w:p>
     <w:p>
@@ -333,7 +333,7 @@
         <w:pStyle w:val="a3"/>
       </w:pPr>
       <w:r>
-        <w:t>The RTL was verified in a UVM [21] environment (protocol agents, a predicting scoreboard, coverage and assertions) on Verilator: 69 runs under UVM 1.2 and 46 under IEEE 1800.2-2020, on four builds and three of the w = 4 variant, passed, and all 15 injected bugs were caught. Shape coverage was 89–100% on a reduced build and 17–29% on the board build; the denoisers' hidden shapes are among its directed CIFAR-10 shapes, and their first and last layers only on the board. On the board every layer's output is compared value by value with the integer model; every board figure passed.</w:t>
+        <w:t>The RTL was verified in a UVM [21] environment (protocol agents, a predicting scoreboard, coverage and assertions) on Verilator: 69 runs under UVM 1.2 and 46 under IEEE 1800.2-2020 on seven builds (three of them w = 4) passed, and all 15 injected bugs were caught. Shape coverage was 89–100% on a reduced build and 17–29% on the board build; the denoisers' hidden shapes are among its directed CIFAR-10 shapes, and their first and last layers on the board and in Section II's simulation. On the board every layer's output is compared value by value with the integer model; every board figure passed.</w:t>
       </w:r>
     </w:p>
     <w:p>
@@ -2014,7 +2014,7 @@
         <w:pStyle w:val="a3"/>
       </w:pPr>
       <w:r>
-        <w:t>On a 64-multiplier integer core, a cycle model that matches the board showed that the bottleneck is the input port, not the multipliers, and two choices that look wasteful by FLOP count became cheap: space-to-depth fitted a 6.4× larger network into 25% fewer cycles, and doubling the hidden outputs and pooling them in pairs doubled the parameters for 1% more cycles, though its gain over the same-width ReLU network did not hold in every seed. These rules belong to an input structure fed by host-built windows, but the test behind them should carry over: by the cycle model about P·T/w output channels are free, so pooling 64 outputs would again be free on a core of this organization with 256 multipliers fed four values per cycle, and would not be on this core at two. EfficientNet-X [5], HALP [12] and DRACO [13] apply the same logic on TPUs, GPUs and systolic arrays. RTL simulation bears P·T/w out at w = 4; elsewhere it is still a prediction. Pooling is free in cycles only: in sparse mode it issued 3.0× the ReLU network's nonzero multiplications. Energy, end-to-end time without the test harness, other noise levels and color images are not reported. Code, models and board logs are in the repository.</w:t>
+        <w:t>On a 64-multiplier integer core, a cycle model that matches the board showed that the bottleneck is the input port, not the multipliers, and two choices that look wasteful by FLOP count became cheap: space-to-depth fitted a 6.4× larger network into 25% fewer cycles, and doubling the hidden outputs and pooling them in pairs doubled the parameters for 1% more cycles, though its gain over the same-width ReLU network did not hold in every seed. These rules belong to an input structure fed by host-built windows, but the test behind them should carry over: by the cycle model about P·T/w output channels are free, so pooling 64 outputs would again be free on a core of this organization with 256 multipliers fed four values per cycle, and would not be on this core at two. EfficientNet-X [5], HALP [12] and DRACO [13] apply the same logic on TPUs, GPUs and systolic arrays. On this core at w = 4, RTL simulation (not yet the board) agrees; elsewhere P·T/w is still a prediction. Pooling is free in cycles only: in sparse mode it issued 3.0× the ReLU network's nonzero multiplications. Energy, end-to-end time without the test harness, other noise levels and color images are not reported. Code, models and board logs are in the repository.</w:t>
       </w:r>
     </w:p>
     <w:p>

--- a/iweict2026/PAPER_EN.docx
+++ b/iweict2026/PAPER_EN.docx
@@ -67,7 +67,7 @@
         <w:pStyle w:val="Abstract"/>
       </w:pPr>
       <w:r>
-        <w:t>Abstract—Efficient neural networks are usually designed to minimize multiplications, but on a small accelerator the run time may be set by something else. On our integer CNN core for a Zynq XC7Z020 FPGA (64 multipliers, 7-bit inputs), we show how the measured bottleneck changes the design of a Gaussian denoiser. A cycle model, corrected on earlier board runs and within 0.003% of the board on four networks, shows that this build, fed host-built windows one value per cycle, is bound by its input port: a window of K values costs K cycles for up to 64 output channels, so a DnCNN-style baseline leaves most multipliers idle. Two choices that look wasteful by FLOP count are therefore cheap. A 2×2 space-to-depth input fits a 6.4× larger network in 25% fewer cycles. Doubling the hidden outputs and pooling them in pairs (maxout) doubles the parameters for 1% more cycles. With quantization-aware training that reproduces the board's arithmetic, the quality model reaches 30.12 dB on Set12 (σ = 25), above BM3D on the same input, and the speed model matches BM3D in 2.63× fewer cycles than the baseline; four networks were verified bit for bit on the board, a full image each. The cycle model predicts that with two input values per cycle pooling stops being free, and with four (where RTL simulation of a four-value variant agrees on real windows) or with line buffers the 6.4× larger network becomes slower than the baseline: the network to choose follows the measured bottleneck.</w:t>
+        <w:t>Abstract—Efficient neural networks are usually designed to minimize multiplications, but on a small accelerator the run time may be set by something else. On our integer CNN core for a Zynq XC7Z020 FPGA (64 multipliers, 7-bit inputs), we show how the measured bottleneck changes the design of a Gaussian denoiser. A cycle model, corrected on earlier board runs and within 0.003% of the board on four networks, shows that this build, fed host-built windows one value per cycle, is bound by its input port: a window of K values costs K cycles for up to 64 output channels, so a DnCNN-style baseline leaves most multipliers idle. Two choices that look wasteful by FLOP count are therefore cheap. A 2×2 space-to-depth input fits a 6.4× larger network in 25% fewer cycles. Doubling the hidden outputs and pooling them in pairs (maxout) doubles the parameters for 1% more cycles. With quantization-aware training that reproduces the board's arithmetic, the quality model reaches 30.12 dB on Set12 (σ = 25), above BM3D on the same input, and the speed model matches BM3D in 2.63× fewer cycles than the baseline; four networks were verified bit for bit on the board, a full image each. The cycle model predicts that with two input values per cycle pooling stops being free, and with four (on a four-value variant the board matched it within 0.005%) or with line buffers the 6.4× larger network becomes slower than the baseline: the network to choose follows the measured bottleneck.</w:t>
       </w:r>
     </w:p>
     <w:p>
@@ -115,7 +115,7 @@
         <w:pStyle w:val="a3"/>
       </w:pPr>
       <w:r>
-        <w:t>Space-to-depth [14], [5], maxout [15]–[17] and quantization-aware training [18] are known techniques; our claim concerns the reason for choosing them. It holds for host-built windows fed one value per cycle; with four values per cycle (RTL-simulated) or on-chip line buffers (predicted) the same model gives different choices (Section II).</w:t>
+        <w:t>Space-to-depth [14], [5], maxout [15]–[17] and quantization-aware training [18] are known techniques; our claim concerns the reason for choosing them. It holds for host-built windows fed one value per cycle; with four values per cycle (measured) or on-chip line buffers (predicted) the same model gives different choices (Section II).</w:t>
       </w:r>
     </w:p>
     <w:p>
@@ -235,7 +235,7 @@
         <w:t>Where the bottleneck comes from.</w:t>
       </w:r>
       <w:r>
-        <w:t xml:space="preserve"> One value per cycle is a choice of this design, not a limit of the FPGA: the core's window port takes one value per cycle, and the AXI-Stream wrapper unpacks the four 7-bit values of each 32-bit beat to match it. We treat the core, built for CIFAR-10, as given, as a user of a fixed accelerator would. With w values per cycle, about P·T/w output channels come free. To test this we built a variant that takes a whole beat (w = 4) per cycle, one value per bank. Counting every window of a test image with the feed term ⌈K/w⌉ + 1 (sparse, as on the board), pooling costs 1.55× the ReLU network at w = 2 and 2.48× at w = 4, and B, still 0.82× A at w = 2, costs 1.19× A at w = 4 (by the dense bound, 1.87× and 1.37× already at w = 2). In RTL simulation of the w = 4 variant on 512 real windows of every layer, the outputs were exact and the cycles matched this count to within each layer's pipeline fill and drain (≤ 164), with a beat arriving every cycle; the variant has not yet run on the board. With on-chip line buffers [7], a window brings one new pixel, C_in values, giving 2.61× and 1.23×. w = 2 and line buffers remain predictions, and the rules below hold for this input structure. Host im2col, requantization and pooling take 0.07–0.13 s per image on a 4-core PC; on hidden layers the last two need fewer operations per window than K and could hide in hardware, while im2col would need line buffers.</w:t>
+        <w:t xml:space="preserve"> One value per cycle is a choice of this design, not a limit of the FPGA: the core's window port takes one value per cycle, and the AXI-Stream wrapper unpacks the four 7-bit values of each 32-bit beat to match it. We treat the core, built for CIFAR-10, as given, as a user of a fixed accelerator would. With w values per cycle, about P·T/w output channels come free. To test this we built a variant that takes a whole beat (w = 4) per cycle, one value per bank. Counting every window of a test image with the feed term ⌈K/w⌉ + 1 (sparse, as on the board), pooling costs 1.55× the ReLU network at w = 2 and 2.48× at w = 4, and B, still 0.82× A at w = 2, costs 1.19× A at w = 4 (by the dense bound, 1.87× and 1.37× already at w = 2). On the board (Table II; WNS +0.130 ns at 100 MHz), the w = 4 variant ran all four networks bit-exactly within 0.005% of this count, committed before the run; per layer the gap is the pipeline fill and drain (9–164 cycles), and the input stalled 12 cycles in all. With on-chip line buffers [7], a window brings one new pixel, C_in values, giving 2.61× and 1.23×. w = 2 and line buffers remain predictions, and the rules below hold for this input structure. Host im2col, requantization and pooling take 0.07–0.13 s per image on a 4-core PC; on hidden layers the last two need fewer operations per window than K and could hide in hardware, while im2col would need line buffers.</w:t>
       </w:r>
     </w:p>
     <w:p>
@@ -333,7 +333,7 @@
         <w:pStyle w:val="a3"/>
       </w:pPr>
       <w:r>
-        <w:t>The RTL was verified in a UVM [21] environment (protocol agents, a predicting scoreboard, coverage and assertions) on Verilator: 69 runs under UVM 1.2 and 46 under IEEE 1800.2-2020 on seven builds (three of them w = 4) passed, and all 15 injected bugs were caught. Shape coverage was 89–100% on a reduced build and 17–29% on the board build; the denoisers' hidden shapes are among its directed CIFAR-10 shapes, and their first and last layers on the board and in Section II's simulation. On the board every layer's output is compared value by value with the integer model; every board figure passed.</w:t>
+        <w:t>The RTL was verified in a UVM [21] environment (protocol agents, a predicting scoreboard, coverage and assertions) on Verilator: 69 runs under UVM 1.2 and 46 under IEEE 1800.2-2020 on seven builds (three of them w = 4) passed, and all 15 injected bugs were caught. Shape coverage was 89–100% on a reduced build and 17–29% on the board build; the denoisers' hidden shapes are among its directed CIFAR-10 shapes, and their first and last layers on the board, at w = 1 and 4. On the board every layer's output is compared value by value with the integer model; every board figure passed.</w:t>
       </w:r>
     </w:p>
     <w:p>
@@ -1663,7 +1663,7 @@
         </w:numPr>
       </w:pPr>
       <w:r>
-        <w:t>Table II. Board runs (Set12 05.png, 256×256, 50 MHz, no mismatch in any layer). Cycles per window: model → board; B-32 networks with QAT; three earlier versions also matched.</w:t>
+        <w:t>Table II. Board runs (Set12 05.png, 256×256, 50 MHz, no mismatch in any layer). Cycles per window: model → board; B-32 networks with QAT; three earlier versions also matched. w = 4: cycles per pixel.</w:t>
       </w:r>
     </w:p>
     <w:tbl>
@@ -1739,7 +1739,7 @@
               <w:jc w:val="center"/>
             </w:pPr>
             <w:r>
-              <w:t>PSNR</w:t>
+              <w:t>w = 4</w:t>
             </w:r>
           </w:p>
         </w:tc>
@@ -1800,7 +1800,7 @@
               <w:jc w:val="center"/>
             </w:pPr>
             <w:r>
-              <w:t>29.83</w:t>
+              <w:t>573</w:t>
             </w:r>
           </w:p>
         </w:tc>
@@ -1861,7 +1861,7 @@
               <w:jc w:val="center"/>
             </w:pPr>
             <w:r>
-              <w:t>30.06</w:t>
+              <w:t>683</w:t>
             </w:r>
           </w:p>
         </w:tc>
@@ -1934,7 +1934,7 @@
               <w:jc w:val="center"/>
             </w:pPr>
             <w:r>
-              <w:t>29.94</w:t>
+              <w:t>503</w:t>
             </w:r>
           </w:p>
         </w:tc>
@@ -1995,7 +1995,7 @@
               <w:jc w:val="center"/>
             </w:pPr>
             <w:r>
-              <w:t>29.54</w:t>
+              <w:t>203</w:t>
             </w:r>
           </w:p>
         </w:tc>
@@ -2014,7 +2014,7 @@
         <w:pStyle w:val="a3"/>
       </w:pPr>
       <w:r>
-        <w:t>On a 64-multiplier integer core, a cycle model that matches the board showed that the bottleneck is the input port, not the multipliers, and two choices that look wasteful by FLOP count became cheap: space-to-depth fitted a 6.4× larger network into 25% fewer cycles, and doubling the hidden outputs and pooling them in pairs doubled the parameters for 1% more cycles, though its gain over the same-width ReLU network did not hold in every seed. These rules belong to an input structure fed by host-built windows, but the test behind them should carry over: by the cycle model about P·T/w output channels are free, so pooling 64 outputs would again be free on a core of this organization with 256 multipliers fed four values per cycle, and would not be on this core at two. EfficientNet-X [5], HALP [12] and DRACO [13] apply the same logic on TPUs, GPUs and systolic arrays. On this core at w = 4, RTL simulation (not yet the board) agrees; elsewhere P·T/w is still a prediction. Pooling is free in cycles only: in sparse mode it issued 3.0× the ReLU network's nonzero multiplications. Energy, end-to-end time without the test harness, other noise levels and color images are not reported. Code, models and board logs are in the repository.</w:t>
+        <w:t>On a 64-multiplier integer core, a cycle model that matches the board showed that the bottleneck is the input port, not the multipliers, and two choices that look wasteful by FLOP count became cheap: space-to-depth fitted a 6.4× larger network into 25% fewer cycles, and doubling the hidden outputs and pooling them in pairs doubled the parameters for 1% more cycles, though its gain over the same-width ReLU network did not hold in every seed. These rules belong to an input structure fed by host-built windows, but the test behind them should carry over: by the cycle model about P·T/w output channels are free, so pooling 64 outputs would again be free on a core of this organization with 256 multipliers fed four values per cycle, and would not be on this core at two. EfficientNet-X [5], HALP [12] and DRACO [13] apply the same logic on TPUs, GPUs and systolic arrays. On this core at w = 4 the board matched the count behind it; elsewhere P·T/w is still a prediction. Pooling is free in cycles only: in sparse mode it issued 3.0× the ReLU network's nonzero multiplications. Energy, end-to-end time without the test harness, other noise levels and color images are not reported. Code, models and board logs are in the repository.</w:t>
       </w:r>
     </w:p>
     <w:p>

--- a/iweict2026/PAPER_EN.docx
+++ b/iweict2026/PAPER_EN.docx
@@ -235,7 +235,7 @@
         <w:t>Where the bottleneck comes from.</w:t>
       </w:r>
       <w:r>
-        <w:t xml:space="preserve"> One value per cycle is a choice of this design, not a limit of the FPGA: the core's window port takes one value per cycle, and the AXI-Stream wrapper unpacks the four 7-bit values of each 32-bit beat to match it. We treat the core, built for CIFAR-10, as given, as a user of a fixed accelerator would. With w values per cycle, about P·T/w output channels come free. To test this we built a variant that takes a whole beat (w = 4) per cycle, one value per bank. Counting every window of a test image with the feed term ⌈K/w⌉ + 1 (sparse, as on the board), pooling costs 1.55× the ReLU network at w = 2 and 2.48× at w = 4, and B, still 0.82× A at w = 2, costs 1.19× A at w = 4 (by the dense bound, 1.87× and 1.37× already at w = 2). On the board (Table II; WNS +0.130 ns at 100 MHz), the w = 4 variant ran all four networks bit-exactly within 0.005% of this count, committed before the run; per layer the gap is the pipeline fill and drain (9–164 cycles), and the input stalled 12 cycles in all. With on-chip line buffers [7], a window brings one new pixel, C_in values, giving 2.61× and 1.23×. w = 2 and line buffers remain predictions, and the rules below hold for this input structure. Host im2col, requantization and pooling take 0.07–0.13 s per image on a 4-core PC; on hidden layers the last two need fewer operations per window than K and could hide in hardware, while im2col would need line buffers.</w:t>
+        <w:t xml:space="preserve"> One value per cycle is a choice of this design, not a limit of the FPGA: the core's window port takes one value per cycle, and the AXI-Stream wrapper unpacks the four 7-bit values of each 32-bit beat to match it. We treat the core, built for CIFAR-10, as given, as a user of a fixed accelerator would. With w values per cycle, about P·T/w output channels come free. To test this we built a variant that takes a whole beat (w = 4) per cycle, one value per bank. Counting every window of a test image with the feed term ⌈K/w⌉ + 1 (sparse, as on the board), pooling costs 1.55× the ReLU network at w = 2 and 2.48× at w = 4, and B, still 0.82× A at w = 2, costs 1.19× A at w = 4 (by the dense bound, 1.87× and 1.37× already at w = 2). On the board (Table II; WNS +0.130 ns at 100 MHz), the w = 4 variant ran all four networks bit-exactly and within 0.005% of this count, committed before the run; per layer the gap is the pipeline fill and drain (9–164 cycles), and the input stalled 12 cycles in all. With on-chip line buffers [7], a window brings one new pixel, C_in values, giving 2.61× and 1.23×. w = 2 and line buffers remain predictions, and the rules below hold for this input structure. Host im2col, requantization and pooling take 0.07–0.13 s per image on a 4-core PC; on hidden layers the last two need fewer operations per window than K and could hide in hardware, while im2col would need line buffers.</w:t>
       </w:r>
     </w:p>
     <w:p>
@@ -1651,7 +1651,7 @@
         <w:t>Board.</w:t>
       </w:r>
       <w:r>
-        <w:t xml:space="preserve"> The maxout layers (K = 288, 64 outputs) took 289 cycles per window, like the 32-output layers of A and the ReLU network: doubling the outputs cost no core cycles (Table II). Throughput is low: 6.4 GOPS at most at 50 MHz and 0.9–2.3 s of core time per 256×256 image, against 30–38 ms for float PyTorch on a 4-core CPU. The JTAG harness dominates wall-clock time, and the on-chip ARM was not compared.</w:t>
+        <w:t xml:space="preserve"> The maxout layers (K = 288, 64 outputs) took 289 cycles per window, like the 32-output layers of A and the ReLU network: doubling the outputs cost no core cycles at w = 1 (Table II). Throughput is low: at 50 MHz, 0.9–2.3 s of core time per 256×256 image (0.27–0.90 s at w = 4), against 30–38 ms for float PyTorch on a 4-core CPU. The JTAG harness dominates wall-clock time, and the on-chip ARM was not compared.</w:t>
       </w:r>
     </w:p>
     <w:p>

--- a/iweict2026/PAPER_EN.docx
+++ b/iweict2026/PAPER_EN.docx
@@ -235,7 +235,7 @@
         <w:t>Where the bottleneck comes from.</w:t>
       </w:r>
       <w:r>
-        <w:t xml:space="preserve"> One value per cycle is a choice of this design, not a limit of the FPGA: the core's window port takes one value per cycle, and the AXI-Stream wrapper unpacks the four 7-bit values of each 32-bit beat to match it. We treat the core, built for CIFAR-10, as given, as a user of a fixed accelerator would. With w values per cycle, about P·T/w output channels come free. To test this we built a variant that takes a whole beat (w = 4) per cycle, one value per bank. Counting every window of a test image with the feed term ⌈K/w⌉ + 1 (sparse, as on the board), pooling costs 1.55× the ReLU network at w = 2 and 2.48× at w = 4, and B, still 0.82× A at w = 2, costs 1.19× A at w = 4 (by the dense bound, 1.87× and 1.37× already at w = 2). On the board (Table II; WNS +0.130 ns at 100 MHz), the w = 4 variant ran all four networks bit-exactly and within 0.005% of this count, committed before the run; per layer the gap is the pipeline fill and drain (9–164 cycles), and the input stalled 12 cycles in all. With on-chip line buffers [7], a window brings one new pixel, C_in values, giving 2.61× and 1.23×. w = 2 and line buffers remain predictions, and the rules below hold for this input structure. Host im2col, requantization and pooling take 0.07–0.13 s per image on a 4-core PC; on hidden layers the last two need fewer operations per window than K and could hide in hardware, while im2col would need line buffers.</w:t>
+        <w:t xml:space="preserve"> One value per cycle is a choice of this design, not a limit of the FPGA: the core's window port takes one value per cycle, and the AXI-Stream wrapper unpacks the four 7-bit values of each 32-bit beat to match it. We treat the core, built for CIFAR-10, as given, as a user of a fixed accelerator would. With w values per cycle, about P·T/w output channels come free. To test this we built a variant that takes a whole beat (w = 4) per cycle, one value per bank. Counting every window of a test image with the feed term ⌈K/w⌉ + 1 (sparse, as on the board), pooling costs 1.55× the ReLU network at w = 2 and 2.48× at w = 4, and B, still 0.82× A at w = 2, costs 1.19× A at w = 4 (by the dense bound, 1.87× and 1.37× already at w = 2). On the board (Table II; WNS +0.130 ns at 100 MHz), the w = 4 variant ran all four networks bit-exactly and within 0.005% of this count, committed before the run; per layer the gap is the pipeline fill and drain (9–164 cycles), plus 12 input stalls in one layer. With on-chip line buffers [7], a window brings one new pixel, C_in values, giving 2.61× and 1.23×. w = 2 and line buffers remain predictions, and the rules below hold for this input structure. Host im2col, requantization and pooling take 0.07–0.13 s per image on a 4-core PC; on hidden layers the last two need fewer operations per window than K and could hide in hardware, while im2col would need line buffers.</w:t>
       </w:r>
     </w:p>
     <w:p>
@@ -2014,7 +2014,7 @@
         <w:pStyle w:val="a3"/>
       </w:pPr>
       <w:r>
-        <w:t>On a 64-multiplier integer core, a cycle model that matches the board showed that the bottleneck is the input port, not the multipliers, and two choices that look wasteful by FLOP count became cheap: space-to-depth fitted a 6.4× larger network into 25% fewer cycles, and doubling the hidden outputs and pooling them in pairs doubled the parameters for 1% more cycles, though its gain over the same-width ReLU network did not hold in every seed. These rules belong to an input structure fed by host-built windows, but the test behind them should carry over: by the cycle model about P·T/w output channels are free, so pooling 64 outputs would again be free on a core of this organization with 256 multipliers fed four values per cycle, and would not be on this core at two. EfficientNet-X [5], HALP [12] and DRACO [13] apply the same logic on TPUs, GPUs and systolic arrays. On this core at w = 4 the board matched the count behind it; elsewhere P·T/w is still a prediction. Pooling is free in cycles only: in sparse mode it issued 3.0× the ReLU network's nonzero multiplications. Energy, end-to-end time without the test harness, other noise levels and color images are not reported. Code, models and board logs are in the repository.</w:t>
+        <w:t>On a 64-multiplier integer core, a cycle model that matches the board showed that the bottleneck is the input port, not the multipliers, and two choices that look wasteful by FLOP count became cheap: space-to-depth fitted a 6.4× larger network into 25% fewer cycles, and doubling the hidden outputs and pooling them in pairs doubled the parameters for 1% more cycles, though its gain over the same-width ReLU network did not hold in every seed. These rules belong to an input structure fed by host-built windows, but the test behind them should carry over: by the cycle model about P·T/w output channels are free, so pooling 64 outputs would again be free on a core of this organization with 256 multipliers fed four values per cycle, and would not be on this core at two. EfficientNet-X [5], HALP [12] and DRACO [13] apply the same logic on TPUs, GPUs and systolic arrays. On this core at w = 4 the board matched the count behind it; elsewhere P·T/w is still a prediction. At w = 1 pooling is free in cycles only: it issued 3.0× the ReLU network's nonzero multiplications. Energy, end-to-end time without the test harness, other noise levels and color images are not reported. Code, models and board logs are in the repository.</w:t>
       </w:r>
     </w:p>
     <w:p>

--- a/iweict2026/PAPER_EN.docx
+++ b/iweict2026/PAPER_EN.docx
@@ -189,7 +189,7 @@
         <w:t>Core.</w:t>
       </w:r>
       <w:r>
-        <w:t xml:space="preserve"> The core receives one window of K activations and computes ReLU(b + Σ w·x) for COUT output channels, with INT8 weights, INT32 accumulation and 7-bit activations. Its 64 multipliers are P = 16 output-channel lanes times T = 4 tap banks; K ≤ 1152 and COUT ≤ 128 are set per run, and the same bitstream also runs a CIFAR-10 classifier. The design uses 21% of the LUTs, 51% of the BRAM and, by Vivado's choice in an unrestricted synthesis, no DSP slice. Timing closes at 100 MHz (WNS +0.221 ns); the board runs use the 50 MHz default clock, and a 100 MHz run gave the same cycle count.</w:t>
+        <w:t xml:space="preserve"> The core receives one window of K activations and computes ReLU(b + Σ w·x) for COUT output channels, with INT8 weights, INT32 accumulation and 7-bit activations. Its 64 multipliers are P = 16 output-channel lanes times T = 4 tap banks; K ≤ 1152 and COUT ≤ 128 are set per run. The design uses 21% of the LUTs, 51% of the BRAM and no DSP slice. Timing closes at 100 MHz (WNS +0.221 ns); the board runs use the 50 MHz default clock, and a 100 MHz run gave the same cycle count.</w:t>
       </w:r>
     </w:p>
     <w:p>
@@ -235,7 +235,7 @@
         <w:t>Where the bottleneck comes from.</w:t>
       </w:r>
       <w:r>
-        <w:t xml:space="preserve"> One value per cycle is a choice of this design, not a limit of the FPGA: the core's window port takes one value per cycle, and the AXI-Stream wrapper unpacks the four 7-bit values of each 32-bit beat to match it. We treat the core, built for CIFAR-10, as given, as a user of a fixed accelerator would. With w values per cycle, about P·T/w output channels come free. To test this we built a variant that takes a whole beat (w = 4) per cycle, one value per bank. Counting every window of a test image with the feed term ⌈K/w⌉ + 1 (sparse, as on the board), pooling costs 1.55× the ReLU network at w = 2 and 2.48× at w = 4, and B, still 0.82× A at w = 2, costs 1.19× A at w = 4 (by the dense bound, 1.87× and 1.37× already at w = 2). On the board (Table II; WNS +0.130 ns at 100 MHz), the w = 4 variant ran all four networks bit-exactly and within 0.005% of this count, committed before the run; per layer the gap is the pipeline fill and drain (9–164 cycles), plus 12 input stalls in one layer. With on-chip line buffers [7], a window brings one new pixel, C_in values, giving 2.61× and 1.23×. w = 2 and line buffers remain predictions, and the rules below hold for this input structure. Host im2col, requantization and pooling take 0.07–0.13 s per image on a 4-core PC; on hidden layers the last two need fewer operations per window than K and could hide in hardware, while im2col would need line buffers.</w:t>
+        <w:t xml:space="preserve"> One value per cycle is a choice of this design, not a limit of the FPGA: the core's window port takes one value per cycle, and the AXI-Stream wrapper unpacks the four 7-bit values of each 32-bit beat to match it. We treat the core, built for CIFAR-10, as given, as a user of a fixed accelerator would. With w values per cycle, about P·T/w output channels come free. To test this we built a variant that takes a whole beat (w = 4) per cycle, one value per bank. Counting every window of a test image with the feed term ⌈K/w⌉ + 1 (sparse, as on the board), pooling costs 1.55× the ReLU network at w = 2 and 2.48× at w = 4, and B, still 0.82× A at w = 2, costs 1.19× A at w = 4. On the board (Table II; WNS +0.130 ns at 100 MHz), the w = 4 variant ran all four networks bit-exactly and within 0.005% of this count, committed before the run; per layer the gap is the pipeline fill and drain (9–164 cycles), plus 12 input stalls in one layer. With on-chip line buffers [7], a window brings one new pixel, C_in values, giving 2.61× and 1.23×. w = 2 and line buffers remain predictions, and the rules below hold for this input structure. All counts use the conventional tap order (a channel's nine taps share a bank); a skewed order (bank (p + s) mod 4 for channel p at position s), which the host could apply to windows and weights without RTL changes, alters these ratios by at most 7% on the board image and reverses none (preliminary count). Host im2col, requantization and pooling take 0.07–0.13 s per image on a 4-core PC.</w:t>
       </w:r>
     </w:p>
     <w:p>
@@ -303,7 +303,7 @@
         <w:pStyle w:val="a3"/>
       </w:pPr>
       <w:r>
-        <w:t>which is maxout [15] in its Max-Feature-Map form [19]. The next layer's K is unchanged, so hidden layers keep their cycle count; only the first layer (K = 36 &lt; 64) grows to 64 cycles per window, 1% per pixel. The pooling makes the free outputs usable: passing all 64 on would double the next layer's K and cycles, and a ReLU network with the same parameters (45 channels, 150k) costs, by the cycle model, 934 cycles per pixel, 38% more. As a control, an averaging network pools each pair by its mean, with the same parameters and cycles. In restoration the benefit of maxout depends on width: it halved the filters at equal quality in super-resolution [16] and was about 0.04 dB below ReLU in a 64-channel space-to-depth denoiser [17].</w:t>
+        <w:t>which is maxout [15] in its Max-Feature-Map form [19]. The next layer's K is unchanged, so hidden layers keep their cycle count; only the first layer (K = 36 &lt; 64) grows to 64 cycles per window, 1% per pixel. The pooling makes the free outputs usable: passing all 64 on would double the next layer's K and cycles, and a ReLU network with the same parameters (45 channels, 150k) costs, by the cycle model, 934 cycles per pixel, 38% more. As a control, an averaging network pools each pair by its mean, with the same parameters and cycles. In restoration the benefit of maxout depends on width: it halved the filters at comparable quality in super-resolution [16] and was about 0.04 dB below ReLU in a 64-channel denoiser on 4× space-to-depth input at σ = 50 [17].</w:t>
       </w:r>
     </w:p>
     <w:p>
@@ -317,7 +317,7 @@
         <w:t>Training and quantization.</w:t>
       </w:r>
       <w:r>
-        <w:t xml:space="preserve"> We train on 380 Train400 [1] images, holding out every 20th for validation, with 40×40 (A) or 50×50 patches, flips, rotations, MSE and Adam (10⁻³, batch 128), halving the rate after 6 epochs without validation gain. B-32 and 45-channel networks train for a fixed 120 epochs, seed 1 on a CPU, seeds 2–3 and the 45-channel network on a GPU. Weights are per-channel symmetric INT8 and activations 7-bit with one scale per map [18], chosen from percentiles on training images. A module that reproduces the board's integer arithmetic in float (rounding, bias units, skip scaling, pooling, 8-bit output) is then fine-tuned for 15 epochs with straight-through gradients and learned scales [20]; its PSNR matches the integer model within 0.001 dB. No checkpoint, learning-rate step or quantization range was chosen on Set12 or BSD68.</w:t>
+        <w:t xml:space="preserve"> We train on 380 Train400 [1] images, holding out every 20th for validation, with 40×40 (A) or 50×50 patches, flips, rotations, MSE and Adam (10⁻³, batch 128), halving the rate after 6 epochs without validation gain. A and B stop after 15 epochs without gain (at most 300); B-32 and 45-channel networks train for a fixed 120 epochs, seed 1 on a CPU, seeds 2–3 and the 45-channel network on a GPU. Weights are per-channel symmetric INT8 and activations 7-bit with one scale per map [18], chosen from percentiles on training images; A uses this post-training quantization only. For the others, a module that reproduces the board's integer arithmetic in float (rounding, bias units, skip scaling, pooling, 8-bit output) is then fine-tuned for 15 epochs with straight-through gradients and learned scales [20]; its PSNR matches the integer model within 0.002 dB. No checkpoint, learning-rate step or quantization range was chosen on Set12 or BSD68.</w:t>
       </w:r>
     </w:p>
     <w:p>
@@ -333,7 +333,7 @@
         <w:pStyle w:val="a3"/>
       </w:pPr>
       <w:r>
-        <w:t>The RTL was verified in a UVM [21] environment (protocol agents, a predicting scoreboard, coverage and assertions) on Verilator: 69 runs under UVM 1.2 and 46 under IEEE 1800.2-2020 on seven builds (three of them w = 4) passed, and all 15 injected bugs were caught. Shape coverage was 89–100% on a reduced build and 17–29% on the board build; the denoisers' hidden shapes are among its directed CIFAR-10 shapes, and their first and last layers on the board, at w = 1 and 4. On the board every layer's output is compared value by value with the integer model; every board figure passed.</w:t>
+        <w:t>The RTL was verified in a UVM [21] environment (protocol agents, a predicting scoreboard, coverage and assertions) on Verilator: 69 runs under UVM 1.2 and 46 under IEEE 1800.2-2020 on seven builds (three of them w = 4) passed, and all 15 injected bugs were caught. Shape coverage was 89–100% on a reduced build and 17–29% on the board build, whose directed shapes include the denoisers' hidden layers. On the board every layer's output is compared value by value with the integer model; every board figure passed.</w:t>
       </w:r>
     </w:p>
     <w:p>
@@ -1623,7 +1623,7 @@
         <w:t>Free channels against ReLU, and max against mean.</w:t>
       </w:r>
       <w:r>
-        <w:t xml:space="preserve"> Over three seeds maxout averages +0.15 / +0.10 dB above the same-width ReLU network for 1.01× the board cycles, but the seeds disagree (+0.37 / +0.26, −0.03 / −0.02 and +0.10 / +0.07 dB; image-paired SE ≤ 0.04 dB), so by the rule set before seeds 2 and 3 (every maxout seed above every ReLU seed) we do not claim pooling denoises better. Seed 1's gap was inflated by a collapse of its ReLU run; such collapses hit four of the nine 120-epoch runs, of every kind, and in each network the collapsed runs scored lowest (averaging: float Set12). The 45-channel ReLU network (maxout's parameter count) scored 30.05 / 28.97 dB (one seed), above all six 32-channel runs, for 1.38× the cycles. Averaging the pairs was within 0.1 dB of maxout (seed 2 integer; seed 1 float validation and Set12 only).</w:t>
+        <w:t xml:space="preserve"> Over three seeds maxout averages +0.15 / +0.10 dB above the same-width ReLU network for 1.01× the board cycles, but the seeds disagree (+0.37 / +0.26, −0.03 / −0.02 and +0.10 / +0.07 dB; image-paired SE ≤ 0.04 dB), so by the rule set before seeds 2 and 3 (every maxout seed above every ReLU seed) we do not claim pooling denoises better. Seed 1's gap was inflated by a collapse of its ReLU run (collapses hit four of the nine 120-epoch runs, of every kind). The 45-channel ReLU network (maxout's parameter count) scored 30.05 / 28.97 dB (one seed), above all six 32-channel runs, for 1.38× the cycles. Averaging the pairs was within 0.1 dB of maxout (seed 2 integer; seed 1 float validation and Set12 only).</w:t>
       </w:r>
     </w:p>
     <w:p>
@@ -1637,7 +1637,7 @@
         <w:t>Quantization and the same-input reference.</w:t>
       </w:r>
       <w:r>
-        <w:t xml:space="preserve"> QAT brought every ReLU and maxout model within 0.04 dB of its float version; before it they had lost up to 0.25 dB. On the same input DnCNN-S (556k, float) beats our 300k integer model by 0.2 dB on Set12 and in SSIM on both sets (by 0.001 on BSD68); its BSD68 PSNR deficit reflects training on unclipped noise.</w:t>
+        <w:t xml:space="preserve"> QAT brought every other ReLU and maxout model within 0.04 dB of its float version (from up to 0.25 dB; A, without QAT, lost 0.04 / 0.03 dB). On the same input DnCNN-S (556k, float) beats our 300k integer model by 0.2 dB on Set12 and in SSIM on both sets; its BSD68 deficit reflects training on unclipped noise.</w:t>
       </w:r>
     </w:p>
     <w:p>
@@ -2014,7 +2014,7 @@
         <w:pStyle w:val="a3"/>
       </w:pPr>
       <w:r>
-        <w:t>On a 64-multiplier integer core, a cycle model that matches the board showed that the bottleneck is the input port, not the multipliers, and two choices that look wasteful by FLOP count became cheap: space-to-depth fitted a 6.4× larger network into 25% fewer cycles, and doubling the hidden outputs and pooling them in pairs doubled the parameters for 1% more cycles, though its gain over the same-width ReLU network did not hold in every seed. These rules belong to an input structure fed by host-built windows, but the test behind them should carry over: by the cycle model about P·T/w output channels are free, so pooling 64 outputs would again be free on a core of this organization with 256 multipliers fed four values per cycle, and would not be on this core at two. EfficientNet-X [5], HALP [12] and DRACO [13] apply the same logic on TPUs, GPUs and systolic arrays. On this core at w = 4 the board matched the count behind it; elsewhere P·T/w is still a prediction. At w = 1 pooling is free in cycles only: it issued 3.0× the ReLU network's nonzero multiplications. Energy, end-to-end time without the test harness, other noise levels and color images are not reported. Code, models and board logs are in the repository.</w:t>
+        <w:t>On a 64-multiplier integer core, a cycle model that matches the board showed that the bottleneck is the input port, not the multipliers, and two choices that look wasteful by FLOP count became cheap: space-to-depth fitted a 6.4× larger network into 25% fewer cycles, and doubling the hidden outputs and pooling them in pairs doubled the parameters for 1% more cycles, though its gain over the same-width ReLU network did not hold in every seed. These rules belong to an input structure fed by host-built windows, but the test behind them should carry over: by the cycle model about P·T/w output channels are free, so pooling 64 outputs would again be free on a core of this organization with 256 multipliers fed four values per cycle, and would not be on this core at two. On this core at w = 4 the board matched the count behind it; elsewhere P·T/w is still a prediction. At w = 1 pooling is free in cycles only: it issued 3.0× the ReLU network's nonzero multiplications. Energy, end-to-end time without the test harness, other noise levels and color images are not reported. Code, models and board logs are in the repository.</w:t>
       </w:r>
     </w:p>
     <w:p>

--- a/iweict2026/PAPER_EN.docx
+++ b/iweict2026/PAPER_EN.docx
@@ -221,7 +221,7 @@
         <w:pStyle w:val="a3"/>
       </w:pPr>
       <w:r>
-        <w:t>When K dominates, the core is input-bound and up to P·T = 64 output channels cost nothing: at K = 288, COUT = 32 and 64 both take 288 cycles. The board showed one cycle more per window (on the CIFAR-10 run and the baseline) and at least COUT cycles per window, as outputs leave one per cycle (settled by B's first layer, K = 36, COUT = 64: 64 cycles). With these two parameter-free corrections, C′ = max(K + 1, ⌈COUT/P⌉·⌈K/T⌉, COUT) matches all four networks within 0.003% (Table II), against 0.4–1.6% without them; the ReLU network, run after they were fixed, was predicted within 0.0014%. All board runs used the sparse mode, which skips zero activations; it shortens only the compute term of (1).</w:t>
+        <w:t>When K dominates, the core is input-bound and up to P·T = 64 output channels cost nothing: at K = 288, COUT = 32 and 64 both take 288 cycles. The board showed one cycle more per window (on a CIFAR-10 network and the baseline) and at least COUT cycles per window, as outputs leave one per cycle (settled by B's first layer, K = 36, COUT = 64: 64 cycles). With these two parameter-free corrections, C′ = max(K + 1, ⌈COUT/P⌉·⌈K/T⌉, COUT) matches all four networks within 0.003% (Table II), against 0.4–1.6% without them; the ReLU network, run after they were fixed, was predicted within 0.0014%. All board runs used the sparse mode, which skips zero activations; it shortens only the compute term of (1).</w:t>
       </w:r>
     </w:p>
     <w:p>
@@ -235,7 +235,7 @@
         <w:t>Where the bottleneck comes from.</w:t>
       </w:r>
       <w:r>
-        <w:t xml:space="preserve"> One value per cycle is a choice of this design, not a limit of the FPGA: the core's window port takes one value per cycle, and the AXI-Stream wrapper unpacks the four 7-bit values of each 32-bit beat to match it. We treat the core, built for CIFAR-10, as given, as a user of a fixed accelerator would. With w values per cycle, about P·T/w output channels come free. To test this we built a variant that takes a whole beat (w = 4) per cycle, one value per bank. Counting every window of a test image with the feed term ⌈K/w⌉ + 1 (sparse, as on the board), pooling costs 1.55× the ReLU network at w = 2 and 2.48× at w = 4, and B, still 0.82× A at w = 2, costs 1.19× A at w = 4. On the board (Table II; WNS +0.130 ns at 100 MHz), the w = 4 variant ran all four networks bit-exactly and within 0.005% of this count, committed before the run; per layer the gap is the pipeline fill and drain (9–164 cycles), plus 12 input stalls in one layer. With on-chip line buffers [7], a window brings one new pixel, C_in values, giving 2.61× and 1.23×. w = 2 and line buffers remain predictions, and the rules below hold for this input structure. All counts use the conventional tap order (a channel's nine taps share a bank); a skewed order (bank (p + s) mod 4 for channel p at position s), which the host could apply to windows and weights without RTL changes, alters these ratios by at most 7% on the board image and reverses none (preliminary count). Host im2col, requantization and pooling take 0.07–0.13 s per image on a 4-core PC.</w:t>
+        <w:t xml:space="preserve"> One value per cycle is a choice of this design, not a limit of the FPGA: the core's window port takes one value per cycle, and the AXI-Stream wrapper unpacks the four 7-bit values of each 32-bit beat to match it. We treat the core, built for CIFAR-10, as given, as a user of a fixed accelerator would. With w values per cycle, about P·T/w output channels come free. To test this we built a variant that takes a whole beat (w = 4) per cycle, one value per bank. Counting every window of a test image with the feed term ⌈K/w⌉ + 1 (sparse, as on the board), pooling costs 1.55× the ReLU network at w = 2 and 2.48× at w = 4, and B, still 0.82× A at w = 2, costs 1.19× A at w = 4. On the board (Table II; WNS +0.130 ns at 100 MHz), the w = 4 variant ran all four networks bit-exactly and within 0.005% of this count, committed before the run; per layer the gap is the pipeline fill and drain (9–164 cycles), plus 12 input stalls in one layer. With on-chip line buffers [7], a window brings one new pixel, C_in values, giving 2.61× and 1.23×. w = 2 and line buffers remain predictions, and the rules below hold for this input structure. All counts and runs use the conventional tap order, where a channel's nine taps share a bank; a preliminary count with a skewed order (channel p of position s in bank (p + s) mod 4), which the host could apply to windows and weights without RTL changes, changes these ratios by at most 7.2% on 05.png and reverses no comparison. Host im2col, requantization and pooling take 0.07–0.13 s per image on a 4-core PC.</w:t>
       </w:r>
     </w:p>
     <w:p>
@@ -317,7 +317,7 @@
         <w:t>Training and quantization.</w:t>
       </w:r>
       <w:r>
-        <w:t xml:space="preserve"> We train on 380 Train400 [1] images, holding out every 20th for validation, with 40×40 (A) or 50×50 patches, flips, rotations, MSE and Adam (10⁻³, batch 128), halving the rate after 6 epochs without validation gain. A and B stop after 15 epochs without gain (at most 300); B-32 and 45-channel networks train for a fixed 120 epochs, seed 1 on a CPU, seeds 2–3 and the 45-channel network on a GPU. Weights are per-channel symmetric INT8 and activations 7-bit with one scale per map [18], chosen from percentiles on training images; A uses this post-training quantization only. For the others, a module that reproduces the board's integer arithmetic in float (rounding, bias units, skip scaling, pooling, 8-bit output) is then fine-tuned for 15 epochs with straight-through gradients and learned scales [20]; its PSNR matches the integer model within 0.002 dB. No checkpoint, learning-rate step or quantization range was chosen on Set12 or BSD68.</w:t>
+        <w:t xml:space="preserve"> We train on 380 Train400 [1] images, holding out every 20th for validation, with 40×40 (A) or 50×50 patches, flips, rotations, MSE and Adam (10⁻³, batch 128), halving the rate after 6 epochs without validation gain. A and B stop once the rate falls below 2 × 10⁻⁵ (epochs 118 and 137); B-32 and 45-channel networks train for a fixed 120 epochs, seed 1 on a CPU, seeds 2–3 and the 45-channel network on a GPU. Weights are per-channel symmetric INT8 and activations 7-bit with one scale per map [18], chosen from percentiles on training images; A uses this post-training quantization only. For the others, a module that reproduces the board's integer arithmetic in float (rounding, bias units, skip scaling, pooling, 8-bit output) is then fine-tuned for 15 epochs with straight-through gradients and learned scales [20]; its PSNR is within 0.002 dB of the integer model's. No checkpoint, learning-rate step or quantization range was chosen on Set12 or BSD68.</w:t>
       </w:r>
     </w:p>
     <w:p>
@@ -333,7 +333,7 @@
         <w:pStyle w:val="a3"/>
       </w:pPr>
       <w:r>
-        <w:t>The RTL was verified in a UVM [21] environment (protocol agents, a predicting scoreboard, coverage and assertions) on Verilator: 69 runs under UVM 1.2 and 46 under IEEE 1800.2-2020 on seven builds (three of them w = 4) passed, and all 15 injected bugs were caught. Shape coverage was 89–100% on a reduced build and 17–29% on the board build, whose directed shapes include the denoisers' hidden layers. On the board every layer's output is compared value by value with the integer model; every board figure passed.</w:t>
+        <w:t>The RTL was verified in a UVM [21] environment (protocol agents, a predicting scoreboard, coverage and assertions) on Verilator: 69 runs under UVM 1.2 and 46 under IEEE 1800.2-2020 on seven builds (three of them w = 4) passed, and all 15 injected bugs were caught. Shape coverage was 89–100% on a reduced build and 17–29% on the board build, whose directed shapes include those of the denoisers' hidden layers. On the board every layer's output is compared value by value with the integer model; every board figure passed.</w:t>
       </w:r>
     </w:p>
     <w:p>
@@ -1623,7 +1623,7 @@
         <w:t>Free channels against ReLU, and max against mean.</w:t>
       </w:r>
       <w:r>
-        <w:t xml:space="preserve"> Over three seeds maxout averages +0.15 / +0.10 dB above the same-width ReLU network for 1.01× the board cycles, but the seeds disagree (+0.37 / +0.26, −0.03 / −0.02 and +0.10 / +0.07 dB; image-paired SE ≤ 0.04 dB), so by the rule set before seeds 2 and 3 (every maxout seed above every ReLU seed) we do not claim pooling denoises better. Seed 1's gap was inflated by a collapse of its ReLU run (collapses hit four of the nine 120-epoch runs, of every kind). The 45-channel ReLU network (maxout's parameter count) scored 30.05 / 28.97 dB (one seed), above all six 32-channel runs, for 1.38× the cycles. Averaging the pairs was within 0.1 dB of maxout (seed 2 integer; seed 1 float validation and Set12 only).</w:t>
+        <w:t xml:space="preserve"> Over three seeds maxout averages +0.15 / +0.10 dB above the same-width ReLU network for 1.01× the board cycles, but the seeds disagree (+0.37 / +0.26, −0.03 / −0.02 and +0.10 / +0.07 dB; image-paired SE ≤ 0.04 dB), so by the rule set before seeds 2 and 3 (every maxout seed above every ReLU seed) we do not claim pooling denoises better. Seed 1's gap was inflated by a collapse of its ReLU run (collapses hit four of the nine 120-epoch runs, of all three kinds). The 45-channel ReLU network (maxout's parameter count) scored 30.05 / 28.97 dB (one seed), above all six 32-channel runs, for 1.38× the cycles. Averaging the pairs was within 0.1 dB of maxout (seed 2 integer; seed 1 float validation and Set12 only).</w:t>
       </w:r>
     </w:p>
     <w:p>
@@ -1637,7 +1637,7 @@
         <w:t>Quantization and the same-input reference.</w:t>
       </w:r>
       <w:r>
-        <w:t xml:space="preserve"> QAT brought every other ReLU and maxout model within 0.04 dB of its float version (from up to 0.25 dB; A, without QAT, lost 0.04 / 0.03 dB). On the same input DnCNN-S (556k, float) beats our 300k integer model by 0.2 dB on Set12 and in SSIM on both sets; its BSD68 deficit reflects training on unclipped noise.</w:t>
+        <w:t xml:space="preserve"> QAT brought all other ReLU and maxout models within 0.04 dB of float (from up to 0.25 dB; A, without QAT, lost 0.04 / 0.03 dB). On the same input DnCNN-S (556k, float) beats our 300k integer model by 0.2 dB on Set12 and in SSIM on both sets; its BSD68 PSNR deficit reflects training on unclipped noise.</w:t>
       </w:r>
     </w:p>
     <w:p>

--- a/iweict2026/PAPER_EN.docx
+++ b/iweict2026/PAPER_EN.docx
@@ -27,7 +27,7 @@
         <w:pStyle w:val="Author"/>
       </w:pPr>
       <w:r>
-        <w:t xml:space="preserve">(저자 이름)</w:t>
+        <w:t xml:space="preserve">Lee Yoo Joon</w:t>
       </w:r>
     </w:p>
     <w:p>
@@ -35,12 +35,86 @@
         <w:pStyle w:val="Affiliation"/>
       </w:pPr>
       <w:r>
-        <w:t xml:space="preserve">(학과), (대학교)</w:t>
+        <w:t xml:space="preserve">School of Computer Science and Engineering, Yeungnam University</w:t>
       </w:r>
     </w:p>
     <w:p>
       <w:pPr>
         <w:pStyle w:val="Affiliation"/>
+      </w:pPr>
+      <w:r>
+        <w:t xml:space="preserve">Information and Communication Engineering Major</w:t>
+      </w:r>
+    </w:p>
+    <w:p>
+      <w:pPr>
+        <w:pStyle w:val="Affiliation"/>
+      </w:pPr>
+      <w:r>
+        <w:t xml:space="preserve">Gyeongsan, Republic of Korea</w:t>
+      </w:r>
+    </w:p>
+    <w:p>
+      <w:pPr>
+        <w:pStyle w:val="Affiliation"/>
+      </w:pPr>
+      <w:r>
+        <w:t xml:space="preserve">(e-mail)</w:t>
+      </w:r>
+    </w:p>
+    <w:p>
+      <w:pPr>
+        <w:pStyle w:val="Author"/>
+      </w:pPr>
+      <w:r>
+        <w:t xml:space="preserve">(Advisor name)</w:t>
+      </w:r>
+    </w:p>
+    <w:p>
+      <w:pPr>
+        <w:pStyle w:val="Affiliation"/>
+      </w:pPr>
+      <w:r>
+        <w:t xml:space="preserve">(Dept. name of organization)</w:t>
+      </w:r>
+    </w:p>
+    <w:p>
+      <w:pPr>
+        <w:pStyle w:val="Affiliation"/>
+      </w:pPr>
+      <w:r>
+        <w:t xml:space="preserve">(Name of organization)</w:t>
+      </w:r>
+    </w:p>
+    <w:p>
+      <w:pPr>
+        <w:pStyle w:val="Affiliation"/>
+      </w:pPr>
+      <w:r>
+        <w:t xml:space="preserve">(City, Country)</w:t>
+      </w:r>
+    </w:p>
+    <w:p>
+      <w:pPr>
+        <w:pStyle w:val="Affiliation"/>
+        <w:sectPr>
+          <w:type w:val="continuous"/>
+          <w:pgSz w:w="11909" w:h="16834"/>
+          <w:pgMar w:top="1080" w:right="734" w:bottom="2434" w:left="734" w:header="720" w:footer="720" w:gutter="0"/>
+          <w:cols w:space="720" w:num="2" w:equalWidth="0">
+            <w:col w:w="4860" w:space="720"/>
+            <w:col w:w="4860"/>
+          </w:cols>
+          <w:docGrid w:linePitch="360"/>
+        </w:sectPr>
+      </w:pPr>
+      <w:r>
+        <w:t xml:space="preserve">(e-mail address)</w:t>
+      </w:r>
+    </w:p>
+    <w:p/>
+    <w:p>
+      <w:pPr>
         <w:sectPr>
           <w:type w:val="continuous"/>
           <w:pgSz w:w="11909" w:h="16834"/>
@@ -50,18 +124,6 @@
         </w:sectPr>
       </w:pPr>
     </w:p>
-    <w:p/>
-    <w:p>
-      <w:pPr>
-        <w:sectPr>
-          <w:type w:val="continuous"/>
-          <w:pgSz w:w="11909" w:h="16834"/>
-          <w:pgMar w:top="1080" w:right="734" w:bottom="2434" w:left="734" w:header="720" w:footer="720" w:gutter="0"/>
-          <w:cols w:space="720"/>
-          <w:docGrid w:linePitch="360"/>
-        </w:sectPr>
-      </w:pPr>
-    </w:p>
     <w:p>
       <w:pPr>
         <w:pStyle w:val="Abstract"/>
@@ -99,7 +161,7 @@
         <w:pStyle w:val="a3"/>
       </w:pPr>
       <w:r>
-        <w:t>We study the same principle at a smaller scale and at cycle level, measured on the board rather than simulated, on an integer CNN core of our own design for a Zynq XC7Z020, a test vehicle, slower than a PC CPU (Section V): 64 multipliers, one bitstream that runs every layer with only its shape changed, 7-bit unsigned inputs and a ReLU on every output. Because its input port takes one value per cycle, a window costs the number of values streamed, K, and output channels up to the multiplier count cost nothing. Our contributions are:</w:t>
+        <w:t>We study the same principle at a smaller scale and at cycle level, measured on the board rather than simulated, on an integer CNN core of our own design for a Zynq XC7Z020, a test vehicle, slower than a PC CPU (Section V): 64 multipliers, 7-bit unsigned inputs and a ReLU on every output. Its input port takes one value per cycle, so a window of K values costs K cycles for up to 64 output channels. Our contributions are:</w:t>
       </w:r>
     </w:p>
     <w:p>
@@ -107,7 +169,7 @@
         <w:pStyle w:val="a3"/>
       </w:pPr>
       <w:r>
-        <w:t>1. a cycle model, validated on the board, that separates what is free on this core (output channels up to 64, kernel shape, resampling, host-side operations) from what costs (K); 2. an iso-cycle comparison of two choices that this model favours although they look wasteful by FLOP count: space-to-depth, which fits a 6.4× larger network in 25% fewer cycles, and doubled hidden outputs pooled in pairs (maxout), whose hidden layers keep their cycle count on the board, compared with a same-width ReLU network over three seeds and a mean-pooling control over two; 3. integer models, trained with quantization-aware training that reproduces the board's arithmetic, that beat BM3D on the same input, verified bit for bit on the board.</w:t>
+        <w:t>1. a cycle model, validated on the board, that separates what is free on this core (output channels up to 64, kernel shape, resampling, host-side operations) from what costs (K); 2. an iso-cycle comparison of two choices that this model favours although they look wasteful by FLOP count: space-to-depth, and doubled hidden outputs pooled in pairs (maxout), whose hidden layers keep their cycle count on the board, compared with a same-width ReLU network over three seeds and a mean-pooling control over two; 3. integer models, trained with quantization-aware training that reproduces the board's arithmetic, that beat BM3D on the same input, verified bit for bit on the board.</w:t>
       </w:r>
     </w:p>
     <w:p>
@@ -115,7 +177,7 @@
         <w:pStyle w:val="a3"/>
       </w:pPr>
       <w:r>
-        <w:t>Space-to-depth [14], [5], maxout [15]–[17] and quantization-aware training [18] are known techniques; our claim concerns the reason for choosing them. It holds for host-built windows fed one value per cycle; with four values per cycle (measured) or on-chip line buffers (predicted) the same model gives different choices (Section II).</w:t>
+        <w:t>Space-to-depth [14], [5], maxout [15]–[17] and quantization-aware training [18] are known; our claim concerns the reason for choosing them. It holds for host-built windows fed one value per cycle; with four values per cycle (measured) or line buffers (predicted) the same model gives different choices.</w:t>
       </w:r>
     </w:p>
     <w:p>
@@ -189,7 +251,7 @@
         <w:t>Core.</w:t>
       </w:r>
       <w:r>
-        <w:t xml:space="preserve"> The core receives one window of K activations and computes ReLU(b + Σ w·x) for COUT output channels, with INT8 weights, INT32 accumulation and 7-bit activations. Its 64 multipliers are P = 16 output-channel lanes times T = 4 tap banks; K ≤ 1152 and COUT ≤ 128 are set per run. The design uses 21% of the LUTs, 51% of the BRAM and no DSP slice. Timing closes at 100 MHz (WNS +0.221 ns); the board runs use the 50 MHz default clock, and a 100 MHz run gave the same cycle count.</w:t>
+        <w:t xml:space="preserve"> The core receives one window of K activations and computes ReLU(b + Σ w·x) for COUT output channels, with INT8 weights, INT32 accumulation and 7-bit activations. Its 64 multipliers are P = 16 output-channel lanes times T = 4 tap banks; K ≤ 1152 and COUT ≤ 128 are set per run. The design uses 21% of the LUTs, 51% of the BRAM and no DSP slice. Timing closes at 100 MHz (WNS +0.221 ns); the board runs use 50 MHz, and a 100 MHz run gave the same cycle count.</w:t>
       </w:r>
     </w:p>
     <w:p>
@@ -235,7 +297,7 @@
         <w:t>Where the bottleneck comes from.</w:t>
       </w:r>
       <w:r>
-        <w:t xml:space="preserve"> One value per cycle is a choice of this design, not a limit of the FPGA: the core's window port takes one value per cycle, and the AXI-Stream wrapper unpacks the four 7-bit values of each 32-bit beat to match it. We treat the core, built for CIFAR-10, as given, as a user of a fixed accelerator would. With w values per cycle, about P·T/w output channels come free. To test this we built a variant that takes a whole beat (w = 4) per cycle, one value per bank. Counting every window of a test image with the feed term ⌈K/w⌉ + 1 (sparse, as on the board), pooling costs 1.55× the ReLU network at w = 2 and 2.48× at w = 4, and B, still 0.82× A at w = 2, costs 1.19× A at w = 4. On the board (Table II; WNS +0.130 ns at 100 MHz), the w = 4 variant ran all four networks bit-exactly and within 0.005% of this count, committed before the run; per layer the gap is the pipeline fill and drain (9–164 cycles), plus 12 input stalls in one layer. With on-chip line buffers [7], a window brings one new pixel, C_in values, giving 2.61× and 1.23×. w = 2 and line buffers remain predictions, and the rules below hold for this input structure. All counts and runs use the conventional tap order, where a channel's nine taps share a bank; a preliminary count with a skewed order (channel p of position s in bank (p + s) mod 4), which the host could apply to windows and weights without RTL changes, changes these ratios by at most 7.2% on 05.png and reverses no comparison. Host im2col, requantization and pooling take 0.07–0.13 s per image on a 4-core PC.</w:t>
+        <w:t xml:space="preserve"> One value per cycle is a choice of this design, not a limit of the FPGA: the AXI-Stream wrapper unpacks the four 7-bit values of each 32-bit beat to match the core's window port. We treat the core, built for CIFAR-10, as given, as a user of a fixed accelerator would. With w values per cycle, about P·T/w output channels come free. To test this we built a variant that takes a whole beat (w = 4) per cycle, one value per bank. Counting every window of 05.png with the feed term ⌈K/w⌉ + 1 (sparse mode), pooling costs 1.55× the ReLU network at w = 2 and 2.48× at w = 4, and B, still 0.82× A at w = 2, costs 1.19× A at w = 4. On the board (Table II), the w = 4 variant ran all four networks bit-exactly and within 0.005% of this count, committed before the run; per layer the gap is the pipeline fill and drain, plus 12 input stalls in one layer. With on-chip line buffers [7], a window brings one new pixel, C_in values, giving 2.61× and 1.23×. w = 2 and line buffers remain predictions. All counts and runs use the conventional tap order, where a channel's nine taps share a bank; a preliminary count with a skewed order (channel p of position s in bank (p + s) mod 4), which the host could apply to windows and weights without RTL changes, changes these ratios by at most 7.2% on 05.png and reverses no comparison. Host im2col, requantization and pooling take 0.07–0.13 s per image on a 4-core PC.</w:t>
       </w:r>
     </w:p>
     <w:p>
@@ -317,7 +379,7 @@
         <w:t>Training and quantization.</w:t>
       </w:r>
       <w:r>
-        <w:t xml:space="preserve"> We train on 380 Train400 [1] images, holding out every 20th for validation, with 40×40 (A) or 50×50 patches, flips, rotations, MSE and Adam (10⁻³, batch 128), halving the rate after 6 epochs without validation gain. A and B stop once the rate falls below 2 × 10⁻⁵ (epochs 118 and 137); B-32 and 45-channel networks train for a fixed 120 epochs, seed 1 on a CPU, seeds 2–3 and the 45-channel network on a GPU. Weights are per-channel symmetric INT8 and activations 7-bit with one scale per map [18], chosen from percentiles on training images; A uses this post-training quantization only. For the others, a module that reproduces the board's integer arithmetic in float (rounding, bias units, skip scaling, pooling, 8-bit output) is then fine-tuned for 15 epochs with straight-through gradients and learned scales [20]; its PSNR is within 0.002 dB of the integer model's. No checkpoint, learning-rate step or quantization range was chosen on Set12 or BSD68.</w:t>
+        <w:t xml:space="preserve"> We train on 380 Train400 [1] images, holding out every 20th for validation, with 40×40 (A) or 50×50 patches, flips, rotations, MSE and Adam (10⁻³, batch 128), halving the rate after 6 epochs without validation gain. A and B stop once the rate falls below 2 × 10⁻⁵ (epochs 118 and 137); B-32 and 45-channel networks train for a fixed 120 epochs (B-32 seed 1 on a CPU, the rest on a GPU). Weights are per-channel symmetric INT8 and activations 7-bit with one scale per map [18], chosen from percentiles on training images; A uses this post-training quantization only. For the others, a module that reproduces the board's integer arithmetic in float (rounding, bias units, skip scaling, pooling, 8-bit output) is then fine-tuned for 15 epochs with straight-through gradients and learned scales [20]; its PSNR is within 0.002 dB of the integer model's. No checkpoint, learning-rate step or quantization range was chosen on Set12 or BSD68.</w:t>
       </w:r>
     </w:p>
     <w:p>
@@ -333,7 +395,7 @@
         <w:pStyle w:val="a3"/>
       </w:pPr>
       <w:r>
-        <w:t>The RTL was verified in a UVM [21] environment (protocol agents, a predicting scoreboard, coverage and assertions) on Verilator: 69 runs under UVM 1.2 and 46 under IEEE 1800.2-2020 on seven builds (three of them w = 4) passed, and all 15 injected bugs were caught. Shape coverage was 89–100% on a reduced build and 17–29% on the board build, whose directed shapes include those of the denoisers' hidden layers. On the board every layer's output is compared value by value with the integer model; every board figure passed.</w:t>
+        <w:t>On Verilator, 69 UVM [21] runs under UVM 1.2 and 46 under IEEE 1800.2-2020 on seven builds (three with w = 4) passed; all 15 injected bugs were caught. Shape coverage was 89–100% on a reduced build and 17–29% on the board build, whose directed tests include the denoisers' hidden-layer shapes. On the board every layer matched the integer model exactly.</w:t>
       </w:r>
     </w:p>
     <w:p>
@@ -355,7 +417,7 @@
         <w:t>Setup.</w:t>
       </w:r>
       <w:r>
-        <w:t xml:space="preserve"> Set12 and BSD68 [22] at σ = 25, with the same noise for every method, clipped and quantized to 7 bits. This input is the CNNs' training distribution but not BM3D's: on unclipped noise BM3D gains 0.03 / 0.26 dB (Set12 / BSD68), and tuning its σ changes it by under 0.1 dB, so Table I lists both. As a CNN reference on the same input we evaluate the public DnCNN-S weights [1] (float, trained on unclipped noise). SSIM [23] ranks our integer models as PSNR does, except for models under 0.03 dB apart. Integer PSNR is that of the integer model, which the board reproduces bit for bit. Between single-seed networks, differences under 0.1 dB are not interpreted.</w:t>
+        <w:t xml:space="preserve"> Set12 and BSD68 [22] at σ = 25, with the same noise for every method, clipped and quantized to 7 bits. This input is our CNNs' training distribution but not BM3D's: on unclipped noise BM3D gains 0.03 / 0.26 dB (Set12 / BSD68), and tuning its σ changes it by under 0.1 dB, so Table I lists both. As a same-input CNN reference we evaluate the public DnCNN-S weights [1] (float). SSIM [23] ranks our integer models as PSNR does, except those under 0.03 dB apart. Integer PSNR is the integer model's, which the board reproduces bit for bit. Between single-seed networks, differences under 0.1 dB are not interpreted.</w:t>
       </w:r>
     </w:p>
     <w:p>
@@ -1623,7 +1685,7 @@
         <w:t>Free channels against ReLU, and max against mean.</w:t>
       </w:r>
       <w:r>
-        <w:t xml:space="preserve"> Over three seeds maxout averages +0.15 / +0.10 dB above the same-width ReLU network for 1.01× the board cycles, but the seeds disagree (+0.37 / +0.26, −0.03 / −0.02 and +0.10 / +0.07 dB; image-paired SE ≤ 0.04 dB), so by the rule set before seeds 2 and 3 (every maxout seed above every ReLU seed) we do not claim pooling denoises better. Seed 1's gap was inflated by a collapse of its ReLU run (collapses hit four of the nine 120-epoch runs, of all three kinds). The 45-channel ReLU network (maxout's parameter count) scored 30.05 / 28.97 dB (one seed), above all six 32-channel runs, for 1.38× the cycles. Averaging the pairs was within 0.1 dB of maxout (seed 2 integer; seed 1 float validation and Set12 only).</w:t>
+        <w:t xml:space="preserve"> Over three seeds maxout averages +0.15 / +0.10 dB above the same-width ReLU network for 1.01× the board cycles, but the seeds disagree (+0.37 / +0.26, −0.03 / −0.02 and +0.10 / +0.07 dB; image-paired SE ≤ 0.04 dB), so by the rule set before seeds 2 and 3 (every maxout seed above every ReLU seed) we do not claim pooling denoises better. Seed 1's gap was inflated by a collapse of its ReLU run (collapses hit four of the nine 120-epoch runs, of all three kinds). The 45-channel ReLU network scored 30.05 / 28.97 dB (one seed), above all six 32-channel runs, for 1.38× the cycles. Mean pooling was within 0.1 dB of maxout (seed 2 integer; seed 1 float validation and Set12 only).</w:t>
       </w:r>
     </w:p>
     <w:p>
@@ -1637,7 +1699,7 @@
         <w:t>Quantization and the same-input reference.</w:t>
       </w:r>
       <w:r>
-        <w:t xml:space="preserve"> QAT brought all other ReLU and maxout models within 0.04 dB of float (from up to 0.25 dB; A, without QAT, lost 0.04 / 0.03 dB). On the same input DnCNN-S (556k, float) beats our 300k integer model by 0.2 dB on Set12 and in SSIM on both sets; its BSD68 PSNR deficit reflects training on unclipped noise.</w:t>
+        <w:t xml:space="preserve"> QAT brought all other ReLU and maxout models within 0.04 dB of float (from up to 0.25 dB; A, without QAT, lost 0.04 / 0.03 dB). DnCNN-S (556k, float) beats our 300k integer model by 0.2 dB on Set12 and in SSIM on both sets; its BSD68 PSNR deficit reflects training on unclipped noise.</w:t>
       </w:r>
     </w:p>
     <w:p>
@@ -1651,7 +1713,7 @@
         <w:t>Board.</w:t>
       </w:r>
       <w:r>
-        <w:t xml:space="preserve"> The maxout layers (K = 288, 64 outputs) took 289 cycles per window, like the 32-output layers of A and the ReLU network: doubling the outputs cost no core cycles at w = 1 (Table II). Throughput is low: at 50 MHz, 0.9–2.3 s of core time per 256×256 image (0.27–0.90 s at w = 4), against 30–38 ms for float PyTorch on a 4-core CPU. The JTAG harness dominates wall-clock time, and the on-chip ARM was not compared.</w:t>
+        <w:t xml:space="preserve"> Maxout's hidden layers took 289 cycles per window, as 32-output ones did: doubling the outputs cost no core cycles at w = 1 (Table II). Throughput is low: at 50 MHz, 0.9–2.3 s of core time per 256×256 image (0.27–0.90 s at w = 4), against 30–38 ms for float PyTorch on a 4-core CPU. The JTAG harness dominates wall-clock time; the on-chip ARM was not compared.</w:t>
       </w:r>
     </w:p>
     <w:p>
@@ -2014,7 +2076,7 @@
         <w:pStyle w:val="a3"/>
       </w:pPr>
       <w:r>
-        <w:t>On a 64-multiplier integer core, a cycle model that matches the board showed that the bottleneck is the input port, not the multipliers, and two choices that look wasteful by FLOP count became cheap: space-to-depth fitted a 6.4× larger network into 25% fewer cycles, and doubling the hidden outputs and pooling them in pairs doubled the parameters for 1% more cycles, though its gain over the same-width ReLU network did not hold in every seed. These rules belong to an input structure fed by host-built windows, but the test behind them should carry over: by the cycle model about P·T/w output channels are free, so pooling 64 outputs would again be free on a core of this organization with 256 multipliers fed four values per cycle, and would not be on this core at two. On this core at w = 4 the board matched the count behind it; elsewhere P·T/w is still a prediction. At w = 1 pooling is free in cycles only: it issued 3.0× the ReLU network's nonzero multiplications. Energy, end-to-end time without the test harness, other noise levels and color images are not reported. Code, models and board logs are in the repository.</w:t>
+        <w:t>On a 64-multiplier integer core, a cycle model that matches the board showed that the bottleneck is the input port, not the multipliers, and two choices that look wasteful by FLOP count became cheap: space-to-depth fitted a 6.4× larger network into 25% fewer cycles, and maxout doubled the parameters for 1% more cycles, though its gain over the same-width ReLU network did not hold in every seed. These rules belong to an input structure fed by host-built windows, but the test behind them should carry over: by the cycle model about P·T/w output channels are free, so pooling 64 outputs would again be free on a core of this organization with 256 multipliers fed four values per cycle, but not on this core at two. On this core at w = 4 the board matched the model's count; elsewhere P·T/w is still a prediction. At w = 1 pooling is free in cycles only: it issued 3.0× the ReLU network's nonzero multiplications. Energy, end-to-end time without the test harness, other noise levels and color images are not reported. Code, models and board logs are in the repository.</w:t>
       </w:r>
     </w:p>
     <w:p>

--- a/iweict2026/PAPER_EN.docx
+++ b/iweict2026/PAPER_EN.docx
@@ -2494,6 +2494,10 @@
     <w:p>
       <w:pPr>
         <w:pStyle w:val="references"/>
+        <w:numPr>
+          <w:ilvl w:val="0"/>
+          <w:numId w:val="0"/>
+        </w:numPr>
         <w:sectPr>
           <w:type w:val="continuous"/>
           <w:pgSz w:w="11909" w:h="16834"/>
